--- a/SELLL-Engine/SELLL-Ideal-Customer-Profile.docx
+++ b/SELLL-Engine/SELLL-Ideal-Customer-Profile.docx
@@ -4,27 +4,54 @@
   <w:body>
     <w:p>
       <w:pPr>
-        <w:spacing w:before="800"/>
+        <w:spacing w:before="0" w:after="160"/>
         <w:jc w:val="center"/>
       </w:pPr>
       <w:r>
-        <w:rPr>
-          <w:b/>
-          <w:color w:val="00C28B"/>
-          <w:sz w:val="56"/>
-        </w:rPr>
-        <w:t>SELLL.io</w:t>
+        <w:drawing>
+          <wp:inline xmlns:a="http://schemas.openxmlformats.org/drawingml/2006/main" xmlns:pic="http://schemas.openxmlformats.org/drawingml/2006/picture">
+            <wp:extent cx="2926080" cy="643738"/>
+            <wp:docPr id="1" name="Picture 1"/>
+            <wp:cNvGraphicFramePr>
+              <a:graphicFrameLocks noChangeAspect="1"/>
+            </wp:cNvGraphicFramePr>
+            <a:graphic>
+              <a:graphicData uri="http://schemas.openxmlformats.org/drawingml/2006/picture">
+                <pic:pic>
+                  <pic:nvPicPr>
+                    <pic:cNvPr id="0" name="selll_logo.png"/>
+                    <pic:cNvPicPr/>
+                  </pic:nvPicPr>
+                  <pic:blipFill>
+                    <a:blip r:embed="rId9"/>
+                    <a:stretch>
+                      <a:fillRect/>
+                    </a:stretch>
+                  </pic:blipFill>
+                  <pic:spPr>
+                    <a:xfrm>
+                      <a:off x="0" y="0"/>
+                      <a:ext cx="2926080" cy="643738"/>
+                    </a:xfrm>
+                    <a:prstGeom prst="rect"/>
+                  </pic:spPr>
+                </pic:pic>
+              </a:graphicData>
+            </a:graphic>
+          </wp:inline>
+        </w:drawing>
       </w:r>
     </w:p>
     <w:p>
       <w:pPr>
+        <w:spacing w:before="200"/>
         <w:jc w:val="center"/>
       </w:pPr>
       <w:r>
         <w:rPr>
           <w:b/>
           <w:color w:val="1A1A2E"/>
-          <w:sz w:val="40"/>
+          <w:sz w:val="44"/>
         </w:rPr>
         <w:t>Ideal Customer Profile</w:t>
       </w:r>
@@ -35,76 +62,76 @@
       </w:pPr>
       <w:r>
         <w:rPr>
-          <w:b w:val="0"/>
           <w:i/>
-          <w:color w:val="888888"/>
+          <w:color w:val="E8B830"/>
           <w:sz w:val="22"/>
         </w:rPr>
-        <w:t>Signal-triggered · AI-orchestrated · B2B Revenue Engine</w:t>
+        <w:t>Signal-triggered Â· AI-orchestrated Â· B2B Revenue Engine</w:t>
       </w:r>
     </w:p>
     <w:p>
       <w:pPr>
+        <w:spacing w:before="120"/>
         <w:jc w:val="center"/>
       </w:pPr>
       <w:r>
         <w:rPr>
-          <w:b w:val="0"/>
-          <w:i w:val="0"/>
           <w:color w:val="888888"/>
           <w:sz w:val="18"/>
         </w:rPr>
-        <w:t>Generated: June 2026  |  Confidential — Internal Use Only</w:t>
+        <w:t>Generated: June 2026  |  Confidential â€” Internal Use</w:t>
       </w:r>
     </w:p>
     <w:p/>
-    <w:p/>
     <w:p>
       <w:pPr>
-        <w:spacing w:before="360" w:after="120"/>
+        <w:spacing w:before="320" w:after="100"/>
         <w:pBdr>
-          <w:bottom w:val="single" w:sz="6" w:space="4" w:color="00C28B"/>
+          <w:bottom w:val="single" w:sz="6" w:space="3" w:color="E8B830"/>
         </w:pBdr>
       </w:pPr>
       <w:r>
         <w:rPr>
           <w:b/>
-          <w:color w:val="00C28B"/>
-          <w:sz w:val="26"/>
+          <w:color w:val="E8B830"/>
+          <w:sz w:val="24"/>
         </w:rPr>
         <w:t>ICP SUMMARY</w:t>
       </w:r>
     </w:p>
     <w:p>
       <w:pPr>
-        <w:spacing w:after="120"/>
+        <w:spacing w:after="100"/>
       </w:pPr>
       <w:r>
         <w:rPr>
+          <w:i w:val="0"/>
           <w:color w:val="1A1A2E"/>
           <w:sz w:val="20"/>
         </w:rPr>
-        <w:t>SELLL's ideal customer is a B2B company with a product people want to buy but no system to find them predictably. They're generating some revenue — proof the product works — but pipeline comes from relationships, referrals, or luck. They know they need outbound. They either haven't started or have tried it and got nothing back.</w:t>
+        <w:t>SELLL's ideal customer is a B2B company with a product people want to buy but no system to find them predictably. They're generating some revenue â€” proof the product works â€” but pipeline comes from relationships, referrals, or luck.</w:t>
       </w:r>
     </w:p>
     <w:p>
       <w:pPr>
-        <w:spacing w:after="120"/>
+        <w:spacing w:after="100"/>
       </w:pPr>
       <w:r>
         <w:rPr>
+          <w:i w:val="0"/>
           <w:color w:val="1A1A2E"/>
           <w:sz w:val="20"/>
         </w:rPr>
-        <w:t>The sweet spot is 10–100 employees, $500K–$10M ARR, selling a B2B product or service with an ACV of $5K–$100K. These companies are past the 'will anyone pay for this' question. They're stuck on 'how do we get in front of the right 50 people every week without the founder doing it manually.'</w:t>
+        <w:t>The sweet spot is 10â€“100 employees, $500Kâ€“$10M ARR, selling a B2B product or service with an ACV of $5Kâ€“$100K. They're past the 'will anyone pay for this' question. They're stuck on 'how do we get in front of the right 50 people every week without the founder doing it manually.'</w:t>
       </w:r>
     </w:p>
     <w:p>
       <w:pPr>
-        <w:spacing w:after="120"/>
+        <w:spacing w:after="100"/>
       </w:pPr>
       <w:r>
         <w:rPr>
+          <w:i w:val="0"/>
           <w:color w:val="1A1A2E"/>
           <w:sz w:val="20"/>
         </w:rPr>
@@ -113,16 +140,16 @@
     </w:p>
     <w:p>
       <w:pPr>
-        <w:spacing w:before="360" w:after="120"/>
+        <w:spacing w:before="320" w:after="100"/>
         <w:pBdr>
-          <w:bottom w:val="single" w:sz="6" w:space="4" w:color="00C28B"/>
+          <w:bottom w:val="single" w:sz="6" w:space="3" w:color="E8B830"/>
         </w:pBdr>
       </w:pPr>
       <w:r>
         <w:rPr>
           <w:b/>
-          <w:color w:val="00C28B"/>
-          <w:sz w:val="26"/>
+          <w:color w:val="E8B830"/>
+          <w:sz w:val="24"/>
         </w:rPr>
         <w:t>SEGMENT MAP</w:t>
       </w:r>
@@ -145,7 +172,7 @@
       <w:tr>
         <w:tc>
           <w:tcPr>
-            <w:tcW w:type="dxa" w:w="2160"/>
+            <w:tcW w:type="dxa" w:w="2016"/>
             <w:shd w:val="clear" w:color="auto" w:fill="1A1A2E"/>
           </w:tcPr>
           <w:p>
@@ -165,7 +192,7 @@
         </w:tc>
         <w:tc>
           <w:tcPr>
-            <w:tcW w:type="dxa" w:w="1296"/>
+            <w:tcW w:type="dxa" w:w="1224"/>
             <w:shd w:val="clear" w:color="auto" w:fill="1A1A2E"/>
           </w:tcPr>
           <w:p>
@@ -185,7 +212,7 @@
         </w:tc>
         <w:tc>
           <w:tcPr>
-            <w:tcW w:type="dxa" w:w="1440"/>
+            <w:tcW w:type="dxa" w:w="1368"/>
             <w:shd w:val="clear" w:color="auto" w:fill="1A1A2E"/>
           </w:tcPr>
           <w:p>
@@ -225,7 +252,7 @@
         </w:tc>
         <w:tc>
           <w:tcPr>
-            <w:tcW w:type="dxa" w:w="1584"/>
+            <w:tcW w:type="dxa" w:w="1512"/>
             <w:shd w:val="clear" w:color="auto" w:fill="1A1A2E"/>
           </w:tcPr>
           <w:p>
@@ -245,7 +272,7 @@
         </w:tc>
         <w:tc>
           <w:tcPr>
-            <w:tcW w:type="dxa" w:w="1296"/>
+            <w:tcW w:type="dxa" w:w="1224"/>
             <w:shd w:val="clear" w:color="auto" w:fill="1A1A2E"/>
           </w:tcPr>
           <w:p>
@@ -267,8 +294,8 @@
       <w:tr>
         <w:tc>
           <w:tcPr>
-            <w:tcW w:type="dxa" w:w="2160"/>
-            <w:shd w:val="clear" w:color="auto" w:fill="F4F4F4"/>
+            <w:tcW w:type="dxa" w:w="2016"/>
+            <w:shd w:val="clear" w:color="auto" w:fill="FAF6E9"/>
           </w:tcPr>
           <w:p>
             <w:r/>
@@ -277,14 +304,14 @@
                 <w:color w:val="1A1A2E"/>
                 <w:sz w:val="18"/>
               </w:rPr>
-              <w:t>S1 — Solo / Micro</w:t>
+              <w:t>S1 â€” Solo / Micro</w:t>
             </w:r>
           </w:p>
         </w:tc>
         <w:tc>
           <w:tcPr>
-            <w:tcW w:type="dxa" w:w="1296"/>
-            <w:shd w:val="clear" w:color="auto" w:fill="F4F4F4"/>
+            <w:tcW w:type="dxa" w:w="1224"/>
+            <w:shd w:val="clear" w:color="auto" w:fill="FAF6E9"/>
           </w:tcPr>
           <w:p>
             <w:r/>
@@ -293,14 +320,14 @@
                 <w:color w:val="1A1A2E"/>
                 <w:sz w:val="18"/>
               </w:rPr>
-              <w:t>1–10</w:t>
+              <w:t>1â€“10</w:t>
             </w:r>
           </w:p>
         </w:tc>
         <w:tc>
           <w:tcPr>
-            <w:tcW w:type="dxa" w:w="1440"/>
-            <w:shd w:val="clear" w:color="auto" w:fill="F4F4F4"/>
+            <w:tcW w:type="dxa" w:w="1368"/>
+            <w:shd w:val="clear" w:color="auto" w:fill="FAF6E9"/>
           </w:tcPr>
           <w:p>
             <w:r/>
@@ -309,14 +336,14 @@
                 <w:color w:val="1A1A2E"/>
                 <w:sz w:val="18"/>
               </w:rPr>
-              <w:t>$0–$1M</w:t>
+              <w:t>$0â€“$1M</w:t>
             </w:r>
           </w:p>
         </w:tc>
         <w:tc>
           <w:tcPr>
             <w:tcW w:type="dxa" w:w="2160"/>
-            <w:shd w:val="clear" w:color="auto" w:fill="F4F4F4"/>
+            <w:shd w:val="clear" w:color="auto" w:fill="FAF6E9"/>
           </w:tcPr>
           <w:p>
             <w:r/>
@@ -331,8 +358,8 @@
         </w:tc>
         <w:tc>
           <w:tcPr>
-            <w:tcW w:type="dxa" w:w="1584"/>
-            <w:shd w:val="clear" w:color="auto" w:fill="F4F4F4"/>
+            <w:tcW w:type="dxa" w:w="1512"/>
+            <w:shd w:val="clear" w:color="auto" w:fill="FAF6E9"/>
           </w:tcPr>
           <w:p>
             <w:r/>
@@ -341,14 +368,14 @@
                 <w:color w:val="1A1A2E"/>
                 <w:sz w:val="18"/>
               </w:rPr>
-              <w:t>High (time-poor)</w:t>
+              <w:t>High</w:t>
             </w:r>
           </w:p>
         </w:tc>
         <w:tc>
           <w:tcPr>
-            <w:tcW w:type="dxa" w:w="1296"/>
-            <w:shd w:val="clear" w:color="auto" w:fill="F4F4F4"/>
+            <w:tcW w:type="dxa" w:w="1224"/>
+            <w:shd w:val="clear" w:color="auto" w:fill="FAF6E9"/>
           </w:tcPr>
           <w:p>
             <w:r/>
@@ -365,7 +392,7 @@
       <w:tr>
         <w:tc>
           <w:tcPr>
-            <w:tcW w:type="dxa" w:w="2160"/>
+            <w:tcW w:type="dxa" w:w="2016"/>
             <w:shd w:val="clear" w:color="auto" w:fill="FFFFFF"/>
           </w:tcPr>
           <w:p>
@@ -375,13 +402,13 @@
                 <w:color w:val="1A1A2E"/>
                 <w:sz w:val="18"/>
               </w:rPr>
-              <w:t>S2 — Growth No-Sales</w:t>
+              <w:t>S2 â€” Growth No-Sales</w:t>
             </w:r>
           </w:p>
         </w:tc>
         <w:tc>
           <w:tcPr>
-            <w:tcW w:type="dxa" w:w="1296"/>
+            <w:tcW w:type="dxa" w:w="1224"/>
             <w:shd w:val="clear" w:color="auto" w:fill="FFFFFF"/>
           </w:tcPr>
           <w:p>
@@ -391,13 +418,13 @@
                 <w:color w:val="1A1A2E"/>
                 <w:sz w:val="18"/>
               </w:rPr>
-              <w:t>10–50</w:t>
+              <w:t>10â€“50</w:t>
             </w:r>
           </w:p>
         </w:tc>
         <w:tc>
           <w:tcPr>
-            <w:tcW w:type="dxa" w:w="1440"/>
+            <w:tcW w:type="dxa" w:w="1368"/>
             <w:shd w:val="clear" w:color="auto" w:fill="FFFFFF"/>
           </w:tcPr>
           <w:p>
@@ -407,7 +434,7 @@
                 <w:color w:val="1A1A2E"/>
                 <w:sz w:val="18"/>
               </w:rPr>
-              <w:t>$500K–$5M</w:t>
+              <w:t>$500Kâ€“$5M</w:t>
             </w:r>
           </w:p>
         </w:tc>
@@ -429,7 +456,7 @@
         </w:tc>
         <w:tc>
           <w:tcPr>
-            <w:tcW w:type="dxa" w:w="1584"/>
+            <w:tcW w:type="dxa" w:w="1512"/>
             <w:shd w:val="clear" w:color="auto" w:fill="FFFFFF"/>
           </w:tcPr>
           <w:p>
@@ -445,7 +472,7 @@
         </w:tc>
         <w:tc>
           <w:tcPr>
-            <w:tcW w:type="dxa" w:w="1296"/>
+            <w:tcW w:type="dxa" w:w="1224"/>
             <w:shd w:val="clear" w:color="auto" w:fill="FFFFFF"/>
           </w:tcPr>
           <w:p>
@@ -455,7 +482,7 @@
                 <w:color w:val="1A1A2E"/>
                 <w:sz w:val="18"/>
               </w:rPr>
-              <w:t>★ Best Fit</w:t>
+              <w:t>â˜… Best Fit</w:t>
             </w:r>
           </w:p>
         </w:tc>
@@ -463,8 +490,8 @@
       <w:tr>
         <w:tc>
           <w:tcPr>
-            <w:tcW w:type="dxa" w:w="2160"/>
-            <w:shd w:val="clear" w:color="auto" w:fill="F4F4F4"/>
+            <w:tcW w:type="dxa" w:w="2016"/>
+            <w:shd w:val="clear" w:color="auto" w:fill="FAF6E9"/>
           </w:tcPr>
           <w:p>
             <w:r/>
@@ -473,14 +500,14 @@
                 <w:color w:val="1A1A2E"/>
                 <w:sz w:val="18"/>
               </w:rPr>
-              <w:t>S3 — SMB Scaling</w:t>
+              <w:t>S3 â€” SMB Scaling</w:t>
             </w:r>
           </w:p>
         </w:tc>
         <w:tc>
           <w:tcPr>
-            <w:tcW w:type="dxa" w:w="1296"/>
-            <w:shd w:val="clear" w:color="auto" w:fill="F4F4F4"/>
+            <w:tcW w:type="dxa" w:w="1224"/>
+            <w:shd w:val="clear" w:color="auto" w:fill="FAF6E9"/>
           </w:tcPr>
           <w:p>
             <w:r/>
@@ -489,14 +516,14 @@
                 <w:color w:val="1A1A2E"/>
                 <w:sz w:val="18"/>
               </w:rPr>
-              <w:t>50–100</w:t>
+              <w:t>50â€“100</w:t>
             </w:r>
           </w:p>
         </w:tc>
         <w:tc>
           <w:tcPr>
-            <w:tcW w:type="dxa" w:w="1440"/>
-            <w:shd w:val="clear" w:color="auto" w:fill="F4F4F4"/>
+            <w:tcW w:type="dxa" w:w="1368"/>
+            <w:shd w:val="clear" w:color="auto" w:fill="FAF6E9"/>
           </w:tcPr>
           <w:p>
             <w:r/>
@@ -505,14 +532,14 @@
                 <w:color w:val="1A1A2E"/>
                 <w:sz w:val="18"/>
               </w:rPr>
-              <w:t>$3M–$15M</w:t>
+              <w:t>$3Mâ€“$15M</w:t>
             </w:r>
           </w:p>
         </w:tc>
         <w:tc>
           <w:tcPr>
             <w:tcW w:type="dxa" w:w="2160"/>
-            <w:shd w:val="clear" w:color="auto" w:fill="F4F4F4"/>
+            <w:shd w:val="clear" w:color="auto" w:fill="FAF6E9"/>
           </w:tcPr>
           <w:p>
             <w:r/>
@@ -527,8 +554,8 @@
         </w:tc>
         <w:tc>
           <w:tcPr>
-            <w:tcW w:type="dxa" w:w="1584"/>
-            <w:shd w:val="clear" w:color="auto" w:fill="F4F4F4"/>
+            <w:tcW w:type="dxa" w:w="1512"/>
+            <w:shd w:val="clear" w:color="auto" w:fill="FAF6E9"/>
           </w:tcPr>
           <w:p>
             <w:r/>
@@ -543,8 +570,8 @@
         </w:tc>
         <w:tc>
           <w:tcPr>
-            <w:tcW w:type="dxa" w:w="1296"/>
-            <w:shd w:val="clear" w:color="auto" w:fill="F4F4F4"/>
+            <w:tcW w:type="dxa" w:w="1224"/>
+            <w:shd w:val="clear" w:color="auto" w:fill="FAF6E9"/>
           </w:tcPr>
           <w:p>
             <w:r/>
@@ -561,7 +588,7 @@
       <w:tr>
         <w:tc>
           <w:tcPr>
-            <w:tcW w:type="dxa" w:w="2160"/>
+            <w:tcW w:type="dxa" w:w="2016"/>
             <w:shd w:val="clear" w:color="auto" w:fill="FFFFFF"/>
           </w:tcPr>
           <w:p>
@@ -571,13 +598,13 @@
                 <w:color w:val="1A1A2E"/>
                 <w:sz w:val="18"/>
               </w:rPr>
-              <w:t>S4 — Mid-Market</w:t>
+              <w:t>S4 â€” Mid-Market</w:t>
             </w:r>
           </w:p>
         </w:tc>
         <w:tc>
           <w:tcPr>
-            <w:tcW w:type="dxa" w:w="1296"/>
+            <w:tcW w:type="dxa" w:w="1224"/>
             <w:shd w:val="clear" w:color="auto" w:fill="FFFFFF"/>
           </w:tcPr>
           <w:p>
@@ -587,13 +614,13 @@
                 <w:color w:val="1A1A2E"/>
                 <w:sz w:val="18"/>
               </w:rPr>
-              <w:t>100–200</w:t>
+              <w:t>100â€“200</w:t>
             </w:r>
           </w:p>
         </w:tc>
         <w:tc>
           <w:tcPr>
-            <w:tcW w:type="dxa" w:w="1440"/>
+            <w:tcW w:type="dxa" w:w="1368"/>
             <w:shd w:val="clear" w:color="auto" w:fill="FFFFFF"/>
           </w:tcPr>
           <w:p>
@@ -603,7 +630,7 @@
                 <w:color w:val="1A1A2E"/>
                 <w:sz w:val="18"/>
               </w:rPr>
-              <w:t>$8M–$30M</w:t>
+              <w:t>$8Mâ€“$30M</w:t>
             </w:r>
           </w:p>
         </w:tc>
@@ -625,7 +652,7 @@
         </w:tc>
         <w:tc>
           <w:tcPr>
-            <w:tcW w:type="dxa" w:w="1584"/>
+            <w:tcW w:type="dxa" w:w="1512"/>
             <w:shd w:val="clear" w:color="auto" w:fill="FFFFFF"/>
           </w:tcPr>
           <w:p>
@@ -641,7 +668,7 @@
         </w:tc>
         <w:tc>
           <w:tcPr>
-            <w:tcW w:type="dxa" w:w="1296"/>
+            <w:tcW w:type="dxa" w:w="1224"/>
             <w:shd w:val="clear" w:color="auto" w:fill="FFFFFF"/>
           </w:tcPr>
           <w:p>
@@ -660,16 +687,16 @@
     <w:p/>
     <w:p>
       <w:pPr>
-        <w:spacing w:before="360" w:after="120"/>
+        <w:spacing w:before="320" w:after="100"/>
         <w:pBdr>
-          <w:bottom w:val="single" w:sz="6" w:space="4" w:color="00C28B"/>
+          <w:bottom w:val="single" w:sz="6" w:space="3" w:color="E8B830"/>
         </w:pBdr>
       </w:pPr>
       <w:r>
         <w:rPr>
           <w:b/>
-          <w:color w:val="00C28B"/>
-          <w:sz w:val="26"/>
+          <w:color w:val="E8B830"/>
+          <w:sz w:val="24"/>
         </w:rPr>
         <w:t>1. FIRMOGRAPHIC CRITERIA</w:t>
       </w:r>
@@ -690,7 +717,7 @@
       <w:tr>
         <w:tc>
           <w:tcPr>
-            <w:tcW w:type="dxa" w:w="1872"/>
+            <w:tcW w:type="dxa" w:w="1728"/>
             <w:shd w:val="clear" w:color="auto" w:fill="1A1A2E"/>
           </w:tcPr>
           <w:p>
@@ -750,7 +777,7 @@
         </w:tc>
         <w:tc>
           <w:tcPr>
-            <w:tcW w:type="dxa" w:w="2448"/>
+            <w:tcW w:type="dxa" w:w="2592"/>
             <w:shd w:val="clear" w:color="auto" w:fill="1A1A2E"/>
           </w:tcPr>
           <w:p>
@@ -772,8 +799,8 @@
       <w:tr>
         <w:tc>
           <w:tcPr>
-            <w:tcW w:type="dxa" w:w="1872"/>
-            <w:shd w:val="clear" w:color="auto" w:fill="F4F4F4"/>
+            <w:tcW w:type="dxa" w:w="1728"/>
+            <w:shd w:val="clear" w:color="auto" w:fill="FAF6E9"/>
           </w:tcPr>
           <w:p>
             <w:r/>
@@ -789,7 +816,7 @@
         <w:tc>
           <w:tcPr>
             <w:tcW w:type="dxa" w:w="2016"/>
-            <w:shd w:val="clear" w:color="auto" w:fill="F4F4F4"/>
+            <w:shd w:val="clear" w:color="auto" w:fill="FAF6E9"/>
           </w:tcPr>
           <w:p>
             <w:r/>
@@ -798,14 +825,14 @@
                 <w:color w:val="1A1A2E"/>
                 <w:sz w:val="18"/>
               </w:rPr>
-              <w:t>10–150 (core: 15–80)</w:t>
+              <w:t>10â€“150 (core: 15â€“80)</w:t>
             </w:r>
           </w:p>
         </w:tc>
         <w:tc>
           <w:tcPr>
             <w:tcW w:type="dxa" w:w="3168"/>
-            <w:shd w:val="clear" w:color="auto" w:fill="F4F4F4"/>
+            <w:shd w:val="clear" w:color="auto" w:fill="FAF6E9"/>
           </w:tcPr>
           <w:p>
             <w:r/>
@@ -814,14 +841,14 @@
                 <w:color w:val="1A1A2E"/>
                 <w:sz w:val="18"/>
               </w:rPr>
-              <w:t>Big enough to have budget, small enough to move fast</w:t>
+              <w:t>Big enough for budget, small enough to move fast</w:t>
             </w:r>
           </w:p>
         </w:tc>
         <w:tc>
           <w:tcPr>
-            <w:tcW w:type="dxa" w:w="2448"/>
-            <w:shd w:val="clear" w:color="auto" w:fill="F4F4F4"/>
+            <w:tcW w:type="dxa" w:w="2592"/>
+            <w:shd w:val="clear" w:color="auto" w:fill="FAF6E9"/>
           </w:tcPr>
           <w:p>
             <w:r/>
@@ -838,7 +865,7 @@
       <w:tr>
         <w:tc>
           <w:tcPr>
-            <w:tcW w:type="dxa" w:w="1872"/>
+            <w:tcW w:type="dxa" w:w="1728"/>
             <w:shd w:val="clear" w:color="auto" w:fill="FFFFFF"/>
           </w:tcPr>
           <w:p>
@@ -848,7 +875,7 @@
                 <w:color w:val="1A1A2E"/>
                 <w:sz w:val="18"/>
               </w:rPr>
-              <w:t>ARR / Revenue</w:t>
+              <w:t>ARR</w:t>
             </w:r>
           </w:p>
         </w:tc>
@@ -864,7 +891,7 @@
                 <w:color w:val="1A1A2E"/>
                 <w:sz w:val="18"/>
               </w:rPr>
-              <w:t>$500K–$20M</w:t>
+              <w:t>$500Kâ€“$20M</w:t>
             </w:r>
           </w:p>
         </w:tc>
@@ -880,13 +907,13 @@
                 <w:color w:val="1A1A2E"/>
                 <w:sz w:val="18"/>
               </w:rPr>
-              <w:t>Proof of PMF + budget for growth investment</w:t>
+              <w:t>PMF proven + budget for growth</w:t>
             </w:r>
           </w:p>
         </w:tc>
         <w:tc>
           <w:tcPr>
-            <w:tcW w:type="dxa" w:w="2448"/>
+            <w:tcW w:type="dxa" w:w="2592"/>
             <w:shd w:val="clear" w:color="auto" w:fill="FFFFFF"/>
           </w:tcPr>
           <w:p>
@@ -896,7 +923,7 @@
                 <w:color w:val="1A1A2E"/>
                 <w:sz w:val="18"/>
               </w:rPr>
-              <w:t>&lt;$300K: pre-revenue risk; &gt;$30M: internal team</w:t>
+              <w:t>&lt;$300K: pre-revenue; &gt;$30M: internal team</w:t>
             </w:r>
           </w:p>
         </w:tc>
@@ -904,8 +931,8 @@
       <w:tr>
         <w:tc>
           <w:tcPr>
-            <w:tcW w:type="dxa" w:w="1872"/>
-            <w:shd w:val="clear" w:color="auto" w:fill="F4F4F4"/>
+            <w:tcW w:type="dxa" w:w="1728"/>
+            <w:shd w:val="clear" w:color="auto" w:fill="FAF6E9"/>
           </w:tcPr>
           <w:p>
             <w:r/>
@@ -914,14 +941,14 @@
                 <w:color w:val="1A1A2E"/>
                 <w:sz w:val="18"/>
               </w:rPr>
-              <w:t>Company Type</w:t>
+              <w:t>Company type</w:t>
             </w:r>
           </w:p>
         </w:tc>
         <w:tc>
           <w:tcPr>
             <w:tcW w:type="dxa" w:w="2016"/>
-            <w:shd w:val="clear" w:color="auto" w:fill="F4F4F4"/>
+            <w:shd w:val="clear" w:color="auto" w:fill="FAF6E9"/>
           </w:tcPr>
           <w:p>
             <w:r/>
@@ -937,7 +964,7 @@
         <w:tc>
           <w:tcPr>
             <w:tcW w:type="dxa" w:w="3168"/>
-            <w:shd w:val="clear" w:color="auto" w:fill="F4F4F4"/>
+            <w:shd w:val="clear" w:color="auto" w:fill="FAF6E9"/>
           </w:tcPr>
           <w:p>
             <w:r/>
@@ -946,14 +973,14 @@
                 <w:color w:val="1A1A2E"/>
                 <w:sz w:val="18"/>
               </w:rPr>
-              <w:t>These buyers understand the value of outbound</w:t>
+              <w:t>These buyers understand outbound value</w:t>
             </w:r>
           </w:p>
         </w:tc>
         <w:tc>
           <w:tcPr>
-            <w:tcW w:type="dxa" w:w="2448"/>
-            <w:shd w:val="clear" w:color="auto" w:fill="F4F4F4"/>
+            <w:tcW w:type="dxa" w:w="2592"/>
+            <w:shd w:val="clear" w:color="auto" w:fill="FAF6E9"/>
           </w:tcPr>
           <w:p>
             <w:r/>
@@ -970,7 +997,7 @@
       <w:tr>
         <w:tc>
           <w:tcPr>
-            <w:tcW w:type="dxa" w:w="1872"/>
+            <w:tcW w:type="dxa" w:w="1728"/>
             <w:shd w:val="clear" w:color="auto" w:fill="FFFFFF"/>
           </w:tcPr>
           <w:p>
@@ -980,7 +1007,7 @@
                 <w:color w:val="1A1A2E"/>
                 <w:sz w:val="18"/>
               </w:rPr>
-              <w:t>ACV / Deal Size</w:t>
+              <w:t>ACV</w:t>
             </w:r>
           </w:p>
         </w:tc>
@@ -996,7 +1023,7 @@
                 <w:color w:val="1A1A2E"/>
                 <w:sz w:val="18"/>
               </w:rPr>
-              <w:t>$5K–$120K/year</w:t>
+              <w:t>$5Kâ€“$120K/year</w:t>
             </w:r>
           </w:p>
         </w:tc>
@@ -1012,13 +1039,13 @@
                 <w:color w:val="1A1A2E"/>
                 <w:sz w:val="18"/>
               </w:rPr>
-              <w:t>Math only works if deal size justifies outbound CAC</w:t>
+              <w:t>Math works if deal justifies outbound CAC</w:t>
             </w:r>
           </w:p>
         </w:tc>
         <w:tc>
           <w:tcPr>
-            <w:tcW w:type="dxa" w:w="2448"/>
+            <w:tcW w:type="dxa" w:w="2592"/>
             <w:shd w:val="clear" w:color="auto" w:fill="FFFFFF"/>
           </w:tcPr>
           <w:p>
@@ -1028,7 +1055,7 @@
                 <w:color w:val="1A1A2E"/>
                 <w:sz w:val="18"/>
               </w:rPr>
-              <w:t>&lt;$2K ACV: PLG better; &gt;$200K: enterprise motion</w:t>
+              <w:t>&lt;$2K ACV: PLG better; &gt;$200K: enterprise</w:t>
             </w:r>
           </w:p>
         </w:tc>
@@ -1036,8 +1063,8 @@
       <w:tr>
         <w:tc>
           <w:tcPr>
-            <w:tcW w:type="dxa" w:w="1872"/>
-            <w:shd w:val="clear" w:color="auto" w:fill="F4F4F4"/>
+            <w:tcW w:type="dxa" w:w="1728"/>
+            <w:shd w:val="clear" w:color="auto" w:fill="FAF6E9"/>
           </w:tcPr>
           <w:p>
             <w:r/>
@@ -1053,7 +1080,7 @@
         <w:tc>
           <w:tcPr>
             <w:tcW w:type="dxa" w:w="2016"/>
-            <w:shd w:val="clear" w:color="auto" w:fill="F4F4F4"/>
+            <w:shd w:val="clear" w:color="auto" w:fill="FAF6E9"/>
           </w:tcPr>
           <w:p>
             <w:r/>
@@ -1062,14 +1089,14 @@
                 <w:color w:val="1A1A2E"/>
                 <w:sz w:val="18"/>
               </w:rPr>
-              <w:t>Post-seed → Series B</w:t>
+              <w:t>Post-seed â†’ Series B</w:t>
             </w:r>
           </w:p>
         </w:tc>
         <w:tc>
           <w:tcPr>
             <w:tcW w:type="dxa" w:w="3168"/>
-            <w:shd w:val="clear" w:color="auto" w:fill="F4F4F4"/>
+            <w:shd w:val="clear" w:color="auto" w:fill="FAF6E9"/>
           </w:tcPr>
           <w:p>
             <w:r/>
@@ -1078,14 +1105,14 @@
                 <w:color w:val="1A1A2E"/>
                 <w:sz w:val="18"/>
               </w:rPr>
-              <w:t>Has funding/revenue + urgency to grow</w:t>
+              <w:t>Has funding + urgency to grow</w:t>
             </w:r>
           </w:p>
         </w:tc>
         <w:tc>
           <w:tcPr>
-            <w:tcW w:type="dxa" w:w="2448"/>
-            <w:shd w:val="clear" w:color="auto" w:fill="F4F4F4"/>
+            <w:tcW w:type="dxa" w:w="2592"/>
+            <w:shd w:val="clear" w:color="auto" w:fill="FAF6E9"/>
           </w:tcPr>
           <w:p>
             <w:r/>
@@ -1094,7 +1121,7 @@
                 <w:color w:val="1A1A2E"/>
                 <w:sz w:val="18"/>
               </w:rPr>
-              <w:t>Pre-seed (no budget); Series C+ (team built)</w:t>
+              <w:t>Pre-seed (no budget); C+ (team built)</w:t>
             </w:r>
           </w:p>
         </w:tc>
@@ -1102,7 +1129,7 @@
       <w:tr>
         <w:tc>
           <w:tcPr>
-            <w:tcW w:type="dxa" w:w="1872"/>
+            <w:tcW w:type="dxa" w:w="1728"/>
             <w:shd w:val="clear" w:color="auto" w:fill="FFFFFF"/>
           </w:tcPr>
           <w:p>
@@ -1144,13 +1171,13 @@
                 <w:color w:val="1A1A2E"/>
                 <w:sz w:val="18"/>
               </w:rPr>
-              <w:t>English-first sequences; aligned time zones</w:t>
+              <w:t>English-first; aligned time zones</w:t>
             </w:r>
           </w:p>
         </w:tc>
         <w:tc>
           <w:tcPr>
-            <w:tcW w:type="dxa" w:w="2448"/>
+            <w:tcW w:type="dxa" w:w="2592"/>
             <w:shd w:val="clear" w:color="auto" w:fill="FFFFFF"/>
           </w:tcPr>
           <w:p>
@@ -1168,8 +1195,8 @@
       <w:tr>
         <w:tc>
           <w:tcPr>
-            <w:tcW w:type="dxa" w:w="1872"/>
-            <w:shd w:val="clear" w:color="auto" w:fill="F4F4F4"/>
+            <w:tcW w:type="dxa" w:w="1728"/>
+            <w:shd w:val="clear" w:color="auto" w:fill="FAF6E9"/>
           </w:tcPr>
           <w:p>
             <w:r/>
@@ -1185,7 +1212,7 @@
         <w:tc>
           <w:tcPr>
             <w:tcW w:type="dxa" w:w="2016"/>
-            <w:shd w:val="clear" w:color="auto" w:fill="F4F4F4"/>
+            <w:shd w:val="clear" w:color="auto" w:fill="FAF6E9"/>
           </w:tcPr>
           <w:p>
             <w:r/>
@@ -1194,14 +1221,14 @@
                 <w:color w:val="1A1A2E"/>
                 <w:sz w:val="18"/>
               </w:rPr>
-              <w:t>2+ years old</w:t>
+              <w:t>2+ years</w:t>
             </w:r>
           </w:p>
         </w:tc>
         <w:tc>
           <w:tcPr>
             <w:tcW w:type="dxa" w:w="3168"/>
-            <w:shd w:val="clear" w:color="auto" w:fill="F4F4F4"/>
+            <w:shd w:val="clear" w:color="auto" w:fill="FAF6E9"/>
           </w:tcPr>
           <w:p>
             <w:r/>
@@ -1210,14 +1237,14 @@
                 <w:color w:val="1A1A2E"/>
                 <w:sz w:val="18"/>
               </w:rPr>
-              <w:t>Has product iteration, defined ICP, paying customers</w:t>
+              <w:t>Product iteration, defined ICP, paying clients</w:t>
             </w:r>
           </w:p>
         </w:tc>
         <w:tc>
           <w:tcPr>
-            <w:tcW w:type="dxa" w:w="2448"/>
-            <w:shd w:val="clear" w:color="auto" w:fill="F4F4F4"/>
+            <w:tcW w:type="dxa" w:w="2592"/>
+            <w:shd w:val="clear" w:color="auto" w:fill="FAF6E9"/>
           </w:tcPr>
           <w:p>
             <w:r/>
@@ -1234,7 +1261,7 @@
       <w:tr>
         <w:tc>
           <w:tcPr>
-            <w:tcW w:type="dxa" w:w="1872"/>
+            <w:tcW w:type="dxa" w:w="1728"/>
             <w:shd w:val="clear" w:color="auto" w:fill="FFFFFF"/>
           </w:tcPr>
           <w:p>
@@ -1244,7 +1271,7 @@
                 <w:color w:val="1A1A2E"/>
                 <w:sz w:val="18"/>
               </w:rPr>
-              <w:t>Growth Signal</w:t>
+              <w:t>Growth signal</w:t>
             </w:r>
           </w:p>
         </w:tc>
@@ -1260,7 +1287,7 @@
                 <w:color w:val="1A1A2E"/>
                 <w:sz w:val="18"/>
               </w:rPr>
-              <w:t>Hiring / funding / PH launch / new exec</w:t>
+              <w:t>Hiring / funding / PH / new exec</w:t>
             </w:r>
           </w:p>
         </w:tc>
@@ -1276,13 +1303,13 @@
                 <w:color w:val="1A1A2E"/>
                 <w:sz w:val="18"/>
               </w:rPr>
-              <w:t>Signal of momentum + budget availability</w:t>
+              <w:t>Momentum + budget availability</w:t>
             </w:r>
           </w:p>
         </w:tc>
         <w:tc>
           <w:tcPr>
-            <w:tcW w:type="dxa" w:w="2448"/>
+            <w:tcW w:type="dxa" w:w="2592"/>
             <w:shd w:val="clear" w:color="auto" w:fill="FFFFFF"/>
           </w:tcPr>
           <w:p>
@@ -1292,7 +1319,7 @@
                 <w:color w:val="1A1A2E"/>
                 <w:sz w:val="18"/>
               </w:rPr>
-              <w:t>Flat headcount 24+ months, no funding in 3+ years</w:t>
+              <w:t>Flat headcount 24+ months</w:t>
             </w:r>
           </w:p>
         </w:tc>
@@ -1301,15 +1328,15 @@
     <w:p/>
     <w:p>
       <w:pPr>
-        <w:spacing w:before="240" w:after="120"/>
+        <w:spacing w:before="200" w:after="100"/>
       </w:pPr>
       <w:r>
         <w:rPr>
           <w:b/>
           <w:color w:val="1A1A2E"/>
-          <w:sz w:val="22"/>
+          <w:sz w:val="21"/>
         </w:rPr>
-        <w:t>Primary Verticals (Ranked)</w:t>
+        <w:t>Primary Verticals (ranked)</w:t>
       </w:r>
     </w:p>
     <w:tbl>
@@ -1402,7 +1429,7 @@
                 <w:color w:val="FFFFFF"/>
                 <w:sz w:val="18"/>
               </w:rPr>
-              <w:t>Signal to Find</w:t>
+              <w:t>Signal</w:t>
             </w:r>
           </w:p>
         </w:tc>
@@ -1411,7 +1438,7 @@
         <w:tc>
           <w:tcPr>
             <w:tcW w:type="dxa" w:w="720"/>
-            <w:shd w:val="clear" w:color="auto" w:fill="F4F4F4"/>
+            <w:shd w:val="clear" w:color="auto" w:fill="FAF6E9"/>
           </w:tcPr>
           <w:p>
             <w:r/>
@@ -1427,7 +1454,7 @@
         <w:tc>
           <w:tcPr>
             <w:tcW w:type="dxa" w:w="2160"/>
-            <w:shd w:val="clear" w:color="auto" w:fill="F4F4F4"/>
+            <w:shd w:val="clear" w:color="auto" w:fill="FAF6E9"/>
           </w:tcPr>
           <w:p>
             <w:r/>
@@ -1443,7 +1470,7 @@
         <w:tc>
           <w:tcPr>
             <w:tcW w:type="dxa" w:w="3456"/>
-            <w:shd w:val="clear" w:color="auto" w:fill="F4F4F4"/>
+            <w:shd w:val="clear" w:color="auto" w:fill="FAF6E9"/>
           </w:tcPr>
           <w:p>
             <w:r/>
@@ -1459,7 +1486,7 @@
         <w:tc>
           <w:tcPr>
             <w:tcW w:type="dxa" w:w="3168"/>
-            <w:shd w:val="clear" w:color="auto" w:fill="F4F4F4"/>
+            <w:shd w:val="clear" w:color="auto" w:fill="FAF6E9"/>
           </w:tcPr>
           <w:p>
             <w:r/>
@@ -1534,7 +1561,7 @@
                 <w:color w:val="1A1A2E"/>
                 <w:sz w:val="18"/>
               </w:rPr>
-              <w:t>Referral program; no SDR hire; founder on calls</w:t>
+              <w:t>Referral program; no SDR hire</w:t>
             </w:r>
           </w:p>
         </w:tc>
@@ -1543,7 +1570,7 @@
         <w:tc>
           <w:tcPr>
             <w:tcW w:type="dxa" w:w="720"/>
-            <w:shd w:val="clear" w:color="auto" w:fill="F4F4F4"/>
+            <w:shd w:val="clear" w:color="auto" w:fill="FAF6E9"/>
           </w:tcPr>
           <w:p>
             <w:r/>
@@ -1559,7 +1586,7 @@
         <w:tc>
           <w:tcPr>
             <w:tcW w:type="dxa" w:w="2160"/>
-            <w:shd w:val="clear" w:color="auto" w:fill="F4F4F4"/>
+            <w:shd w:val="clear" w:color="auto" w:fill="FAF6E9"/>
           </w:tcPr>
           <w:p>
             <w:r/>
@@ -1575,7 +1602,7 @@
         <w:tc>
           <w:tcPr>
             <w:tcW w:type="dxa" w:w="3456"/>
-            <w:shd w:val="clear" w:color="auto" w:fill="F4F4F4"/>
+            <w:shd w:val="clear" w:color="auto" w:fill="FAF6E9"/>
           </w:tcPr>
           <w:p>
             <w:r/>
@@ -1591,7 +1618,7 @@
         <w:tc>
           <w:tcPr>
             <w:tcW w:type="dxa" w:w="3168"/>
-            <w:shd w:val="clear" w:color="auto" w:fill="F4F4F4"/>
+            <w:shd w:val="clear" w:color="auto" w:fill="FAF6E9"/>
           </w:tcPr>
           <w:p>
             <w:r/>
@@ -1650,7 +1677,7 @@
                 <w:color w:val="1A1A2E"/>
                 <w:sz w:val="18"/>
               </w:rPr>
-              <w:t>Know what they're missing; most motivated buyers</w:t>
+              <w:t>Know what they're missing; most motivated</w:t>
             </w:r>
           </w:p>
         </w:tc>
@@ -1675,7 +1702,7 @@
         <w:tc>
           <w:tcPr>
             <w:tcW w:type="dxa" w:w="720"/>
-            <w:shd w:val="clear" w:color="auto" w:fill="F4F4F4"/>
+            <w:shd w:val="clear" w:color="auto" w:fill="FAF6E9"/>
           </w:tcPr>
           <w:p>
             <w:r/>
@@ -1691,7 +1718,7 @@
         <w:tc>
           <w:tcPr>
             <w:tcW w:type="dxa" w:w="2160"/>
-            <w:shd w:val="clear" w:color="auto" w:fill="F4F4F4"/>
+            <w:shd w:val="clear" w:color="auto" w:fill="FAF6E9"/>
           </w:tcPr>
           <w:p>
             <w:r/>
@@ -1707,7 +1734,7 @@
         <w:tc>
           <w:tcPr>
             <w:tcW w:type="dxa" w:w="3456"/>
-            <w:shd w:val="clear" w:color="auto" w:fill="F4F4F4"/>
+            <w:shd w:val="clear" w:color="auto" w:fill="FAF6E9"/>
           </w:tcPr>
           <w:p>
             <w:r/>
@@ -1723,7 +1750,7 @@
         <w:tc>
           <w:tcPr>
             <w:tcW w:type="dxa" w:w="3168"/>
-            <w:shd w:val="clear" w:color="auto" w:fill="F4F4F4"/>
+            <w:shd w:val="clear" w:color="auto" w:fill="FAF6E9"/>
           </w:tcPr>
           <w:p>
             <w:r/>
@@ -1741,16 +1768,16 @@
     <w:p/>
     <w:p>
       <w:pPr>
-        <w:spacing w:before="360" w:after="120"/>
+        <w:spacing w:before="320" w:after="100"/>
         <w:pBdr>
-          <w:bottom w:val="single" w:sz="6" w:space="4" w:color="00C28B"/>
+          <w:bottom w:val="single" w:sz="6" w:space="3" w:color="E8B830"/>
         </w:pBdr>
       </w:pPr>
       <w:r>
         <w:rPr>
           <w:b/>
-          <w:color w:val="00C28B"/>
-          <w:sz w:val="26"/>
+          <w:color w:val="E8B830"/>
+          <w:sz w:val="24"/>
         </w:rPr>
         <w:t>2. TECHNOGRAPHIC PROFILE</w:t>
       </w:r>
@@ -1833,7 +1860,7 @@
         <w:tc>
           <w:tcPr>
             <w:tcW w:type="dxa" w:w="2016"/>
-            <w:shd w:val="clear" w:color="auto" w:fill="F4F4F4"/>
+            <w:shd w:val="clear" w:color="auto" w:fill="FAF6E9"/>
           </w:tcPr>
           <w:p>
             <w:r/>
@@ -1849,7 +1876,7 @@
         <w:tc>
           <w:tcPr>
             <w:tcW w:type="dxa" w:w="3600"/>
-            <w:shd w:val="clear" w:color="auto" w:fill="F4F4F4"/>
+            <w:shd w:val="clear" w:color="auto" w:fill="FAF6E9"/>
           </w:tcPr>
           <w:p>
             <w:r/>
@@ -1865,7 +1892,7 @@
         <w:tc>
           <w:tcPr>
             <w:tcW w:type="dxa" w:w="3888"/>
-            <w:shd w:val="clear" w:color="auto" w:fill="F4F4F4"/>
+            <w:shd w:val="clear" w:color="auto" w:fill="FAF6E9"/>
           </w:tcPr>
           <w:p>
             <w:r/>
@@ -1874,7 +1901,7 @@
                 <w:color w:val="1A1A2E"/>
                 <w:sz w:val="18"/>
               </w:rPr>
-              <w:t>Salesforce Enterprise (full RevOps) OR no CRM at all</w:t>
+              <w:t>Salesforce Enterprise OR no CRM at all</w:t>
             </w:r>
           </w:p>
         </w:tc>
@@ -1892,7 +1919,7 @@
                 <w:color w:val="1A1A2E"/>
                 <w:sz w:val="18"/>
               </w:rPr>
-              <w:t>Email Outreach</w:t>
+              <w:t>Email outreach</w:t>
             </w:r>
           </w:p>
         </w:tc>
@@ -1908,7 +1935,7 @@
                 <w:color w:val="1A1A2E"/>
                 <w:sz w:val="18"/>
               </w:rPr>
-              <w:t>Apollo free, Instantly, Lemlist (not working well)</w:t>
+              <w:t>Apollo free, Instantly, Lemlist (not working)</w:t>
             </w:r>
           </w:p>
         </w:tc>
@@ -1933,7 +1960,7 @@
         <w:tc>
           <w:tcPr>
             <w:tcW w:type="dxa" w:w="2016"/>
-            <w:shd w:val="clear" w:color="auto" w:fill="F4F4F4"/>
+            <w:shd w:val="clear" w:color="auto" w:fill="FAF6E9"/>
           </w:tcPr>
           <w:p>
             <w:r/>
@@ -1949,7 +1976,7 @@
         <w:tc>
           <w:tcPr>
             <w:tcW w:type="dxa" w:w="3600"/>
-            <w:shd w:val="clear" w:color="auto" w:fill="F4F4F4"/>
+            <w:shd w:val="clear" w:color="auto" w:fill="FAF6E9"/>
           </w:tcPr>
           <w:p>
             <w:r/>
@@ -1965,7 +1992,7 @@
         <w:tc>
           <w:tcPr>
             <w:tcW w:type="dxa" w:w="3888"/>
-            <w:shd w:val="clear" w:color="auto" w:fill="F4F4F4"/>
+            <w:shd w:val="clear" w:color="auto" w:fill="FAF6E9"/>
           </w:tcPr>
           <w:p>
             <w:r/>
@@ -1974,7 +2001,7 @@
                 <w:color w:val="1A1A2E"/>
                 <w:sz w:val="18"/>
               </w:rPr>
-              <w:t>Clay + full enrichment stack (already sophisticated)</w:t>
+              <w:t>Clay + full enrichment stack</w:t>
             </w:r>
           </w:p>
         </w:tc>
@@ -2024,7 +2051,7 @@
                 <w:color w:val="1A1A2E"/>
                 <w:sz w:val="18"/>
               </w:rPr>
-              <w:t>ABM-level Demandbase / 6sense (too enterprise)</w:t>
+              <w:t>ABM-level Demandbase / 6sense</w:t>
             </w:r>
           </w:p>
         </w:tc>
@@ -2033,7 +2060,7 @@
         <w:tc>
           <w:tcPr>
             <w:tcW w:type="dxa" w:w="2016"/>
-            <w:shd w:val="clear" w:color="auto" w:fill="F4F4F4"/>
+            <w:shd w:val="clear" w:color="auto" w:fill="FAF6E9"/>
           </w:tcPr>
           <w:p>
             <w:r/>
@@ -2049,7 +2076,7 @@
         <w:tc>
           <w:tcPr>
             <w:tcW w:type="dxa" w:w="3600"/>
-            <w:shd w:val="clear" w:color="auto" w:fill="F4F4F4"/>
+            <w:shd w:val="clear" w:color="auto" w:fill="FAF6E9"/>
           </w:tcPr>
           <w:p>
             <w:r/>
@@ -2065,7 +2092,7 @@
         <w:tc>
           <w:tcPr>
             <w:tcW w:type="dxa" w:w="3888"/>
-            <w:shd w:val="clear" w:color="auto" w:fill="F4F4F4"/>
+            <w:shd w:val="clear" w:color="auto" w:fill="FAF6E9"/>
           </w:tcPr>
           <w:p>
             <w:r/>
@@ -2074,7 +2101,7 @@
                 <w:color w:val="1A1A2E"/>
                 <w:sz w:val="18"/>
               </w:rPr>
-              <w:t>HubSpot Marketing Enterprise (inbound machine built)</w:t>
+              <w:t>HubSpot Marketing Enterprise</w:t>
             </w:r>
           </w:p>
         </w:tc>
@@ -2133,43 +2160,31 @@
     <w:p/>
     <w:p>
       <w:pPr>
-        <w:spacing w:after="120"/>
+        <w:spacing w:after="100"/>
       </w:pPr>
       <w:r>
         <w:rPr>
+          <w:i w:val="0"/>
           <w:color w:val="1A1A2E"/>
           <w:sz w:val="20"/>
         </w:rPr>
-        <w:t>Technical sophistication level: 2–3 out of 5. They use SaaS tools but haven't built a custom data/signal layer. No dedicated RevOps function.</w:t>
+        <w:t>Technical sophistication: 2â€“3 out of 5. They use SaaS tools but have not built a custom signal/data layer. No dedicated RevOps function.</w:t>
       </w:r>
     </w:p>
     <w:p>
       <w:pPr>
-        <w:spacing w:before="360" w:after="120"/>
+        <w:spacing w:before="320" w:after="100"/>
         <w:pBdr>
-          <w:bottom w:val="single" w:sz="6" w:space="4" w:color="00C28B"/>
+          <w:bottom w:val="single" w:sz="6" w:space="3" w:color="E8B830"/>
         </w:pBdr>
       </w:pPr>
       <w:r>
         <w:rPr>
           <w:b/>
-          <w:color w:val="00C28B"/>
-          <w:sz w:val="26"/>
+          <w:color w:val="E8B830"/>
+          <w:sz w:val="24"/>
         </w:rPr>
         <w:t>3. BEHAVIORAL SIGNALS</w:t>
-      </w:r>
-    </w:p>
-    <w:p>
-      <w:pPr>
-        <w:spacing w:before="240" w:after="120"/>
-      </w:pPr>
-      <w:r>
-        <w:rPr>
-          <w:b/>
-          <w:color w:val="1A1A2E"/>
-          <w:sz w:val="22"/>
-        </w:rPr>
-        <w:t>Observable Buying Signals</w:t>
       </w:r>
     </w:p>
     <w:tbl>
@@ -2250,7 +2265,7 @@
         <w:tc>
           <w:tcPr>
             <w:tcW w:type="dxa" w:w="3600"/>
-            <w:shd w:val="clear" w:color="auto" w:fill="F4F4F4"/>
+            <w:shd w:val="clear" w:color="auto" w:fill="FAF6E9"/>
           </w:tcPr>
           <w:p>
             <w:r/>
@@ -2259,14 +2274,14 @@
                 <w:color w:val="1A1A2E"/>
                 <w:sz w:val="18"/>
               </w:rPr>
-              <w:t>Job post: SDR / BDR / Sales Development Rep</w:t>
+              <w:t>Job post: SDR / BDR</w:t>
             </w:r>
           </w:p>
         </w:tc>
         <w:tc>
           <w:tcPr>
             <w:tcW w:type="dxa" w:w="3600"/>
-            <w:shd w:val="clear" w:color="auto" w:fill="F4F4F4"/>
+            <w:shd w:val="clear" w:color="auto" w:fill="FAF6E9"/>
           </w:tcPr>
           <w:p>
             <w:r/>
@@ -2282,7 +2297,7 @@
         <w:tc>
           <w:tcPr>
             <w:tcW w:type="dxa" w:w="1584"/>
-            <w:shd w:val="clear" w:color="auto" w:fill="F4F4F4"/>
+            <w:shd w:val="clear" w:color="auto" w:fill="FAF6E9"/>
           </w:tcPr>
           <w:p>
             <w:r/>
@@ -2291,7 +2306,7 @@
                 <w:color w:val="1A1A2E"/>
                 <w:sz w:val="18"/>
               </w:rPr>
-              <w:t>🔴 Immediate</w:t>
+              <w:t>ðŸ”´ Immediate</w:t>
             </w:r>
           </w:p>
         </w:tc>
@@ -2309,7 +2324,7 @@
                 <w:color w:val="1A1A2E"/>
                 <w:sz w:val="18"/>
               </w:rPr>
-              <w:t>Job post: VP Sales / CRO / Head of Revenue</w:t>
+              <w:t>Job post: VP Sales / CRO</w:t>
             </w:r>
           </w:p>
         </w:tc>
@@ -2341,7 +2356,7 @@
                 <w:color w:val="1A1A2E"/>
                 <w:sz w:val="18"/>
               </w:rPr>
-              <w:t>🔴 Immediate</w:t>
+              <w:t>ðŸ”´ Immediate</w:t>
             </w:r>
           </w:p>
         </w:tc>
@@ -2350,7 +2365,7 @@
         <w:tc>
           <w:tcPr>
             <w:tcW w:type="dxa" w:w="3600"/>
-            <w:shd w:val="clear" w:color="auto" w:fill="F4F4F4"/>
+            <w:shd w:val="clear" w:color="auto" w:fill="FAF6E9"/>
           </w:tcPr>
           <w:p>
             <w:r/>
@@ -2359,14 +2374,14 @@
                 <w:color w:val="1A1A2E"/>
                 <w:sz w:val="18"/>
               </w:rPr>
-              <w:t>Founder LinkedIn post about sales struggles</w:t>
+              <w:t>Founder LinkedIn post â€” sales struggles</w:t>
             </w:r>
           </w:p>
         </w:tc>
         <w:tc>
           <w:tcPr>
             <w:tcW w:type="dxa" w:w="3600"/>
-            <w:shd w:val="clear" w:color="auto" w:fill="F4F4F4"/>
+            <w:shd w:val="clear" w:color="auto" w:fill="FAF6E9"/>
           </w:tcPr>
           <w:p>
             <w:r/>
@@ -2382,7 +2397,7 @@
         <w:tc>
           <w:tcPr>
             <w:tcW w:type="dxa" w:w="1584"/>
-            <w:shd w:val="clear" w:color="auto" w:fill="F4F4F4"/>
+            <w:shd w:val="clear" w:color="auto" w:fill="FAF6E9"/>
           </w:tcPr>
           <w:p>
             <w:r/>
@@ -2391,7 +2406,7 @@
                 <w:color w:val="1A1A2E"/>
                 <w:sz w:val="18"/>
               </w:rPr>
-              <w:t>🔴 Immediate</w:t>
+              <w:t>ðŸ”´ Immediate</w:t>
             </w:r>
           </w:p>
         </w:tc>
@@ -2441,7 +2456,7 @@
                 <w:color w:val="1A1A2E"/>
                 <w:sz w:val="18"/>
               </w:rPr>
-              <w:t>🔴 Immediate</w:t>
+              <w:t>ðŸ”´ Immediate</w:t>
             </w:r>
           </w:p>
         </w:tc>
@@ -2450,7 +2465,7 @@
         <w:tc>
           <w:tcPr>
             <w:tcW w:type="dxa" w:w="3600"/>
-            <w:shd w:val="clear" w:color="auto" w:fill="F4F4F4"/>
+            <w:shd w:val="clear" w:color="auto" w:fill="FAF6E9"/>
           </w:tcPr>
           <w:p>
             <w:r/>
@@ -2459,14 +2474,14 @@
                 <w:color w:val="1A1A2E"/>
                 <w:sz w:val="18"/>
               </w:rPr>
-              <w:t>Funding round announced (Seed–Series B)</w:t>
+              <w:t>Funding round Seedâ€“Series B</w:t>
             </w:r>
           </w:p>
         </w:tc>
         <w:tc>
           <w:tcPr>
             <w:tcW w:type="dxa" w:w="3600"/>
-            <w:shd w:val="clear" w:color="auto" w:fill="F4F4F4"/>
+            <w:shd w:val="clear" w:color="auto" w:fill="FAF6E9"/>
           </w:tcPr>
           <w:p>
             <w:r/>
@@ -2475,14 +2490,14 @@
                 <w:color w:val="1A1A2E"/>
                 <w:sz w:val="18"/>
               </w:rPr>
-              <w:t>Budget unlocked, investor pressure to grow</w:t>
+              <w:t>Budget unlocked, investor pressure</w:t>
             </w:r>
           </w:p>
         </w:tc>
         <w:tc>
           <w:tcPr>
             <w:tcW w:type="dxa" w:w="1584"/>
-            <w:shd w:val="clear" w:color="auto" w:fill="F4F4F4"/>
+            <w:shd w:val="clear" w:color="auto" w:fill="FAF6E9"/>
           </w:tcPr>
           <w:p>
             <w:r/>
@@ -2491,7 +2506,7 @@
                 <w:color w:val="1A1A2E"/>
                 <w:sz w:val="18"/>
               </w:rPr>
-              <w:t>🟠 This week</w:t>
+              <w:t>ðŸŸ  This week</w:t>
             </w:r>
           </w:p>
         </w:tc>
@@ -2509,7 +2524,7 @@
                 <w:color w:val="1A1A2E"/>
                 <w:sz w:val="18"/>
               </w:rPr>
-              <w:t>New executive joined in last 60 days</w:t>
+              <w:t>New executive joined last 60 days</w:t>
             </w:r>
           </w:p>
         </w:tc>
@@ -2541,7 +2556,7 @@
                 <w:color w:val="1A1A2E"/>
                 <w:sz w:val="18"/>
               </w:rPr>
-              <w:t>🟠 This week</w:t>
+              <w:t>ðŸŸ  This week</w:t>
             </w:r>
           </w:p>
         </w:tc>
@@ -2550,7 +2565,7 @@
         <w:tc>
           <w:tcPr>
             <w:tcW w:type="dxa" w:w="3600"/>
-            <w:shd w:val="clear" w:color="auto" w:fill="F4F4F4"/>
+            <w:shd w:val="clear" w:color="auto" w:fill="FAF6E9"/>
           </w:tcPr>
           <w:p>
             <w:r/>
@@ -2559,14 +2574,14 @@
                 <w:color w:val="1A1A2E"/>
                 <w:sz w:val="18"/>
               </w:rPr>
-              <w:t>0–1 case studies on website</w:t>
+              <w:t>0â€“1 case studies on website</w:t>
             </w:r>
           </w:p>
         </w:tc>
         <w:tc>
           <w:tcPr>
             <w:tcW w:type="dxa" w:w="3600"/>
-            <w:shd w:val="clear" w:color="auto" w:fill="F4F4F4"/>
+            <w:shd w:val="clear" w:color="auto" w:fill="FAF6E9"/>
           </w:tcPr>
           <w:p>
             <w:r/>
@@ -2582,7 +2597,7 @@
         <w:tc>
           <w:tcPr>
             <w:tcW w:type="dxa" w:w="1584"/>
-            <w:shd w:val="clear" w:color="auto" w:fill="F4F4F4"/>
+            <w:shd w:val="clear" w:color="auto" w:fill="FAF6E9"/>
           </w:tcPr>
           <w:p>
             <w:r/>
@@ -2591,7 +2606,7 @@
                 <w:color w:val="1A1A2E"/>
                 <w:sz w:val="18"/>
               </w:rPr>
-              <w:t>🟡 This month</w:t>
+              <w:t>ðŸŸ¡ This month</w:t>
             </w:r>
           </w:p>
         </w:tc>
@@ -2641,7 +2656,7 @@
                 <w:color w:val="1A1A2E"/>
                 <w:sz w:val="18"/>
               </w:rPr>
-              <w:t>🟡 This month</w:t>
+              <w:t>ðŸŸ¡ This month</w:t>
             </w:r>
           </w:p>
         </w:tc>
@@ -2650,109 +2665,31 @@
     <w:p/>
     <w:p>
       <w:pPr>
-        <w:spacing w:before="240" w:after="120"/>
-      </w:pPr>
-      <w:r>
-        <w:rPr>
-          <w:b/>
-          <w:color w:val="1A1A2E"/>
-          <w:sz w:val="22"/>
-        </w:rPr>
-        <w:t>Communities &amp; Content Diet</w:t>
-      </w:r>
-    </w:p>
-    <w:p>
-      <w:pPr>
-        <w:pStyle w:val="ListBullet"/>
-        <w:spacing w:after="60"/>
-      </w:pPr>
-      <w:r>
-        <w:rPr>
-          <w:color w:val="1A1A2E"/>
-          <w:sz w:val="20"/>
-        </w:rPr>
-        <w:t>Lenny's Newsletter, SaaStr, Sales Hacker, Pavilion community</w:t>
-      </w:r>
-    </w:p>
-    <w:p>
-      <w:pPr>
-        <w:pStyle w:val="ListBullet"/>
-        <w:spacing w:after="60"/>
-      </w:pPr>
-      <w:r>
-        <w:rPr>
-          <w:color w:val="1A1A2E"/>
-          <w:sz w:val="20"/>
-        </w:rPr>
-        <w:t>Cold Email Wizard, 30 Minutes to President's Club (podcast)</w:t>
-      </w:r>
-    </w:p>
-    <w:p>
-      <w:pPr>
-        <w:pStyle w:val="ListBullet"/>
-        <w:spacing w:after="60"/>
-      </w:pPr>
-      <w:r>
-        <w:rPr>
-          <w:color w:val="1A1A2E"/>
-          <w:sz w:val="20"/>
-        </w:rPr>
-        <w:t>Alex Berman / Jason Bay / Tom Slocum on LinkedIn</w:t>
-      </w:r>
-    </w:p>
-    <w:p>
-      <w:pPr>
-        <w:pStyle w:val="ListBullet"/>
-        <w:spacing w:after="60"/>
-      </w:pPr>
-      <w:r>
-        <w:rPr>
-          <w:color w:val="1A1A2E"/>
-          <w:sz w:val="20"/>
-        </w:rPr>
-        <w:t>G2 reviews for sales tools, Reddit r/sales, r/entrepreneur</w:t>
-      </w:r>
-    </w:p>
-    <w:p>
-      <w:pPr>
-        <w:pStyle w:val="ListBullet"/>
-        <w:spacing w:after="60"/>
-      </w:pPr>
-      <w:r>
-        <w:rPr>
-          <w:color w:val="1A1A2E"/>
-          <w:sz w:val="20"/>
-        </w:rPr>
-        <w:t>Communities: Pavilion, RevOps Co-op, On Deck Slack, Sales Hacker Slack</w:t>
-      </w:r>
-    </w:p>
-    <w:p>
-      <w:pPr>
-        <w:spacing w:before="360" w:after="120"/>
+        <w:spacing w:before="320" w:after="100"/>
         <w:pBdr>
-          <w:bottom w:val="single" w:sz="6" w:space="4" w:color="00C28B"/>
+          <w:bottom w:val="single" w:sz="6" w:space="3" w:color="E8B830"/>
         </w:pBdr>
       </w:pPr>
       <w:r>
         <w:rPr>
           <w:b/>
-          <w:color w:val="00C28B"/>
-          <w:sz w:val="26"/>
+          <w:color w:val="E8B830"/>
+          <w:sz w:val="24"/>
         </w:rPr>
         <w:t>4. PAIN POINT MAP</w:t>
       </w:r>
     </w:p>
     <w:p>
       <w:pPr>
-        <w:spacing w:before="240" w:after="120"/>
+        <w:spacing w:before="200" w:after="100"/>
       </w:pPr>
       <w:r>
         <w:rPr>
           <w:b/>
           <w:color w:val="1A1A2E"/>
-          <w:sz w:val="22"/>
+          <w:sz w:val="21"/>
         </w:rPr>
-        <w:t>Pain 1 — No Predictable Pipeline</w:t>
+        <w:t>Pain 1 â€” No Predictable Pipeline</w:t>
       </w:r>
     </w:p>
     <w:tbl>
@@ -2763,14 +2700,13 @@
         <w:tblLook w:firstColumn="1" w:firstRow="1" w:lastColumn="0" w:lastRow="0" w:noHBand="0" w:noVBand="1" w:val="04A0"/>
       </w:tblPr>
       <w:tblGrid>
-        <w:gridCol w:w="3022"/>
-        <w:gridCol w:w="3022"/>
-        <w:gridCol w:w="3022"/>
+        <w:gridCol w:w="4533"/>
+        <w:gridCol w:w="4533"/>
       </w:tblGrid>
       <w:tr>
         <w:tc>
           <w:tcPr>
-            <w:tcW w:type="dxa" w:w="1728"/>
+            <w:tcW w:type="dxa" w:w="2160"/>
             <w:shd w:val="clear" w:color="auto" w:fill="1A1A2E"/>
           </w:tcPr>
           <w:p>
@@ -2790,7 +2726,7 @@
         </w:tc>
         <w:tc>
           <w:tcPr>
-            <w:tcW w:type="dxa" w:w="2592"/>
+            <w:tcW w:type="dxa" w:w="7344"/>
             <w:shd w:val="clear" w:color="auto" w:fill="1A1A2E"/>
           </w:tcPr>
           <w:p>
@@ -2808,32 +2744,12 @@
             </w:r>
           </w:p>
         </w:tc>
-        <w:tc>
-          <w:tcPr>
-            <w:tcW w:type="dxa" w:w="5184"/>
-            <w:shd w:val="clear" w:color="auto" w:fill="1A1A2E"/>
-          </w:tcPr>
-          <w:p>
-            <w:pPr>
-              <w:jc w:val="center"/>
-            </w:pPr>
-            <w:r/>
-            <w:r>
-              <w:rPr>
-                <w:b/>
-                <w:color w:val="FFFFFF"/>
-                <w:sz w:val="18"/>
-              </w:rPr>
-              <w:t>Trigger Events</w:t>
-            </w:r>
-          </w:p>
-        </w:tc>
       </w:tr>
       <w:tr>
         <w:tc>
           <w:tcPr>
-            <w:tcW w:type="dxa" w:w="1728"/>
-            <w:shd w:val="clear" w:color="auto" w:fill="F4F4F4"/>
+            <w:tcW w:type="dxa" w:w="2160"/>
+            <w:shd w:val="clear" w:color="auto" w:fill="FAF6E9"/>
           </w:tcPr>
           <w:p>
             <w:r/>
@@ -2848,8 +2764,8 @@
         </w:tc>
         <w:tc>
           <w:tcPr>
-            <w:tcW w:type="dxa" w:w="2592"/>
-            <w:shd w:val="clear" w:color="auto" w:fill="F4F4F4"/>
+            <w:tcW w:type="dxa" w:w="7344"/>
+            <w:shd w:val="clear" w:color="auto" w:fill="FAF6E9"/>
           </w:tcPr>
           <w:p>
             <w:r/>
@@ -2858,23 +2774,7 @@
                 <w:color w:val="1A1A2E"/>
                 <w:sz w:val="18"/>
               </w:rPr>
-              <w:t>Universal across all segments.</w:t>
-            </w:r>
-          </w:p>
-        </w:tc>
-        <w:tc>
-          <w:tcPr>
-            <w:tcW w:type="dxa" w:w="5184"/>
-            <w:shd w:val="clear" w:color="auto" w:fill="F4F4F4"/>
-          </w:tcPr>
-          <w:p>
-            <w:r/>
-            <w:r>
-              <w:rPr>
-                <w:color w:val="1A1A2E"/>
-                <w:sz w:val="18"/>
-              </w:rPr>
-              <w:t>Board meeting, missed quarter, competitor win you should have closed.</w:t>
+              <w:t>Universal</w:t>
             </w:r>
           </w:p>
         </w:tc>
@@ -2883,40 +2783,21 @@
     <w:p/>
     <w:p>
       <w:pPr>
-        <w:spacing w:after="80"/>
+        <w:spacing w:after="60"/>
       </w:pPr>
       <w:r>
         <w:rPr>
           <w:b/>
           <w:color w:val="1A1A2E"/>
+          <w:sz w:val="20"/>
         </w:rPr>
-        <w:t xml:space="preserve">Manifests as: </w:t>
+        <w:t xml:space="preserve">How it manifests: </w:t>
       </w:r>
       <w:r>
         <w:rPr>
-          <w:b w:val="0"/>
-          <w:i w:val="0"/>
+          <w:sz w:val="20"/>
         </w:rPr>
-        <w:t>Revenue is lumpy. Good months follow bad ones with no explanation. The founder can't predict next quarter's revenue within 30%.</w:t>
-      </w:r>
-    </w:p>
-    <w:p>
-      <w:pPr>
-        <w:spacing w:after="80"/>
-      </w:pPr>
-      <w:r>
-        <w:rPr>
-          <w:b/>
-          <w:color w:val="1A1A2E"/>
-        </w:rPr>
-        <w:t xml:space="preserve">Current workaround: </w:t>
-      </w:r>
-      <w:r>
-        <w:rPr>
-          <w:b w:val="0"/>
-          <w:i w:val="0"/>
-        </w:rPr>
-        <w:t>More LinkedIn posts, referral asks, founder does more calls.</w:t>
+        <w:t>Revenue is lumpy. The founder can't predict next quarter within 30%. Board asking questions.</w:t>
       </w:r>
     </w:p>
     <w:p>
@@ -2926,29 +2807,31 @@
       <w:r>
         <w:rPr>
           <w:b/>
-          <w:color w:val="00C28B"/>
+          <w:color w:val="E8B830"/>
+          <w:sz w:val="20"/>
         </w:rPr>
         <w:t xml:space="preserve">SELLL angle: </w:t>
       </w:r>
       <w:r>
         <w:rPr>
-          <w:b w:val="0"/>
           <w:i/>
+          <w:color w:val="1A1A2E"/>
+          <w:sz w:val="20"/>
         </w:rPr>
         <w:t>'You can't predict what you don't systematise. We build the system that makes pipeline a number, not a prayer.'</w:t>
       </w:r>
     </w:p>
     <w:p>
       <w:pPr>
-        <w:spacing w:before="240" w:after="120"/>
+        <w:spacing w:before="200" w:after="100"/>
       </w:pPr>
       <w:r>
         <w:rPr>
           <w:b/>
           <w:color w:val="1A1A2E"/>
-          <w:sz w:val="22"/>
+          <w:sz w:val="21"/>
         </w:rPr>
-        <w:t>Pain 2 — Founder Closing Every Deal</w:t>
+        <w:t>Pain 2 â€” Founder Closing Every Deal</w:t>
       </w:r>
     </w:p>
     <w:tbl>
@@ -2959,14 +2842,13 @@
         <w:tblLook w:firstColumn="1" w:firstRow="1" w:lastColumn="0" w:lastRow="0" w:noHBand="0" w:noVBand="1" w:val="04A0"/>
       </w:tblPr>
       <w:tblGrid>
-        <w:gridCol w:w="3022"/>
-        <w:gridCol w:w="3022"/>
-        <w:gridCol w:w="3022"/>
+        <w:gridCol w:w="4533"/>
+        <w:gridCol w:w="4533"/>
       </w:tblGrid>
       <w:tr>
         <w:tc>
           <w:tcPr>
-            <w:tcW w:type="dxa" w:w="1728"/>
+            <w:tcW w:type="dxa" w:w="2160"/>
             <w:shd w:val="clear" w:color="auto" w:fill="1A1A2E"/>
           </w:tcPr>
           <w:p>
@@ -2986,7 +2868,7 @@
         </w:tc>
         <w:tc>
           <w:tcPr>
-            <w:tcW w:type="dxa" w:w="2592"/>
+            <w:tcW w:type="dxa" w:w="7344"/>
             <w:shd w:val="clear" w:color="auto" w:fill="1A1A2E"/>
           </w:tcPr>
           <w:p>
@@ -3004,32 +2886,12 @@
             </w:r>
           </w:p>
         </w:tc>
-        <w:tc>
-          <w:tcPr>
-            <w:tcW w:type="dxa" w:w="5184"/>
-            <w:shd w:val="clear" w:color="auto" w:fill="1A1A2E"/>
-          </w:tcPr>
-          <w:p>
-            <w:pPr>
-              <w:jc w:val="center"/>
-            </w:pPr>
-            <w:r/>
-            <w:r>
-              <w:rPr>
-                <w:b/>
-                <w:color w:val="FFFFFF"/>
-                <w:sz w:val="18"/>
-              </w:rPr>
-              <w:t>Trigger Events</w:t>
-            </w:r>
-          </w:p>
-        </w:tc>
       </w:tr>
       <w:tr>
         <w:tc>
           <w:tcPr>
-            <w:tcW w:type="dxa" w:w="1728"/>
-            <w:shd w:val="clear" w:color="auto" w:fill="F4F4F4"/>
+            <w:tcW w:type="dxa" w:w="2160"/>
+            <w:shd w:val="clear" w:color="auto" w:fill="FAF6E9"/>
           </w:tcPr>
           <w:p>
             <w:r/>
@@ -3044,8 +2906,8 @@
         </w:tc>
         <w:tc>
           <w:tcPr>
-            <w:tcW w:type="dxa" w:w="2592"/>
-            <w:shd w:val="clear" w:color="auto" w:fill="F4F4F4"/>
+            <w:tcW w:type="dxa" w:w="7344"/>
+            <w:shd w:val="clear" w:color="auto" w:fill="FAF6E9"/>
           </w:tcPr>
           <w:p>
             <w:r/>
@@ -3054,23 +2916,7 @@
                 <w:color w:val="1A1A2E"/>
                 <w:sz w:val="18"/>
               </w:rPr>
-              <w:t>Segments S1, S2.</w:t>
-            </w:r>
-          </w:p>
-        </w:tc>
-        <w:tc>
-          <w:tcPr>
-            <w:tcW w:type="dxa" w:w="5184"/>
-            <w:shd w:val="clear" w:color="auto" w:fill="F4F4F4"/>
-          </w:tcPr>
-          <w:p>
-            <w:r/>
-            <w:r>
-              <w:rPr>
-                <w:color w:val="1A1A2E"/>
-                <w:sz w:val="18"/>
-              </w:rPr>
-              <w:t>Missed a deal during travel, family pressure, growth plateau.</w:t>
+              <w:t>S1, S2</w:t>
             </w:r>
           </w:p>
         </w:tc>
@@ -3079,40 +2925,21 @@
     <w:p/>
     <w:p>
       <w:pPr>
-        <w:spacing w:after="80"/>
+        <w:spacing w:after="60"/>
       </w:pPr>
       <w:r>
         <w:rPr>
           <w:b/>
           <w:color w:val="1A1A2E"/>
+          <w:sz w:val="20"/>
         </w:rPr>
-        <w:t xml:space="preserve">Manifests as: </w:t>
+        <w:t xml:space="preserve">How it manifests: </w:t>
       </w:r>
       <w:r>
         <w:rPr>
-          <w:b w:val="0"/>
-          <w:i w:val="0"/>
+          <w:sz w:val="20"/>
         </w:rPr>
         <w:t>Founder is in every sales call. Nothing progresses when they're travelling. Delegation has been tried and failed.</w:t>
-      </w:r>
-    </w:p>
-    <w:p>
-      <w:pPr>
-        <w:spacing w:after="80"/>
-      </w:pPr>
-      <w:r>
-        <w:rPr>
-          <w:b/>
-          <w:color w:val="1A1A2E"/>
-        </w:rPr>
-        <w:t xml:space="preserve">Current workaround: </w:t>
-      </w:r>
-      <w:r>
-        <w:rPr>
-          <w:b w:val="0"/>
-          <w:i w:val="0"/>
-        </w:rPr>
-        <w:t>Generalist 'sales' person who underperforms, more networking.</w:t>
       </w:r>
     </w:p>
     <w:p>
@@ -3122,29 +2949,31 @@
       <w:r>
         <w:rPr>
           <w:b/>
-          <w:color w:val="00C28B"/>
+          <w:color w:val="E8B830"/>
+          <w:sz w:val="20"/>
         </w:rPr>
         <w:t xml:space="preserve">SELLL angle: </w:t>
       </w:r>
       <w:r>
         <w:rPr>
-          <w:b w:val="0"/>
           <w:i/>
+          <w:color w:val="1A1A2E"/>
+          <w:sz w:val="20"/>
         </w:rPr>
         <w:t>'The problem isn't that you're a bad delegator. There's no documented system to hand over. We build that system.'</w:t>
       </w:r>
     </w:p>
     <w:p>
       <w:pPr>
-        <w:spacing w:before="240" w:after="120"/>
+        <w:spacing w:before="200" w:after="100"/>
       </w:pPr>
       <w:r>
         <w:rPr>
           <w:b/>
           <w:color w:val="1A1A2E"/>
-          <w:sz w:val="22"/>
+          <w:sz w:val="21"/>
         </w:rPr>
-        <w:t>Pain 3 — Outbound Tried, Got Nothing</w:t>
+        <w:t>Pain 3 â€” Outbound Tried, Got Nothing</w:t>
       </w:r>
     </w:p>
     <w:tbl>
@@ -3155,14 +2984,13 @@
         <w:tblLook w:firstColumn="1" w:firstRow="1" w:lastColumn="0" w:lastRow="0" w:noHBand="0" w:noVBand="1" w:val="04A0"/>
       </w:tblPr>
       <w:tblGrid>
-        <w:gridCol w:w="3022"/>
-        <w:gridCol w:w="3022"/>
-        <w:gridCol w:w="3022"/>
+        <w:gridCol w:w="4533"/>
+        <w:gridCol w:w="4533"/>
       </w:tblGrid>
       <w:tr>
         <w:tc>
           <w:tcPr>
-            <w:tcW w:type="dxa" w:w="1728"/>
+            <w:tcW w:type="dxa" w:w="2160"/>
             <w:shd w:val="clear" w:color="auto" w:fill="1A1A2E"/>
           </w:tcPr>
           <w:p>
@@ -3182,7 +3010,7 @@
         </w:tc>
         <w:tc>
           <w:tcPr>
-            <w:tcW w:type="dxa" w:w="2592"/>
+            <w:tcW w:type="dxa" w:w="7344"/>
             <w:shd w:val="clear" w:color="auto" w:fill="1A1A2E"/>
           </w:tcPr>
           <w:p>
@@ -3200,32 +3028,12 @@
             </w:r>
           </w:p>
         </w:tc>
-        <w:tc>
-          <w:tcPr>
-            <w:tcW w:type="dxa" w:w="5184"/>
-            <w:shd w:val="clear" w:color="auto" w:fill="1A1A2E"/>
-          </w:tcPr>
-          <w:p>
-            <w:pPr>
-              <w:jc w:val="center"/>
-            </w:pPr>
-            <w:r/>
-            <w:r>
-              <w:rPr>
-                <w:b/>
-                <w:color w:val="FFFFFF"/>
-                <w:sz w:val="18"/>
-              </w:rPr>
-              <w:t>Trigger Events</w:t>
-            </w:r>
-          </w:p>
-        </w:tc>
       </w:tr>
       <w:tr>
         <w:tc>
           <w:tcPr>
-            <w:tcW w:type="dxa" w:w="1728"/>
-            <w:shd w:val="clear" w:color="auto" w:fill="F4F4F4"/>
+            <w:tcW w:type="dxa" w:w="2160"/>
+            <w:shd w:val="clear" w:color="auto" w:fill="FAF6E9"/>
           </w:tcPr>
           <w:p>
             <w:r/>
@@ -3240,8 +3048,8 @@
         </w:tc>
         <w:tc>
           <w:tcPr>
-            <w:tcW w:type="dxa" w:w="2592"/>
-            <w:shd w:val="clear" w:color="auto" w:fill="F4F4F4"/>
+            <w:tcW w:type="dxa" w:w="7344"/>
+            <w:shd w:val="clear" w:color="auto" w:fill="FAF6E9"/>
           </w:tcPr>
           <w:p>
             <w:r/>
@@ -3250,23 +3058,7 @@
                 <w:color w:val="1A1A2E"/>
                 <w:sz w:val="18"/>
               </w:rPr>
-              <w:t>Segments S2, S3.</w:t>
-            </w:r>
-          </w:p>
-        </w:tc>
-        <w:tc>
-          <w:tcPr>
-            <w:tcW w:type="dxa" w:w="5184"/>
-            <w:shd w:val="clear" w:color="auto" w:fill="F4F4F4"/>
-          </w:tcPr>
-          <w:p>
-            <w:r/>
-            <w:r>
-              <w:rPr>
-                <w:color w:val="1A1A2E"/>
-                <w:sz w:val="18"/>
-              </w:rPr>
-              <w:t>New hire who 'does outbound' doesn't produce; LinkedIn post about cold email dying.</w:t>
+              <w:t>S2, S3</w:t>
             </w:r>
           </w:p>
         </w:tc>
@@ -3275,40 +3067,21 @@
     <w:p/>
     <w:p>
       <w:pPr>
-        <w:spacing w:after="80"/>
+        <w:spacing w:after="60"/>
       </w:pPr>
       <w:r>
         <w:rPr>
           <w:b/>
           <w:color w:val="1A1A2E"/>
+          <w:sz w:val="20"/>
         </w:rPr>
-        <w:t xml:space="preserve">Manifests as: </w:t>
+        <w:t xml:space="preserve">How it manifests: </w:t>
       </w:r>
       <w:r>
         <w:rPr>
-          <w:b w:val="0"/>
-          <w:i w:val="0"/>
+          <w:sz w:val="20"/>
         </w:rPr>
         <w:t>Ran Apollo sequences for 3 months. Got 0.3% reply rate. Concluded 'outbound doesn't work for us.'</w:t>
-      </w:r>
-    </w:p>
-    <w:p>
-      <w:pPr>
-        <w:spacing w:after="80"/>
-      </w:pPr>
-      <w:r>
-        <w:rPr>
-          <w:b/>
-          <w:color w:val="1A1A2E"/>
-        </w:rPr>
-        <w:t xml:space="preserve">Current workaround: </w:t>
-      </w:r>
-      <w:r>
-        <w:rPr>
-          <w:b w:val="0"/>
-          <w:i w:val="0"/>
-        </w:rPr>
-        <w:t>Gave up on outbound, doubling down on content/inbound.</w:t>
       </w:r>
     </w:p>
     <w:p>
@@ -3318,29 +3091,31 @@
       <w:r>
         <w:rPr>
           <w:b/>
-          <w:color w:val="00C28B"/>
+          <w:color w:val="E8B830"/>
+          <w:sz w:val="20"/>
         </w:rPr>
         <w:t xml:space="preserve">SELLL angle: </w:t>
       </w:r>
       <w:r>
         <w:rPr>
-          <w:b w:val="0"/>
           <w:i/>
+          <w:color w:val="1A1A2E"/>
+          <w:sz w:val="20"/>
         </w:rPr>
         <w:t>'Outbound didn't fail you. The wrong system failed you. The mistake is treating it like a broadcast instead of a signal.'</w:t>
       </w:r>
     </w:p>
     <w:p>
       <w:pPr>
-        <w:spacing w:before="240" w:after="120"/>
+        <w:spacing w:before="200" w:after="100"/>
       </w:pPr>
       <w:r>
         <w:rPr>
           <w:b/>
           <w:color w:val="1A1A2E"/>
-          <w:sz w:val="22"/>
+          <w:sz w:val="21"/>
         </w:rPr>
-        <w:t>Pain 4 — Can't Hire Fast Enough</w:t>
+        <w:t>Pain 4 â€” Can't Hire Fast Enough</w:t>
       </w:r>
     </w:p>
     <w:tbl>
@@ -3351,14 +3126,13 @@
         <w:tblLook w:firstColumn="1" w:firstRow="1" w:lastColumn="0" w:lastRow="0" w:noHBand="0" w:noVBand="1" w:val="04A0"/>
       </w:tblPr>
       <w:tblGrid>
-        <w:gridCol w:w="3022"/>
-        <w:gridCol w:w="3022"/>
-        <w:gridCol w:w="3022"/>
+        <w:gridCol w:w="4533"/>
+        <w:gridCol w:w="4533"/>
       </w:tblGrid>
       <w:tr>
         <w:tc>
           <w:tcPr>
-            <w:tcW w:type="dxa" w:w="1728"/>
+            <w:tcW w:type="dxa" w:w="2160"/>
             <w:shd w:val="clear" w:color="auto" w:fill="1A1A2E"/>
           </w:tcPr>
           <w:p>
@@ -3378,7 +3152,7 @@
         </w:tc>
         <w:tc>
           <w:tcPr>
-            <w:tcW w:type="dxa" w:w="2592"/>
+            <w:tcW w:type="dxa" w:w="7344"/>
             <w:shd w:val="clear" w:color="auto" w:fill="1A1A2E"/>
           </w:tcPr>
           <w:p>
@@ -3396,32 +3170,12 @@
             </w:r>
           </w:p>
         </w:tc>
-        <w:tc>
-          <w:tcPr>
-            <w:tcW w:type="dxa" w:w="5184"/>
-            <w:shd w:val="clear" w:color="auto" w:fill="1A1A2E"/>
-          </w:tcPr>
-          <w:p>
-            <w:pPr>
-              <w:jc w:val="center"/>
-            </w:pPr>
-            <w:r/>
-            <w:r>
-              <w:rPr>
-                <w:b/>
-                <w:color w:val="FFFFFF"/>
-                <w:sz w:val="18"/>
-              </w:rPr>
-              <w:t>Trigger Events</w:t>
-            </w:r>
-          </w:p>
-        </w:tc>
       </w:tr>
       <w:tr>
         <w:tc>
           <w:tcPr>
-            <w:tcW w:type="dxa" w:w="1728"/>
-            <w:shd w:val="clear" w:color="auto" w:fill="F4F4F4"/>
+            <w:tcW w:type="dxa" w:w="2160"/>
+            <w:shd w:val="clear" w:color="auto" w:fill="FAF6E9"/>
           </w:tcPr>
           <w:p>
             <w:r/>
@@ -3436,8 +3190,8 @@
         </w:tc>
         <w:tc>
           <w:tcPr>
-            <w:tcW w:type="dxa" w:w="2592"/>
-            <w:shd w:val="clear" w:color="auto" w:fill="F4F4F4"/>
+            <w:tcW w:type="dxa" w:w="7344"/>
+            <w:shd w:val="clear" w:color="auto" w:fill="FAF6E9"/>
           </w:tcPr>
           <w:p>
             <w:r/>
@@ -3446,23 +3200,7 @@
                 <w:color w:val="1A1A2E"/>
                 <w:sz w:val="18"/>
               </w:rPr>
-              <w:t>Segments S3, S4.</w:t>
-            </w:r>
-          </w:p>
-        </w:tc>
-        <w:tc>
-          <w:tcPr>
-            <w:tcW w:type="dxa" w:w="5184"/>
-            <w:shd w:val="clear" w:color="auto" w:fill="F4F4F4"/>
-          </w:tcPr>
-          <w:p>
-            <w:r/>
-            <w:r>
-              <w:rPr>
-                <w:color w:val="1A1A2E"/>
-                <w:sz w:val="18"/>
-              </w:rPr>
-              <w:t>Sales team turnover, missed quota two quarters in a row.</w:t>
+              <w:t>S3, S4</w:t>
             </w:r>
           </w:p>
         </w:tc>
@@ -3471,40 +3209,21 @@
     <w:p/>
     <w:p>
       <w:pPr>
-        <w:spacing w:after="80"/>
+        <w:spacing w:after="60"/>
       </w:pPr>
       <w:r>
         <w:rPr>
           <w:b/>
           <w:color w:val="1A1A2E"/>
+          <w:sz w:val="20"/>
         </w:rPr>
-        <w:t xml:space="preserve">Manifests as: </w:t>
+        <w:t xml:space="preserve">How it manifests: </w:t>
       </w:r>
       <w:r>
         <w:rPr>
-          <w:b w:val="0"/>
-          <w:i w:val="0"/>
+          <w:sz w:val="20"/>
         </w:rPr>
-        <w:t>Needs 3 more SDRs but hiring takes 4 months and ramp takes another 3. Behind before they start.</w:t>
-      </w:r>
-    </w:p>
-    <w:p>
-      <w:pPr>
-        <w:spacing w:after="80"/>
-      </w:pPr>
-      <w:r>
-        <w:rPr>
-          <w:b/>
-          <w:color w:val="1A1A2E"/>
-        </w:rPr>
-        <w:t xml:space="preserve">Current workaround: </w:t>
-      </w:r>
-      <w:r>
-        <w:rPr>
-          <w:b w:val="0"/>
-          <w:i w:val="0"/>
-        </w:rPr>
-        <w:t>Overload existing reps, use offshore BDR firms with generic lists.</w:t>
+        <w:t>Needs 3 more SDRs but hiring takes 4 months + ramp takes another 3. Behind before they start.</w:t>
       </w:r>
     </w:p>
     <w:p>
@@ -3514,29 +3233,31 @@
       <w:r>
         <w:rPr>
           <w:b/>
-          <w:color w:val="00C28B"/>
+          <w:color w:val="E8B830"/>
+          <w:sz w:val="20"/>
         </w:rPr>
         <w:t xml:space="preserve">SELLL angle: </w:t>
       </w:r>
       <w:r>
         <w:rPr>
-          <w:b w:val="0"/>
           <w:i/>
+          <w:color w:val="1A1A2E"/>
+          <w:sz w:val="20"/>
         </w:rPr>
         <w:t>'You don't need three more SDRs. You need one system that outperforms three.'</w:t>
       </w:r>
     </w:p>
     <w:p>
       <w:pPr>
-        <w:spacing w:before="240" w:after="120"/>
+        <w:spacing w:before="200" w:after="100"/>
       </w:pPr>
       <w:r>
         <w:rPr>
           <w:b/>
           <w:color w:val="1A1A2E"/>
-          <w:sz w:val="22"/>
+          <w:sz w:val="21"/>
         </w:rPr>
-        <w:t>Pain 5 — No Intelligence Layer</w:t>
+        <w:t>Pain 5 â€” No Intelligence Layer</w:t>
       </w:r>
     </w:p>
     <w:tbl>
@@ -3547,14 +3268,13 @@
         <w:tblLook w:firstColumn="1" w:firstRow="1" w:lastColumn="0" w:lastRow="0" w:noHBand="0" w:noVBand="1" w:val="04A0"/>
       </w:tblPr>
       <w:tblGrid>
-        <w:gridCol w:w="3022"/>
-        <w:gridCol w:w="3022"/>
-        <w:gridCol w:w="3022"/>
+        <w:gridCol w:w="4533"/>
+        <w:gridCol w:w="4533"/>
       </w:tblGrid>
       <w:tr>
         <w:tc>
           <w:tcPr>
-            <w:tcW w:type="dxa" w:w="1728"/>
+            <w:tcW w:type="dxa" w:w="2160"/>
             <w:shd w:val="clear" w:color="auto" w:fill="1A1A2E"/>
           </w:tcPr>
           <w:p>
@@ -3574,7 +3294,7 @@
         </w:tc>
         <w:tc>
           <w:tcPr>
-            <w:tcW w:type="dxa" w:w="2592"/>
+            <w:tcW w:type="dxa" w:w="7344"/>
             <w:shd w:val="clear" w:color="auto" w:fill="1A1A2E"/>
           </w:tcPr>
           <w:p>
@@ -3592,32 +3312,12 @@
             </w:r>
           </w:p>
         </w:tc>
-        <w:tc>
-          <w:tcPr>
-            <w:tcW w:type="dxa" w:w="5184"/>
-            <w:shd w:val="clear" w:color="auto" w:fill="1A1A2E"/>
-          </w:tcPr>
-          <w:p>
-            <w:pPr>
-              <w:jc w:val="center"/>
-            </w:pPr>
-            <w:r/>
-            <w:r>
-              <w:rPr>
-                <w:b/>
-                <w:color w:val="FFFFFF"/>
-                <w:sz w:val="18"/>
-              </w:rPr>
-              <w:t>Trigger Events</w:t>
-            </w:r>
-          </w:p>
-        </w:tc>
       </w:tr>
       <w:tr>
         <w:tc>
           <w:tcPr>
-            <w:tcW w:type="dxa" w:w="1728"/>
-            <w:shd w:val="clear" w:color="auto" w:fill="F4F4F4"/>
+            <w:tcW w:type="dxa" w:w="2160"/>
+            <w:shd w:val="clear" w:color="auto" w:fill="FAF6E9"/>
           </w:tcPr>
           <w:p>
             <w:r/>
@@ -3632,8 +3332,8 @@
         </w:tc>
         <w:tc>
           <w:tcPr>
-            <w:tcW w:type="dxa" w:w="2592"/>
-            <w:shd w:val="clear" w:color="auto" w:fill="F4F4F4"/>
+            <w:tcW w:type="dxa" w:w="7344"/>
+            <w:shd w:val="clear" w:color="auto" w:fill="FAF6E9"/>
           </w:tcPr>
           <w:p>
             <w:r/>
@@ -3642,23 +3342,7 @@
                 <w:color w:val="1A1A2E"/>
                 <w:sz w:val="18"/>
               </w:rPr>
-              <w:t>Segments S3, S4, sophisticated S2.</w:t>
-            </w:r>
-          </w:p>
-        </w:tc>
-        <w:tc>
-          <w:tcPr>
-            <w:tcW w:type="dxa" w:w="5184"/>
-            <w:shd w:val="clear" w:color="auto" w:fill="F4F4F4"/>
-          </w:tcPr>
-          <w:p>
-            <w:r/>
-            <w:r>
-              <w:rPr>
-                <w:color w:val="1A1A2E"/>
-                <w:sz w:val="18"/>
-              </w:rPr>
-              <w:t>New VP Sales audit, RevOps hire, board asks for 'pipeline quality' not just 'volume'.</w:t>
+              <w:t>S3, S4, Sophisticated S2</w:t>
             </w:r>
           </w:p>
         </w:tc>
@@ -3667,40 +3351,21 @@
     <w:p/>
     <w:p>
       <w:pPr>
-        <w:spacing w:after="80"/>
+        <w:spacing w:after="60"/>
       </w:pPr>
       <w:r>
         <w:rPr>
           <w:b/>
           <w:color w:val="1A1A2E"/>
+          <w:sz w:val="20"/>
         </w:rPr>
-        <w:t xml:space="preserve">Manifests as: </w:t>
+        <w:t xml:space="preserve">How it manifests: </w:t>
       </w:r>
       <w:r>
         <w:rPr>
-          <w:b w:val="0"/>
-          <w:i w:val="0"/>
+          <w:sz w:val="20"/>
         </w:rPr>
         <w:t>Sequences exist. CRM exists. Apollo exists. But no one knows who to call TODAY or why. Reps are guessing.</w:t>
-      </w:r>
-    </w:p>
-    <w:p>
-      <w:pPr>
-        <w:spacing w:after="80"/>
-      </w:pPr>
-      <w:r>
-        <w:rPr>
-          <w:b/>
-          <w:color w:val="1A1A2E"/>
-        </w:rPr>
-        <w:t xml:space="preserve">Current workaround: </w:t>
-      </w:r>
-      <w:r>
-        <w:rPr>
-          <w:b w:val="0"/>
-          <w:i w:val="0"/>
-        </w:rPr>
-        <w:t>More data tools, more lists, more sequences — none of which solve the signal problem.</w:t>
       </w:r>
     </w:p>
     <w:p>
@@ -3710,30 +3375,32 @@
       <w:r>
         <w:rPr>
           <w:b/>
-          <w:color w:val="00C28B"/>
+          <w:color w:val="E8B830"/>
+          <w:sz w:val="20"/>
         </w:rPr>
         <w:t xml:space="preserve">SELLL angle: </w:t>
       </w:r>
       <w:r>
         <w:rPr>
-          <w:b w:val="0"/>
           <w:i/>
+          <w:color w:val="1A1A2E"/>
+          <w:sz w:val="20"/>
         </w:rPr>
-        <w:t>'The stack doesn't need more tools. It needs a brain. Signal-triggered outreach is 3–5x the reply rate of calendar-triggered sequences.'</w:t>
+        <w:t>'The stack doesn't need more tools. It needs a brain. Signal-triggered outreach is 3â€“5x the reply rate of calendar-triggered sequences.'</w:t>
       </w:r>
     </w:p>
     <w:p>
       <w:pPr>
-        <w:spacing w:before="360" w:after="120"/>
+        <w:spacing w:before="320" w:after="100"/>
         <w:pBdr>
-          <w:bottom w:val="single" w:sz="6" w:space="4" w:color="00C28B"/>
+          <w:bottom w:val="single" w:sz="6" w:space="3" w:color="E8B830"/>
         </w:pBdr>
       </w:pPr>
       <w:r>
         <w:rPr>
           <w:b/>
-          <w:color w:val="00C28B"/>
-          <w:sz w:val="26"/>
+          <w:color w:val="E8B830"/>
+          <w:sz w:val="24"/>
         </w:rPr>
         <w:t>5. BUDGET QUALIFIERS</w:t>
       </w:r>
@@ -3755,7 +3422,7 @@
       <w:tr>
         <w:tc>
           <w:tcPr>
-            <w:tcW w:type="dxa" w:w="1728"/>
+            <w:tcW w:type="dxa" w:w="1656"/>
             <w:shd w:val="clear" w:color="auto" w:fill="1A1A2E"/>
           </w:tcPr>
           <w:p>
@@ -3775,7 +3442,7 @@
         </w:tc>
         <w:tc>
           <w:tcPr>
-            <w:tcW w:type="dxa" w:w="1872"/>
+            <w:tcW w:type="dxa" w:w="1800"/>
             <w:shd w:val="clear" w:color="auto" w:fill="1A1A2E"/>
           </w:tcPr>
           <w:p>
@@ -3795,7 +3462,7 @@
         </w:tc>
         <w:tc>
           <w:tcPr>
-            <w:tcW w:type="dxa" w:w="2016"/>
+            <w:tcW w:type="dxa" w:w="1944"/>
             <w:shd w:val="clear" w:color="auto" w:fill="1A1A2E"/>
           </w:tcPr>
           <w:p>
@@ -3815,7 +3482,7 @@
         </w:tc>
         <w:tc>
           <w:tcPr>
-            <w:tcW w:type="dxa" w:w="1872"/>
+            <w:tcW w:type="dxa" w:w="1800"/>
             <w:shd w:val="clear" w:color="auto" w:fill="1A1A2E"/>
           </w:tcPr>
           <w:p>
@@ -3835,7 +3502,7 @@
         </w:tc>
         <w:tc>
           <w:tcPr>
-            <w:tcW w:type="dxa" w:w="2736"/>
+            <w:tcW w:type="dxa" w:w="2304"/>
             <w:shd w:val="clear" w:color="auto" w:fill="1A1A2E"/>
           </w:tcPr>
           <w:p>
@@ -3857,8 +3524,8 @@
       <w:tr>
         <w:tc>
           <w:tcPr>
-            <w:tcW w:type="dxa" w:w="1728"/>
-            <w:shd w:val="clear" w:color="auto" w:fill="F4F4F4"/>
+            <w:tcW w:type="dxa" w:w="1656"/>
+            <w:shd w:val="clear" w:color="auto" w:fill="FAF6E9"/>
           </w:tcPr>
           <w:p>
             <w:r/>
@@ -3867,14 +3534,14 @@
                 <w:color w:val="1A1A2E"/>
                 <w:sz w:val="18"/>
               </w:rPr>
-              <w:t>S1 (1–10)</w:t>
+              <w:t>S1 (1â€“10)</w:t>
             </w:r>
           </w:p>
         </w:tc>
         <w:tc>
           <w:tcPr>
-            <w:tcW w:type="dxa" w:w="1872"/>
-            <w:shd w:val="clear" w:color="auto" w:fill="F4F4F4"/>
+            <w:tcW w:type="dxa" w:w="1800"/>
+            <w:shd w:val="clear" w:color="auto" w:fill="FAF6E9"/>
           </w:tcPr>
           <w:p>
             <w:r/>
@@ -3883,14 +3550,14 @@
                 <w:color w:val="1A1A2E"/>
                 <w:sz w:val="18"/>
               </w:rPr>
-              <w:t>$1,000–$3,500/mo</w:t>
+              <w:t>$1Kâ€“$3.5K/mo</w:t>
             </w:r>
           </w:p>
         </w:tc>
         <w:tc>
           <w:tcPr>
-            <w:tcW w:type="dxa" w:w="2016"/>
-            <w:shd w:val="clear" w:color="auto" w:fill="F4F4F4"/>
+            <w:tcW w:type="dxa" w:w="1944"/>
+            <w:shd w:val="clear" w:color="auto" w:fill="FAF6E9"/>
           </w:tcPr>
           <w:p>
             <w:r/>
@@ -3899,14 +3566,14 @@
                 <w:color w:val="1A1A2E"/>
                 <w:sz w:val="18"/>
               </w:rPr>
-              <w:t>$12K–$42K</w:t>
+              <w:t>$12Kâ€“$42K</w:t>
             </w:r>
           </w:p>
         </w:tc>
         <w:tc>
           <w:tcPr>
-            <w:tcW w:type="dxa" w:w="1872"/>
-            <w:shd w:val="clear" w:color="auto" w:fill="F4F4F4"/>
+            <w:tcW w:type="dxa" w:w="1800"/>
+            <w:shd w:val="clear" w:color="auto" w:fill="FAF6E9"/>
           </w:tcPr>
           <w:p>
             <w:r/>
@@ -3915,14 +3582,14 @@
                 <w:color w:val="1A1A2E"/>
                 <w:sz w:val="18"/>
               </w:rPr>
-              <w:t>$3K–$5K/mo</w:t>
+              <w:t>$3Kâ€“$5K/mo</w:t>
             </w:r>
           </w:p>
         </w:tc>
         <w:tc>
           <w:tcPr>
-            <w:tcW w:type="dxa" w:w="2736"/>
-            <w:shd w:val="clear" w:color="auto" w:fill="F4F4F4"/>
+            <w:tcW w:type="dxa" w:w="2304"/>
+            <w:shd w:val="clear" w:color="auto" w:fill="FAF6E9"/>
           </w:tcPr>
           <w:p>
             <w:r/>
@@ -3931,7 +3598,7 @@
                 <w:color w:val="1A1A2E"/>
                 <w:sz w:val="18"/>
               </w:rPr>
-              <w:t>Post-seed funding, MRR &gt;$10K</w:t>
+              <w:t>Post-seed, MRR &gt;$10K</w:t>
             </w:r>
           </w:p>
         </w:tc>
@@ -3939,7 +3606,7 @@
       <w:tr>
         <w:tc>
           <w:tcPr>
-            <w:tcW w:type="dxa" w:w="1728"/>
+            <w:tcW w:type="dxa" w:w="1656"/>
             <w:shd w:val="clear" w:color="auto" w:fill="FFFFFF"/>
           </w:tcPr>
           <w:p>
@@ -3949,13 +3616,13 @@
                 <w:color w:val="1A1A2E"/>
                 <w:sz w:val="18"/>
               </w:rPr>
-              <w:t>S2 (10–50)</w:t>
+              <w:t>S2 (10â€“50)</w:t>
             </w:r>
           </w:p>
         </w:tc>
         <w:tc>
           <w:tcPr>
-            <w:tcW w:type="dxa" w:w="1872"/>
+            <w:tcW w:type="dxa" w:w="1800"/>
             <w:shd w:val="clear" w:color="auto" w:fill="FFFFFF"/>
           </w:tcPr>
           <w:p>
@@ -3965,13 +3632,13 @@
                 <w:color w:val="1A1A2E"/>
                 <w:sz w:val="18"/>
               </w:rPr>
-              <w:t>$3,000–$8,000/mo</w:t>
+              <w:t>$3Kâ€“$8K/mo</w:t>
             </w:r>
           </w:p>
         </w:tc>
         <w:tc>
           <w:tcPr>
-            <w:tcW w:type="dxa" w:w="2016"/>
+            <w:tcW w:type="dxa" w:w="1944"/>
             <w:shd w:val="clear" w:color="auto" w:fill="FFFFFF"/>
           </w:tcPr>
           <w:p>
@@ -3981,13 +3648,13 @@
                 <w:color w:val="1A1A2E"/>
                 <w:sz w:val="18"/>
               </w:rPr>
-              <w:t>$36K–$96K</w:t>
+              <w:t>$36Kâ€“$96K</w:t>
             </w:r>
           </w:p>
         </w:tc>
         <w:tc>
           <w:tcPr>
-            <w:tcW w:type="dxa" w:w="1872"/>
+            <w:tcW w:type="dxa" w:w="1800"/>
             <w:shd w:val="clear" w:color="auto" w:fill="FFFFFF"/>
           </w:tcPr>
           <w:p>
@@ -3997,13 +3664,13 @@
                 <w:color w:val="1A1A2E"/>
                 <w:sz w:val="18"/>
               </w:rPr>
-              <w:t>$5K–$8K/mo</w:t>
+              <w:t>$5Kâ€“$8K/mo</w:t>
             </w:r>
           </w:p>
         </w:tc>
         <w:tc>
           <w:tcPr>
-            <w:tcW w:type="dxa" w:w="2736"/>
+            <w:tcW w:type="dxa" w:w="2304"/>
             <w:shd w:val="clear" w:color="auto" w:fill="FFFFFF"/>
           </w:tcPr>
           <w:p>
@@ -4021,8 +3688,8 @@
       <w:tr>
         <w:tc>
           <w:tcPr>
-            <w:tcW w:type="dxa" w:w="1728"/>
-            <w:shd w:val="clear" w:color="auto" w:fill="F4F4F4"/>
+            <w:tcW w:type="dxa" w:w="1656"/>
+            <w:shd w:val="clear" w:color="auto" w:fill="FAF6E9"/>
           </w:tcPr>
           <w:p>
             <w:r/>
@@ -4031,14 +3698,14 @@
                 <w:color w:val="1A1A2E"/>
                 <w:sz w:val="18"/>
               </w:rPr>
-              <w:t>S3 (50–100)</w:t>
+              <w:t>S3 (50â€“100)</w:t>
             </w:r>
           </w:p>
         </w:tc>
         <w:tc>
           <w:tcPr>
-            <w:tcW w:type="dxa" w:w="1872"/>
-            <w:shd w:val="clear" w:color="auto" w:fill="F4F4F4"/>
+            <w:tcW w:type="dxa" w:w="1800"/>
+            <w:shd w:val="clear" w:color="auto" w:fill="FAF6E9"/>
           </w:tcPr>
           <w:p>
             <w:r/>
@@ -4047,14 +3714,14 @@
                 <w:color w:val="1A1A2E"/>
                 <w:sz w:val="18"/>
               </w:rPr>
-              <w:t>$6,000–$15,000/mo</w:t>
+              <w:t>$6Kâ€“$15K/mo</w:t>
             </w:r>
           </w:p>
         </w:tc>
         <w:tc>
           <w:tcPr>
-            <w:tcW w:type="dxa" w:w="2016"/>
-            <w:shd w:val="clear" w:color="auto" w:fill="F4F4F4"/>
+            <w:tcW w:type="dxa" w:w="1944"/>
+            <w:shd w:val="clear" w:color="auto" w:fill="FAF6E9"/>
           </w:tcPr>
           <w:p>
             <w:r/>
@@ -4063,14 +3730,14 @@
                 <w:color w:val="1A1A2E"/>
                 <w:sz w:val="18"/>
               </w:rPr>
-              <w:t>$72K–$180K</w:t>
+              <w:t>$72Kâ€“$180K</w:t>
             </w:r>
           </w:p>
         </w:tc>
         <w:tc>
           <w:tcPr>
-            <w:tcW w:type="dxa" w:w="1872"/>
-            <w:shd w:val="clear" w:color="auto" w:fill="F4F4F4"/>
+            <w:tcW w:type="dxa" w:w="1800"/>
+            <w:shd w:val="clear" w:color="auto" w:fill="FAF6E9"/>
           </w:tcPr>
           <w:p>
             <w:r/>
@@ -4079,14 +3746,14 @@
                 <w:color w:val="1A1A2E"/>
                 <w:sz w:val="18"/>
               </w:rPr>
-              <w:t>$8K–$15K/mo</w:t>
+              <w:t>$8Kâ€“$15K/mo</w:t>
             </w:r>
           </w:p>
         </w:tc>
         <w:tc>
           <w:tcPr>
-            <w:tcW w:type="dxa" w:w="2736"/>
-            <w:shd w:val="clear" w:color="auto" w:fill="F4F4F4"/>
+            <w:tcW w:type="dxa" w:w="2304"/>
+            <w:shd w:val="clear" w:color="auto" w:fill="FAF6E9"/>
           </w:tcPr>
           <w:p>
             <w:r/>
@@ -4103,7 +3770,7 @@
       <w:tr>
         <w:tc>
           <w:tcPr>
-            <w:tcW w:type="dxa" w:w="1728"/>
+            <w:tcW w:type="dxa" w:w="1656"/>
             <w:shd w:val="clear" w:color="auto" w:fill="FFFFFF"/>
           </w:tcPr>
           <w:p>
@@ -4113,13 +3780,13 @@
                 <w:color w:val="1A1A2E"/>
                 <w:sz w:val="18"/>
               </w:rPr>
-              <w:t>S4 (100–200)</w:t>
+              <w:t>S4 (100â€“200)</w:t>
             </w:r>
           </w:p>
         </w:tc>
         <w:tc>
           <w:tcPr>
-            <w:tcW w:type="dxa" w:w="1872"/>
+            <w:tcW w:type="dxa" w:w="1800"/>
             <w:shd w:val="clear" w:color="auto" w:fill="FFFFFF"/>
           </w:tcPr>
           <w:p>
@@ -4129,13 +3796,13 @@
                 <w:color w:val="1A1A2E"/>
                 <w:sz w:val="18"/>
               </w:rPr>
-              <w:t>$10,000–$25,000/mo</w:t>
+              <w:t>$10Kâ€“$25K/mo</w:t>
             </w:r>
           </w:p>
         </w:tc>
         <w:tc>
           <w:tcPr>
-            <w:tcW w:type="dxa" w:w="2016"/>
+            <w:tcW w:type="dxa" w:w="1944"/>
             <w:shd w:val="clear" w:color="auto" w:fill="FFFFFF"/>
           </w:tcPr>
           <w:p>
@@ -4145,13 +3812,13 @@
                 <w:color w:val="1A1A2E"/>
                 <w:sz w:val="18"/>
               </w:rPr>
-              <w:t>$120K–$300K</w:t>
+              <w:t>$120Kâ€“$300K</w:t>
             </w:r>
           </w:p>
         </w:tc>
         <w:tc>
           <w:tcPr>
-            <w:tcW w:type="dxa" w:w="1872"/>
+            <w:tcW w:type="dxa" w:w="1800"/>
             <w:shd w:val="clear" w:color="auto" w:fill="FFFFFF"/>
           </w:tcPr>
           <w:p>
@@ -4161,13 +3828,13 @@
                 <w:color w:val="1A1A2E"/>
                 <w:sz w:val="18"/>
               </w:rPr>
-              <w:t>$12K–$20K/mo</w:t>
+              <w:t>$12Kâ€“$20K/mo</w:t>
             </w:r>
           </w:p>
         </w:tc>
         <w:tc>
           <w:tcPr>
-            <w:tcW w:type="dxa" w:w="2736"/>
+            <w:tcW w:type="dxa" w:w="2304"/>
             <w:shd w:val="clear" w:color="auto" w:fill="FFFFFF"/>
           </w:tcPr>
           <w:p>
@@ -4177,7 +3844,7 @@
                 <w:color w:val="1A1A2E"/>
                 <w:sz w:val="18"/>
               </w:rPr>
-              <w:t>Series B–C / $10M+ ARR</w:t>
+              <w:t>Series Bâ€“C / $10M+ ARR</w:t>
             </w:r>
           </w:p>
         </w:tc>
@@ -4186,80 +3853,42 @@
     <w:p/>
     <w:p>
       <w:pPr>
-        <w:spacing w:after="120"/>
+        <w:spacing w:after="100"/>
       </w:pPr>
       <w:r>
         <w:rPr>
+          <w:i w:val="0"/>
           <w:color w:val="1A1A2E"/>
           <w:sz w:val="20"/>
         </w:rPr>
-        <w:t>Minimum viable deal: $3,000/month retainer. Below this, the economics don't support the intelligence layer.</w:t>
+        <w:t>Minimum viable deal: $3,000/month. Below this, the economics do not support the intelligence layer.</w:t>
       </w:r>
     </w:p>
     <w:p>
       <w:pPr>
-        <w:spacing w:before="240" w:after="120"/>
+        <w:spacing w:after="100"/>
       </w:pPr>
       <w:r>
         <w:rPr>
-          <w:b/>
+          <w:i w:val="0"/>
           <w:color w:val="1A1A2E"/>
-          <w:sz w:val="22"/>
+          <w:sz w:val="20"/>
         </w:rPr>
-        <w:t>ROI Framing by Segment</w:t>
+        <w:t>ROI frame: "One new $5K/month client per month = $60K ARR. That pays for SELLL 10x in year one." (S1/S2 framing)</w:t>
       </w:r>
     </w:p>
     <w:p>
       <w:pPr>
-        <w:pStyle w:val="ListBullet"/>
-        <w:spacing w:after="60"/>
-      </w:pPr>
-      <w:r>
-        <w:rPr>
-          <w:color w:val="1A1A2E"/>
-          <w:sz w:val="20"/>
-        </w:rPr>
-        <w:t>S1/S2: "One new $5K/month client per month = $60K ARR. That pays for SELLL 10x in year one."</w:t>
-      </w:r>
-    </w:p>
-    <w:p>
-      <w:pPr>
-        <w:pStyle w:val="ListBullet"/>
-        <w:spacing w:after="60"/>
-      </w:pPr>
-      <w:r>
-        <w:rPr>
-          <w:color w:val="1A1A2E"/>
-          <w:sz w:val="20"/>
-        </w:rPr>
-        <w:t>S3: "At 200 conversations/day and 4% reply rate, you're booking 8 qualified calls/day. What's your close rate worth on that volume?"</w:t>
-      </w:r>
-    </w:p>
-    <w:p>
-      <w:pPr>
-        <w:pStyle w:val="ListBullet"/>
-        <w:spacing w:after="60"/>
-      </w:pPr>
-      <w:r>
-        <w:rPr>
-          <w:color w:val="1A1A2E"/>
-          <w:sz w:val="20"/>
-        </w:rPr>
-        <w:t>S4: "Replacing two $110K SDR salaries with a system that out-produces both: $220K in savings before the first new deal closes."</w:t>
-      </w:r>
-    </w:p>
-    <w:p>
-      <w:pPr>
-        <w:spacing w:before="360" w:after="120"/>
+        <w:spacing w:before="320" w:after="100"/>
         <w:pBdr>
-          <w:bottom w:val="single" w:sz="6" w:space="4" w:color="00C28B"/>
+          <w:bottom w:val="single" w:sz="6" w:space="3" w:color="E8B830"/>
         </w:pBdr>
       </w:pPr>
       <w:r>
         <w:rPr>
           <w:b/>
-          <w:color w:val="00C28B"/>
-          <w:sz w:val="26"/>
+          <w:color w:val="E8B830"/>
+          <w:sz w:val="24"/>
         </w:rPr>
         <w:t>6. CHANNEL STRATEGY</w:t>
       </w:r>
@@ -4342,7 +3971,7 @@
         <w:tc>
           <w:tcPr>
             <w:tcW w:type="dxa" w:w="3168"/>
-            <w:shd w:val="clear" w:color="auto" w:fill="F4F4F4"/>
+            <w:shd w:val="clear" w:color="auto" w:fill="FAF6E9"/>
           </w:tcPr>
           <w:p>
             <w:r/>
@@ -4358,7 +3987,7 @@
         <w:tc>
           <w:tcPr>
             <w:tcW w:type="dxa" w:w="2016"/>
-            <w:shd w:val="clear" w:color="auto" w:fill="F4F4F4"/>
+            <w:shd w:val="clear" w:color="auto" w:fill="FAF6E9"/>
           </w:tcPr>
           <w:p>
             <w:r/>
@@ -4374,7 +4003,7 @@
         <w:tc>
           <w:tcPr>
             <w:tcW w:type="dxa" w:w="4320"/>
-            <w:shd w:val="clear" w:color="auto" w:fill="F4F4F4"/>
+            <w:shd w:val="clear" w:color="auto" w:fill="FAF6E9"/>
           </w:tcPr>
           <w:p>
             <w:r/>
@@ -4433,7 +4062,7 @@
                 <w:color w:val="1A1A2E"/>
                 <w:sz w:val="18"/>
               </w:rPr>
-              <w:t>Must reference something real about them or their company</w:t>
+              <w:t>Must reference something real about them</w:t>
             </w:r>
           </w:p>
         </w:tc>
@@ -4442,7 +4071,7 @@
         <w:tc>
           <w:tcPr>
             <w:tcW w:type="dxa" w:w="3168"/>
-            <w:shd w:val="clear" w:color="auto" w:fill="F4F4F4"/>
+            <w:shd w:val="clear" w:color="auto" w:fill="FAF6E9"/>
           </w:tcPr>
           <w:p>
             <w:r/>
@@ -4458,7 +4087,7 @@
         <w:tc>
           <w:tcPr>
             <w:tcW w:type="dxa" w:w="2016"/>
-            <w:shd w:val="clear" w:color="auto" w:fill="F4F4F4"/>
+            <w:shd w:val="clear" w:color="auto" w:fill="FAF6E9"/>
           </w:tcPr>
           <w:p>
             <w:r/>
@@ -4474,7 +4103,7 @@
         <w:tc>
           <w:tcPr>
             <w:tcW w:type="dxa" w:w="4320"/>
-            <w:shd w:val="clear" w:color="auto" w:fill="F4F4F4"/>
+            <w:shd w:val="clear" w:color="auto" w:fill="FAF6E9"/>
           </w:tcPr>
           <w:p>
             <w:r/>
@@ -4483,7 +4112,7 @@
                 <w:color w:val="1A1A2E"/>
                 <w:sz w:val="18"/>
               </w:rPr>
-              <w:t>If you can get one, take it every time</w:t>
+              <w:t>Take it every time</w:t>
             </w:r>
           </w:p>
         </w:tc>
@@ -4533,7 +4162,7 @@
                 <w:color w:val="1A1A2E"/>
                 <w:sz w:val="18"/>
               </w:rPr>
-              <w:t>Works for S3/S4, less effective for solo founders</w:t>
+              <w:t>Works for S3/S4; less effective for solo founders</w:t>
             </w:r>
           </w:p>
         </w:tc>
@@ -4542,7 +4171,7 @@
         <w:tc>
           <w:tcPr>
             <w:tcW w:type="dxa" w:w="3168"/>
-            <w:shd w:val="clear" w:color="auto" w:fill="F4F4F4"/>
+            <w:shd w:val="clear" w:color="auto" w:fill="FAF6E9"/>
           </w:tcPr>
           <w:p>
             <w:r/>
@@ -4558,7 +4187,7 @@
         <w:tc>
           <w:tcPr>
             <w:tcW w:type="dxa" w:w="2016"/>
-            <w:shd w:val="clear" w:color="auto" w:fill="F4F4F4"/>
+            <w:shd w:val="clear" w:color="auto" w:fill="FAF6E9"/>
           </w:tcPr>
           <w:p>
             <w:r/>
@@ -4567,14 +4196,14 @@
                 <w:color w:val="1A1A2E"/>
                 <w:sz w:val="18"/>
               </w:rPr>
-              <w:t>Low short-term</w:t>
+              <w:t>Low (short-term)</w:t>
             </w:r>
           </w:p>
         </w:tc>
         <w:tc>
           <w:tcPr>
             <w:tcW w:type="dxa" w:w="4320"/>
-            <w:shd w:val="clear" w:color="auto" w:fill="F4F4F4"/>
+            <w:shd w:val="clear" w:color="auto" w:fill="FAF6E9"/>
           </w:tcPr>
           <w:p>
             <w:r/>
@@ -4583,7 +4212,7 @@
                 <w:color w:val="1A1A2E"/>
                 <w:sz w:val="18"/>
               </w:rPr>
-              <w:t>Builds trust over time, not a primary acquisition lever</w:t>
+              <w:t>Trust-builder, not a primary acquisition lever</w:t>
             </w:r>
           </w:p>
         </w:tc>
@@ -4592,119 +4221,31 @@
     <w:p/>
     <w:p>
       <w:pPr>
-        <w:spacing w:before="240" w:after="120"/>
+        <w:spacing w:after="100"/>
       </w:pPr>
       <w:r>
         <w:rPr>
-          <w:b/>
+          <w:i w:val="0"/>
           <w:color w:val="1A1A2E"/>
-          <w:sz w:val="22"/>
+          <w:sz w:val="20"/>
         </w:rPr>
-        <w:t>Decision Process by Segment</w:t>
+        <w:t>Cadence: Day 1 email â†’ Day 3 email â†’ Day 5 LinkedIn â†’ Day 7 email â†’ Day 10 LinkedIn DM â†’ Day 14 email â†’ Day 21 breakup.</w:t>
       </w:r>
     </w:p>
     <w:p>
       <w:pPr>
-        <w:pStyle w:val="ListBullet"/>
-        <w:spacing w:after="60"/>
-      </w:pPr>
-      <w:r>
-        <w:rPr>
-          <w:b/>
-          <w:color w:val="1A1A2E"/>
-          <w:sz w:val="20"/>
-        </w:rPr>
-        <w:t xml:space="preserve">Solo/Growth: </w:t>
-      </w:r>
-      <w:r>
-        <w:rPr>
-          <w:color w:val="1A1A2E"/>
-          <w:sz w:val="20"/>
-        </w:rPr>
-        <w:t>S1–S2: Founder decides alone. Cycle 1–3 weeks. Main blocker: 'is this the right time?'</w:t>
-      </w:r>
-    </w:p>
-    <w:p>
-      <w:pPr>
-        <w:pStyle w:val="ListBullet"/>
-        <w:spacing w:after="60"/>
-      </w:pPr>
-      <w:r>
-        <w:rPr>
-          <w:b/>
-          <w:color w:val="1A1A2E"/>
-          <w:sz w:val="20"/>
-        </w:rPr>
-        <w:t xml:space="preserve">SMB: </w:t>
-      </w:r>
-      <w:r>
-        <w:rPr>
-          <w:color w:val="1A1A2E"/>
-          <w:sz w:val="20"/>
-        </w:rPr>
-        <w:t>S3: VP Sales or CEO decides, sometimes CFO. Cycle 2–6 weeks. Main blocker: 'show me the ROI math'</w:t>
-      </w:r>
-    </w:p>
-    <w:p>
-      <w:pPr>
-        <w:pStyle w:val="ListBullet"/>
-        <w:spacing w:after="60"/>
-      </w:pPr>
-      <w:r>
-        <w:rPr>
-          <w:b/>
-          <w:color w:val="1A1A2E"/>
-          <w:sz w:val="20"/>
-        </w:rPr>
-        <w:t xml:space="preserve">Mid-Market: </w:t>
-      </w:r>
-      <w:r>
-        <w:rPr>
-          <w:color w:val="1A1A2E"/>
-          <w:sz w:val="20"/>
-        </w:rPr>
-        <w:t>S4: CRO leads, legal/finance reviews. Cycle 4–10 weeks. Main blocker: 'can you prove this at our scale?'</w:t>
-      </w:r>
-    </w:p>
-    <w:p>
-      <w:pPr>
-        <w:spacing w:before="240" w:after="120"/>
-      </w:pPr>
-      <w:r>
-        <w:rPr>
-          <w:b/>
-          <w:color w:val="1A1A2E"/>
-          <w:sz w:val="22"/>
-        </w:rPr>
-        <w:t>Outreach Cadence</w:t>
-      </w:r>
-    </w:p>
-    <w:p>
-      <w:pPr>
-        <w:spacing w:after="120"/>
-      </w:pPr>
-      <w:r>
-        <w:rPr>
-          <w:color w:val="1A1A2E"/>
-          <w:sz w:val="20"/>
-        </w:rPr>
-        <w:t>5–7 touch points over 21 days before breakup: Day 1 email → Day 3 email → Day 5 LinkedIn → Day 7 email → Day 10 LinkedIn DM → Day 14 email → Day 21 breakup.</w:t>
-      </w:r>
-    </w:p>
-    <w:p>
-      <w:pPr>
-        <w:spacing w:before="360" w:after="120"/>
+        <w:spacing w:before="320" w:after="100"/>
         <w:pBdr>
-          <w:bottom w:val="single" w:sz="6" w:space="4" w:color="00C28B"/>
+          <w:bottom w:val="single" w:sz="6" w:space="3" w:color="E8B830"/>
         </w:pBdr>
       </w:pPr>
       <w:r>
         <w:rPr>
           <w:b/>
-          <w:color w:val="00C28B"/>
-          <w:sz w:val="26"/>
+          <w:color w:val="E8B830"/>
+          <w:sz w:val="24"/>
         </w:rPr>
-        <w:t>7. NEGATIVE ICP — WHO NOT TO CHASE</w:t>
+        <w:t>7. NEGATIVE ICP Â€” WHO NOT TO CHASE</w:t>
       </w:r>
     </w:p>
     <w:tbl>
@@ -4742,7 +4283,7 @@
         </w:tc>
         <w:tc>
           <w:tcPr>
-            <w:tcW w:type="dxa" w:w="3168"/>
+            <w:tcW w:type="dxa" w:w="3024"/>
             <w:shd w:val="clear" w:color="auto" w:fill="1A1A2E"/>
           </w:tcPr>
           <w:p>
@@ -4762,7 +4303,7 @@
         </w:tc>
         <w:tc>
           <w:tcPr>
-            <w:tcW w:type="dxa" w:w="3744"/>
+            <w:tcW w:type="dxa" w:w="3888"/>
             <w:shd w:val="clear" w:color="auto" w:fill="1A1A2E"/>
           </w:tcPr>
           <w:p>
@@ -4776,7 +4317,7 @@
                 <w:color w:val="FFFFFF"/>
                 <w:sz w:val="18"/>
               </w:rPr>
-              <w:t>Why It Disqualifies</w:t>
+              <w:t>Why</w:t>
             </w:r>
           </w:p>
         </w:tc>
@@ -4785,7 +4326,7 @@
         <w:tc>
           <w:tcPr>
             <w:tcW w:type="dxa" w:w="2592"/>
-            <w:shd w:val="clear" w:color="auto" w:fill="F4F4F4"/>
+            <w:shd w:val="clear" w:color="auto" w:fill="FAF6E9"/>
           </w:tcPr>
           <w:p>
             <w:r/>
@@ -4800,8 +4341,8 @@
         </w:tc>
         <w:tc>
           <w:tcPr>
-            <w:tcW w:type="dxa" w:w="3168"/>
-            <w:shd w:val="clear" w:color="auto" w:fill="F4F4F4"/>
+            <w:tcW w:type="dxa" w:w="3024"/>
+            <w:shd w:val="clear" w:color="auto" w:fill="FAF6E9"/>
           </w:tcPr>
           <w:p>
             <w:r/>
@@ -4816,8 +4357,8 @@
         </w:tc>
         <w:tc>
           <w:tcPr>
-            <w:tcW w:type="dxa" w:w="3744"/>
-            <w:shd w:val="clear" w:color="auto" w:fill="F4F4F4"/>
+            <w:tcW w:type="dxa" w:w="3888"/>
+            <w:shd w:val="clear" w:color="auto" w:fill="FAF6E9"/>
           </w:tcPr>
           <w:p>
             <w:r/>
@@ -4826,7 +4367,7 @@
                 <w:color w:val="1A1A2E"/>
                 <w:sz w:val="18"/>
               </w:rPr>
-              <w:t>Outbound doesn't work for consumer; wrong motion entirely</w:t>
+              <w:t>Wrong motion entirely</w:t>
             </w:r>
           </w:p>
         </w:tc>
@@ -4850,7 +4391,7 @@
         </w:tc>
         <w:tc>
           <w:tcPr>
-            <w:tcW w:type="dxa" w:w="3168"/>
+            <w:tcW w:type="dxa" w:w="3024"/>
             <w:shd w:val="clear" w:color="auto" w:fill="FFFFFF"/>
           </w:tcPr>
           <w:p>
@@ -4860,13 +4401,13 @@
                 <w:color w:val="1A1A2E"/>
                 <w:sz w:val="18"/>
               </w:rPr>
-              <w:t>Pricing page shows plans under $250/month</w:t>
+              <w:t>Plans under $250/month visible on pricing</w:t>
             </w:r>
           </w:p>
         </w:tc>
         <w:tc>
           <w:tcPr>
-            <w:tcW w:type="dxa" w:w="3744"/>
+            <w:tcW w:type="dxa" w:w="3888"/>
             <w:shd w:val="clear" w:color="auto" w:fill="FFFFFF"/>
           </w:tcPr>
           <w:p>
@@ -4876,7 +4417,7 @@
                 <w:color w:val="1A1A2E"/>
                 <w:sz w:val="18"/>
               </w:rPr>
-              <w:t>Math doesn't work — outbound CAC exceeds LTV</w:t>
+              <w:t>Outbound CAC exceeds LTV</w:t>
             </w:r>
           </w:p>
         </w:tc>
@@ -4885,7 +4426,7 @@
         <w:tc>
           <w:tcPr>
             <w:tcW w:type="dxa" w:w="2592"/>
-            <w:shd w:val="clear" w:color="auto" w:fill="F4F4F4"/>
+            <w:shd w:val="clear" w:color="auto" w:fill="FAF6E9"/>
           </w:tcPr>
           <w:p>
             <w:r/>
@@ -4900,8 +4441,8 @@
         </w:tc>
         <w:tc>
           <w:tcPr>
-            <w:tcW w:type="dxa" w:w="3168"/>
-            <w:shd w:val="clear" w:color="auto" w:fill="F4F4F4"/>
+            <w:tcW w:type="dxa" w:w="3024"/>
+            <w:shd w:val="clear" w:color="auto" w:fill="FAF6E9"/>
           </w:tcPr>
           <w:p>
             <w:r/>
@@ -4910,14 +4451,14 @@
                 <w:color w:val="1A1A2E"/>
                 <w:sz w:val="18"/>
               </w:rPr>
-              <w:t>No clients mentioned, 'beta' or 'waitlist' language</w:t>
+              <w:t>'Beta' / 'waitlist' language, no clients</w:t>
             </w:r>
           </w:p>
         </w:tc>
         <w:tc>
           <w:tcPr>
-            <w:tcW w:type="dxa" w:w="3744"/>
-            <w:shd w:val="clear" w:color="auto" w:fill="F4F4F4"/>
+            <w:tcW w:type="dxa" w:w="3888"/>
+            <w:shd w:val="clear" w:color="auto" w:fill="FAF6E9"/>
           </w:tcPr>
           <w:p>
             <w:r/>
@@ -4926,7 +4467,7 @@
                 <w:color w:val="1A1A2E"/>
                 <w:sz w:val="18"/>
               </w:rPr>
-              <w:t>No ICP to build the system on; no case studies to prove</w:t>
+              <w:t>No ICP to build the system on</w:t>
             </w:r>
           </w:p>
         </w:tc>
@@ -4950,7 +4491,7 @@
         </w:tc>
         <w:tc>
           <w:tcPr>
-            <w:tcW w:type="dxa" w:w="3168"/>
+            <w:tcW w:type="dxa" w:w="3024"/>
             <w:shd w:val="clear" w:color="auto" w:fill="FFFFFF"/>
           </w:tcPr>
           <w:p>
@@ -4960,13 +4501,13 @@
                 <w:color w:val="1A1A2E"/>
                 <w:sz w:val="18"/>
               </w:rPr>
-              <w:t>Outreach + Salesloft + 6sense + 5-person RevOps team</w:t>
+              <w:t>Outreach + Salesloft + 5-person RevOps</w:t>
             </w:r>
           </w:p>
         </w:tc>
         <w:tc>
           <w:tcPr>
-            <w:tcW w:type="dxa" w:w="3744"/>
+            <w:tcW w:type="dxa" w:w="3888"/>
             <w:shd w:val="clear" w:color="auto" w:fill="FFFFFF"/>
           </w:tcPr>
           <w:p>
@@ -4976,7 +4517,7 @@
                 <w:color w:val="1A1A2E"/>
                 <w:sz w:val="18"/>
               </w:rPr>
-              <w:t>Already built. They need optimisation, not a build</w:t>
+              <w:t>Already built; needs optimisation, not a build</w:t>
             </w:r>
           </w:p>
         </w:tc>
@@ -4985,7 +4526,7 @@
         <w:tc>
           <w:tcPr>
             <w:tcW w:type="dxa" w:w="2592"/>
-            <w:shd w:val="clear" w:color="auto" w:fill="F4F4F4"/>
+            <w:shd w:val="clear" w:color="auto" w:fill="FAF6E9"/>
           </w:tcPr>
           <w:p>
             <w:r/>
@@ -5000,8 +4541,8 @@
         </w:tc>
         <w:tc>
           <w:tcPr>
-            <w:tcW w:type="dxa" w:w="3168"/>
-            <w:shd w:val="clear" w:color="auto" w:fill="F4F4F4"/>
+            <w:tcW w:type="dxa" w:w="3024"/>
+            <w:shd w:val="clear" w:color="auto" w:fill="FAF6E9"/>
           </w:tcPr>
           <w:p>
             <w:r/>
@@ -5016,8 +4557,8 @@
         </w:tc>
         <w:tc>
           <w:tcPr>
-            <w:tcW w:type="dxa" w:w="3744"/>
-            <w:shd w:val="clear" w:color="auto" w:fill="F4F4F4"/>
+            <w:tcW w:type="dxa" w:w="3888"/>
+            <w:shd w:val="clear" w:color="auto" w:fill="FAF6E9"/>
           </w:tcPr>
           <w:p>
             <w:r/>
@@ -5026,7 +4567,7 @@
                 <w:color w:val="1A1A2E"/>
                 <w:sz w:val="18"/>
               </w:rPr>
-              <w:t>12+ month cycles, price-driven, wrong motion</w:t>
+              <w:t>12+ month cycles, wrong motion</w:t>
             </w:r>
           </w:p>
         </w:tc>
@@ -5050,7 +4591,7 @@
         </w:tc>
         <w:tc>
           <w:tcPr>
-            <w:tcW w:type="dxa" w:w="3168"/>
+            <w:tcW w:type="dxa" w:w="3024"/>
             <w:shd w:val="clear" w:color="auto" w:fill="FFFFFF"/>
           </w:tcPr>
           <w:p>
@@ -5060,13 +4601,13 @@
                 <w:color w:val="1A1A2E"/>
                 <w:sz w:val="18"/>
               </w:rPr>
-              <w:t>Primarily non-English markets, no US ambitions</w:t>
+              <w:t>No US ambitions</w:t>
             </w:r>
           </w:p>
         </w:tc>
         <w:tc>
           <w:tcPr>
-            <w:tcW w:type="dxa" w:w="3744"/>
+            <w:tcW w:type="dxa" w:w="3888"/>
             <w:shd w:val="clear" w:color="auto" w:fill="FFFFFF"/>
           </w:tcPr>
           <w:p>
@@ -5076,7 +4617,7 @@
                 <w:color w:val="1A1A2E"/>
                 <w:sz w:val="18"/>
               </w:rPr>
-              <w:t>Sequences won't land; culture mismatch</w:t>
+              <w:t>Sequences won't land</w:t>
             </w:r>
           </w:p>
         </w:tc>
@@ -5085,7 +4626,7 @@
         <w:tc>
           <w:tcPr>
             <w:tcW w:type="dxa" w:w="2592"/>
-            <w:shd w:val="clear" w:color="auto" w:fill="F4F4F4"/>
+            <w:shd w:val="clear" w:color="auto" w:fill="FAF6E9"/>
           </w:tcPr>
           <w:p>
             <w:r/>
@@ -5094,14 +4635,14 @@
                 <w:color w:val="1A1A2E"/>
                 <w:sz w:val="18"/>
               </w:rPr>
-              <w:t>Services with compliance moat</w:t>
+              <w:t>Compliance-moat services</w:t>
             </w:r>
           </w:p>
         </w:tc>
         <w:tc>
           <w:tcPr>
-            <w:tcW w:type="dxa" w:w="3168"/>
-            <w:shd w:val="clear" w:color="auto" w:fill="F4F4F4"/>
+            <w:tcW w:type="dxa" w:w="3024"/>
+            <w:shd w:val="clear" w:color="auto" w:fill="FAF6E9"/>
           </w:tcPr>
           <w:p>
             <w:r/>
@@ -5110,14 +4651,14 @@
                 <w:color w:val="1A1A2E"/>
                 <w:sz w:val="18"/>
               </w:rPr>
-              <w:t>Medical devices, regulated pharma, selling TO regulators</w:t>
+              <w:t>Medical devices, regulated pharma</w:t>
             </w:r>
           </w:p>
         </w:tc>
         <w:tc>
           <w:tcPr>
-            <w:tcW w:type="dxa" w:w="3744"/>
-            <w:shd w:val="clear" w:color="auto" w:fill="F4F4F4"/>
+            <w:tcW w:type="dxa" w:w="3888"/>
+            <w:shd w:val="clear" w:color="auto" w:fill="FAF6E9"/>
           </w:tcPr>
           <w:p>
             <w:r/>
@@ -5126,7 +4667,7 @@
                 <w:color w:val="1A1A2E"/>
                 <w:sz w:val="18"/>
               </w:rPr>
-              <w:t>Outbound banned or heavily restricted; legal risk</w:t>
+              <w:t>Outbound banned or legally restricted</w:t>
             </w:r>
           </w:p>
         </w:tc>
@@ -5150,7 +4691,7 @@
         </w:tc>
         <w:tc>
           <w:tcPr>
-            <w:tcW w:type="dxa" w:w="3168"/>
+            <w:tcW w:type="dxa" w:w="3024"/>
             <w:shd w:val="clear" w:color="auto" w:fill="FFFFFF"/>
           </w:tcPr>
           <w:p>
@@ -5166,7 +4707,7 @@
         </w:tc>
         <w:tc>
           <w:tcPr>
-            <w:tcW w:type="dxa" w:w="3744"/>
+            <w:tcW w:type="dxa" w:w="3888"/>
             <w:shd w:val="clear" w:color="auto" w:fill="FFFFFF"/>
           </w:tcPr>
           <w:p>
@@ -5176,7 +4717,7 @@
                 <w:color w:val="1A1A2E"/>
                 <w:sz w:val="18"/>
               </w:rPr>
-              <w:t>The system can't run with manual review on every touchpoint</w:t>
+              <w:t>System can't run with manual review</w:t>
             </w:r>
           </w:p>
         </w:tc>
@@ -5185,7 +4726,7 @@
         <w:tc>
           <w:tcPr>
             <w:tcW w:type="dxa" w:w="2592"/>
-            <w:shd w:val="clear" w:color="auto" w:fill="F4F4F4"/>
+            <w:shd w:val="clear" w:color="auto" w:fill="FAF6E9"/>
           </w:tcPr>
           <w:p>
             <w:r/>
@@ -5200,8 +4741,8 @@
         </w:tc>
         <w:tc>
           <w:tcPr>
-            <w:tcW w:type="dxa" w:w="3168"/>
-            <w:shd w:val="clear" w:color="auto" w:fill="F4F4F4"/>
+            <w:tcW w:type="dxa" w:w="3024"/>
+            <w:shd w:val="clear" w:color="auto" w:fill="FAF6E9"/>
           </w:tcPr>
           <w:p>
             <w:r/>
@@ -5210,14 +4751,14 @@
                 <w:color w:val="1A1A2E"/>
                 <w:sz w:val="18"/>
               </w:rPr>
-              <w:t>Bootstrapped, no funding, &lt;$300K ARR, free tools only</w:t>
+              <w:t>Bootstrapped, &lt;$300K ARR, free tools only</w:t>
             </w:r>
           </w:p>
         </w:tc>
         <w:tc>
           <w:tcPr>
-            <w:tcW w:type="dxa" w:w="3744"/>
-            <w:shd w:val="clear" w:color="auto" w:fill="F4F4F4"/>
+            <w:tcW w:type="dxa" w:w="3888"/>
+            <w:shd w:val="clear" w:color="auto" w:fill="FAF6E9"/>
           </w:tcPr>
           <w:p>
             <w:r/>
@@ -5226,7 +4767,7 @@
                 <w:color w:val="1A1A2E"/>
                 <w:sz w:val="18"/>
               </w:rPr>
-              <w:t>Can't afford the retainer; will churn at first slow month</w:t>
+              <w:t>Can't afford the retainer; churn at first slow month</w:t>
             </w:r>
           </w:p>
         </w:tc>
@@ -5250,7 +4791,7 @@
         </w:tc>
         <w:tc>
           <w:tcPr>
-            <w:tcW w:type="dxa" w:w="3168"/>
+            <w:tcW w:type="dxa" w:w="3024"/>
             <w:shd w:val="clear" w:color="auto" w:fill="FFFFFF"/>
           </w:tcPr>
           <w:p>
@@ -5260,13 +4801,13 @@
                 <w:color w:val="1A1A2E"/>
                 <w:sz w:val="18"/>
               </w:rPr>
-              <w:t>PLG-only, usage-based with no sales touch</w:t>
+              <w:t>PLG-only, usage-based, no sales touch</w:t>
             </w:r>
           </w:p>
         </w:tc>
         <w:tc>
           <w:tcPr>
-            <w:tcW w:type="dxa" w:w="3744"/>
+            <w:tcW w:type="dxa" w:w="3888"/>
             <w:shd w:val="clear" w:color="auto" w:fill="FFFFFF"/>
           </w:tcPr>
           <w:p>
@@ -5276,7 +4817,7 @@
                 <w:color w:val="1A1A2E"/>
                 <w:sz w:val="18"/>
               </w:rPr>
-              <w:t>The outbound motion is structurally irrelevant to their model</w:t>
+              <w:t>Outbound structurally irrelevant</w:t>
             </w:r>
           </w:p>
         </w:tc>
@@ -5285,7 +4826,7 @@
         <w:tc>
           <w:tcPr>
             <w:tcW w:type="dxa" w:w="2592"/>
-            <w:shd w:val="clear" w:color="auto" w:fill="F4F4F4"/>
+            <w:shd w:val="clear" w:color="auto" w:fill="FAF6E9"/>
           </w:tcPr>
           <w:p>
             <w:r/>
@@ -5300,8 +4841,8 @@
         </w:tc>
         <w:tc>
           <w:tcPr>
-            <w:tcW w:type="dxa" w:w="3168"/>
-            <w:shd w:val="clear" w:color="auto" w:fill="F4F4F4"/>
+            <w:tcW w:type="dxa" w:w="3024"/>
+            <w:shd w:val="clear" w:color="auto" w:fill="FAF6E9"/>
           </w:tcPr>
           <w:p>
             <w:r/>
@@ -5316,8 +4857,8 @@
         </w:tc>
         <w:tc>
           <w:tcPr>
-            <w:tcW w:type="dxa" w:w="3744"/>
-            <w:shd w:val="clear" w:color="auto" w:fill="F4F4F4"/>
+            <w:tcW w:type="dxa" w:w="3888"/>
+            <w:shd w:val="clear" w:color="auto" w:fill="FAF6E9"/>
           </w:tcPr>
           <w:p>
             <w:r/>
@@ -5326,7 +4867,7 @@
                 <w:color w:val="1A1A2E"/>
                 <w:sz w:val="18"/>
               </w:rPr>
-              <w:t>90-day build is minimum; unrealistic expectations = churn</w:t>
+              <w:t>90-day build is minimum; unrealistic = churn</w:t>
             </w:r>
           </w:p>
         </w:tc>
@@ -5335,16 +4876,16 @@
     <w:p/>
     <w:p>
       <w:pPr>
-        <w:spacing w:before="360" w:after="120"/>
+        <w:spacing w:before="320" w:after="100"/>
         <w:pBdr>
-          <w:bottom w:val="single" w:sz="6" w:space="4" w:color="00C28B"/>
+          <w:bottom w:val="single" w:sz="6" w:space="3" w:color="E8B830"/>
         </w:pBdr>
       </w:pPr>
       <w:r>
         <w:rPr>
           <w:b/>
-          <w:color w:val="00C28B"/>
-          <w:sz w:val="26"/>
+          <w:color w:val="E8B830"/>
+          <w:sz w:val="24"/>
         </w:rPr>
         <w:t>8. ICP SCORING RUBRIC (100 POINTS)</w:t>
       </w:r>
@@ -5406,7 +4947,7 @@
         <w:tc>
           <w:tcPr>
             <w:tcW w:type="dxa" w:w="6480"/>
-            <w:shd w:val="clear" w:color="auto" w:fill="F4F4F4"/>
+            <w:shd w:val="clear" w:color="auto" w:fill="FAF6E9"/>
           </w:tcPr>
           <w:p>
             <w:r/>
@@ -5422,7 +4963,7 @@
         <w:tc>
           <w:tcPr>
             <w:tcW w:type="dxa" w:w="3024"/>
-            <w:shd w:val="clear" w:color="auto" w:fill="F4F4F4"/>
+            <w:shd w:val="clear" w:color="auto" w:fill="FAF6E9"/>
           </w:tcPr>
           <w:p>
             <w:r/>
@@ -5474,7 +5015,7 @@
         <w:tc>
           <w:tcPr>
             <w:tcW w:type="dxa" w:w="6480"/>
-            <w:shd w:val="clear" w:color="auto" w:fill="F4F4F4"/>
+            <w:shd w:val="clear" w:color="auto" w:fill="FAF6E9"/>
           </w:tcPr>
           <w:p>
             <w:r/>
@@ -5490,7 +5031,7 @@
         <w:tc>
           <w:tcPr>
             <w:tcW w:type="dxa" w:w="3024"/>
-            <w:shd w:val="clear" w:color="auto" w:fill="F4F4F4"/>
+            <w:shd w:val="clear" w:color="auto" w:fill="FAF6E9"/>
           </w:tcPr>
           <w:p>
             <w:r/>
@@ -5542,7 +5083,7 @@
         <w:tc>
           <w:tcPr>
             <w:tcW w:type="dxa" w:w="6480"/>
-            <w:shd w:val="clear" w:color="auto" w:fill="F4F4F4"/>
+            <w:shd w:val="clear" w:color="auto" w:fill="FAF6E9"/>
           </w:tcPr>
           <w:p>
             <w:r/>
@@ -5558,7 +5099,7 @@
         <w:tc>
           <w:tcPr>
             <w:tcW w:type="dxa" w:w="3024"/>
-            <w:shd w:val="clear" w:color="auto" w:fill="F4F4F4"/>
+            <w:shd w:val="clear" w:color="auto" w:fill="FAF6E9"/>
           </w:tcPr>
           <w:p>
             <w:r/>
@@ -5610,7 +5151,7 @@
         <w:tc>
           <w:tcPr>
             <w:tcW w:type="dxa" w:w="6480"/>
-            <w:shd w:val="clear" w:color="auto" w:fill="F4F4F4"/>
+            <w:shd w:val="clear" w:color="auto" w:fill="FAF6E9"/>
           </w:tcPr>
           <w:p>
             <w:r/>
@@ -5626,7 +5167,7 @@
         <w:tc>
           <w:tcPr>
             <w:tcW w:type="dxa" w:w="3024"/>
-            <w:shd w:val="clear" w:color="auto" w:fill="F4F4F4"/>
+            <w:shd w:val="clear" w:color="auto" w:fill="FAF6E9"/>
           </w:tcPr>
           <w:p>
             <w:r/>
@@ -5644,15 +5185,15 @@
     <w:p/>
     <w:p>
       <w:pPr>
-        <w:spacing w:before="240" w:after="120"/>
+        <w:spacing w:before="200" w:after="100"/>
       </w:pPr>
       <w:r>
         <w:rPr>
           <w:b/>
           <w:color w:val="1A1A2E"/>
-          <w:sz w:val="22"/>
+          <w:sz w:val="21"/>
         </w:rPr>
-        <w:t>Firmographic Fit — 25 points</w:t>
+        <w:t>Firmographic Fit â€” 25 points</w:t>
       </w:r>
     </w:p>
     <w:p>
@@ -5663,7 +5204,7 @@
       <w:r>
         <w:rPr>
           <w:b/>
-          <w:color w:val="00C28B"/>
+          <w:color w:val="E8B830"/>
           <w:sz w:val="20"/>
         </w:rPr>
         <w:t xml:space="preserve">25 pts (100%): </w:t>
@@ -5673,7 +5214,7 @@
           <w:color w:val="1A1A2E"/>
           <w:sz w:val="20"/>
         </w:rPr>
-        <w:t>B2B SaaS/services, 15–100 employees, $1M–$15M ARR, US/UK/CA/AUS, Series A+, hiring or recently funded</w:t>
+        <w:t>B2B SaaS/services, 15â€“100 employees, $1Mâ€“$15M ARR, US/UK/CA/AUS, Series A+, hiring/funded</w:t>
       </w:r>
     </w:p>
     <w:p>
@@ -5684,7 +5225,7 @@
       <w:r>
         <w:rPr>
           <w:b/>
-          <w:color w:val="00C28B"/>
+          <w:color w:val="E8B830"/>
           <w:sz w:val="20"/>
         </w:rPr>
         <w:t xml:space="preserve">19 pts (75%): </w:t>
@@ -5694,7 +5235,7 @@
           <w:color w:val="1A1A2E"/>
           <w:sz w:val="20"/>
         </w:rPr>
-        <w:t>Meets 4 of 5 firmographic criteria — slightly outside ideal range</w:t>
+        <w:t>Meets 4 of 5 firmographic criteria â€” slightly outside ideal range</w:t>
       </w:r>
     </w:p>
     <w:p>
@@ -5705,7 +5246,7 @@
       <w:r>
         <w:rPr>
           <w:b/>
-          <w:color w:val="00C28B"/>
+          <w:color w:val="E8B830"/>
           <w:sz w:val="20"/>
         </w:rPr>
         <w:t xml:space="preserve">13 pts (50%): </w:t>
@@ -5715,7 +5256,7 @@
           <w:color w:val="1A1A2E"/>
           <w:sz w:val="20"/>
         </w:rPr>
-        <w:t>Meets 3 of 5 — one significant gap (e.g. right industry, right stage, but revenue unknown)</w:t>
+        <w:t>Meets 3 of 5 â€” one significant gap</w:t>
       </w:r>
     </w:p>
     <w:p>
@@ -5726,7 +5267,7 @@
       <w:r>
         <w:rPr>
           <w:b/>
-          <w:color w:val="00C28B"/>
+          <w:color w:val="E8B830"/>
           <w:sz w:val="20"/>
         </w:rPr>
         <w:t xml:space="preserve">6 pts (25%): </w:t>
@@ -5736,7 +5277,7 @@
           <w:color w:val="1A1A2E"/>
           <w:sz w:val="20"/>
         </w:rPr>
-        <w:t>Meets 1–2 criteria — marginal fit, major unknown on budget or stage</w:t>
+        <w:t>Meets 1â€“2 criteria â€” marginal fit</w:t>
       </w:r>
     </w:p>
     <w:p>
@@ -5747,7 +5288,7 @@
       <w:r>
         <w:rPr>
           <w:b/>
-          <w:color w:val="00C28B"/>
+          <w:color w:val="E8B830"/>
           <w:sz w:val="20"/>
         </w:rPr>
         <w:t xml:space="preserve">0 pts (0%): </w:t>
@@ -5757,20 +5298,21 @@
           <w:color w:val="1A1A2E"/>
           <w:sz w:val="20"/>
         </w:rPr>
-        <w:t>Consumer, pre-revenue, &gt;300 employees without qualification, wrong geography</w:t>
+        <w:t>Consumer, pre-revenue, &gt;300 employees, wrong geography</w:t>
       </w:r>
     </w:p>
+    <w:p/>
     <w:p>
       <w:pPr>
-        <w:spacing w:before="240" w:after="120"/>
+        <w:spacing w:before="200" w:after="100"/>
       </w:pPr>
       <w:r>
         <w:rPr>
           <w:b/>
           <w:color w:val="1A1A2E"/>
-          <w:sz w:val="22"/>
+          <w:sz w:val="21"/>
         </w:rPr>
-        <w:t>Technographic Fit — 15 points</w:t>
+        <w:t>Technographic Fit â€” 15 points</w:t>
       </w:r>
     </w:p>
     <w:p>
@@ -5781,7 +5323,7 @@
       <w:r>
         <w:rPr>
           <w:b/>
-          <w:color w:val="00C28B"/>
+          <w:color w:val="E8B830"/>
           <w:sz w:val="20"/>
         </w:rPr>
         <w:t xml:space="preserve">15 pts (100%): </w:t>
@@ -5791,7 +5333,7 @@
           <w:color w:val="1A1A2E"/>
           <w:sz w:val="20"/>
         </w:rPr>
-        <w:t>HubSpot/Pipedrive + Apollo/Instantly but no intelligence layer. No Outreach/Salesloft. Slack confirmed.</w:t>
+        <w:t>HubSpot/Pipedrive + Apollo/Instantly. No Outreach/Salesloft. Slack confirmed.</w:t>
       </w:r>
     </w:p>
     <w:p>
@@ -5802,7 +5344,7 @@
       <w:r>
         <w:rPr>
           <w:b/>
-          <w:color w:val="00C28B"/>
+          <w:color w:val="E8B830"/>
           <w:sz w:val="20"/>
         </w:rPr>
         <w:t xml:space="preserve">11 pts (75%): </w:t>
@@ -5812,7 +5354,7 @@
           <w:color w:val="1A1A2E"/>
           <w:sz w:val="20"/>
         </w:rPr>
-        <w:t>CRM confirmed, some email tool, sending domain exists, no RevOps function</w:t>
+        <w:t>CRM confirmed, some email tool, sending domain exists, no RevOps</w:t>
       </w:r>
     </w:p>
     <w:p>
@@ -5823,7 +5365,7 @@
       <w:r>
         <w:rPr>
           <w:b/>
-          <w:color w:val="00C28B"/>
+          <w:color w:val="E8B830"/>
           <w:sz w:val="20"/>
         </w:rPr>
         <w:t xml:space="preserve">8 pts (50%): </w:t>
@@ -5833,7 +5375,7 @@
           <w:color w:val="1A1A2E"/>
           <w:sz w:val="20"/>
         </w:rPr>
-        <w:t>HubSpot exists but unknown if using sequences; some paid tools visible</w:t>
+        <w:t>HubSpot exists; unclear if using sequences; some paid tools</w:t>
       </w:r>
     </w:p>
     <w:p>
@@ -5844,7 +5386,7 @@
       <w:r>
         <w:rPr>
           <w:b/>
-          <w:color w:val="00C28B"/>
+          <w:color w:val="E8B830"/>
           <w:sz w:val="20"/>
         </w:rPr>
         <w:t xml:space="preserve">4 pts (25%): </w:t>
@@ -5865,7 +5407,7 @@
       <w:r>
         <w:rPr>
           <w:b/>
-          <w:color w:val="00C28B"/>
+          <w:color w:val="E8B830"/>
           <w:sz w:val="20"/>
         </w:rPr>
         <w:t xml:space="preserve">0 pts (0%): </w:t>
@@ -5875,20 +5417,21 @@
           <w:color w:val="1A1A2E"/>
           <w:sz w:val="20"/>
         </w:rPr>
-        <w:t>Full enterprise stack (Salesforce + Outreach + 6sense) OR no tools at all</w:t>
+        <w:t>Full enterprise stack OR no tools at all</w:t>
       </w:r>
     </w:p>
+    <w:p/>
     <w:p>
       <w:pPr>
-        <w:spacing w:before="240" w:after="120"/>
+        <w:spacing w:before="200" w:after="100"/>
       </w:pPr>
       <w:r>
         <w:rPr>
           <w:b/>
           <w:color w:val="1A1A2E"/>
-          <w:sz w:val="22"/>
+          <w:sz w:val="21"/>
         </w:rPr>
-        <w:t>Pain Point Alignment — 20 points</w:t>
+        <w:t>Pain Point Alignment â€” 20 points</w:t>
       </w:r>
     </w:p>
     <w:p>
@@ -5899,7 +5442,7 @@
       <w:r>
         <w:rPr>
           <w:b/>
-          <w:color w:val="00C28B"/>
+          <w:color w:val="E8B830"/>
           <w:sz w:val="20"/>
         </w:rPr>
         <w:t xml:space="preserve">20 pts (100%): </w:t>
@@ -5909,7 +5452,7 @@
           <w:color w:val="1A1A2E"/>
           <w:sz w:val="20"/>
         </w:rPr>
-        <w:t>Observable signal: founder posting about sales struggles, hiring SDR, referral program, stalled growth</w:t>
+        <w:t>Observable: founder posting about sales, hiring SDR, referral program, stalled growth</w:t>
       </w:r>
     </w:p>
     <w:p>
@@ -5920,7 +5463,7 @@
       <w:r>
         <w:rPr>
           <w:b/>
-          <w:color w:val="00C28B"/>
+          <w:color w:val="E8B830"/>
           <w:sz w:val="20"/>
         </w:rPr>
         <w:t xml:space="preserve">15 pts (75%): </w:t>
@@ -5930,7 +5473,7 @@
           <w:color w:val="1A1A2E"/>
           <w:sz w:val="20"/>
         </w:rPr>
-        <w:t>Inferred pain: no sales hires, founder in sales role, low LinkedIn activity, product &gt;2 years old</w:t>
+        <w:t>Inferred: no sales hires, founder in sales role, low LinkedIn activity, product &gt;2yrs</w:t>
       </w:r>
     </w:p>
     <w:p>
@@ -5941,7 +5484,7 @@
       <w:r>
         <w:rPr>
           <w:b/>
-          <w:color w:val="00C28B"/>
+          <w:color w:val="E8B830"/>
           <w:sz w:val="20"/>
         </w:rPr>
         <w:t xml:space="preserve">10 pts (50%): </w:t>
@@ -5951,7 +5494,7 @@
           <w:color w:val="1A1A2E"/>
           <w:sz w:val="20"/>
         </w:rPr>
-        <w:t>Pain likely exists but no observable confirmation; needs discovery to validate</w:t>
+        <w:t>Pain likely exists but no observable confirmation â€” needs discovery</w:t>
       </w:r>
     </w:p>
     <w:p>
@@ -5962,7 +5505,7 @@
       <w:r>
         <w:rPr>
           <w:b/>
-          <w:color w:val="00C28B"/>
+          <w:color w:val="E8B830"/>
           <w:sz w:val="20"/>
         </w:rPr>
         <w:t xml:space="preserve">5 pts (25%): </w:t>
@@ -5972,7 +5515,7 @@
           <w:color w:val="1A1A2E"/>
           <w:sz w:val="20"/>
         </w:rPr>
-        <w:t>Pain unclear; possible but not signalled. May already have a solution.</w:t>
+        <w:t>Pain unclear; may already have a solution</w:t>
       </w:r>
     </w:p>
     <w:p>
@@ -5983,7 +5526,7 @@
       <w:r>
         <w:rPr>
           <w:b/>
-          <w:color w:val="00C28B"/>
+          <w:color w:val="E8B830"/>
           <w:sz w:val="20"/>
         </w:rPr>
         <w:t xml:space="preserve">0 pts (0%): </w:t>
@@ -5993,20 +5536,21 @@
           <w:color w:val="1A1A2E"/>
           <w:sz w:val="20"/>
         </w:rPr>
-        <w:t>Clear signals of solved pain: full sales team, active outbound content, published pipeline metrics</w:t>
+        <w:t>Full sales team, active outbound content, published pipeline metrics</w:t>
       </w:r>
     </w:p>
+    <w:p/>
     <w:p>
       <w:pPr>
-        <w:spacing w:before="240" w:after="120"/>
+        <w:spacing w:before="200" w:after="100"/>
       </w:pPr>
       <w:r>
         <w:rPr>
           <w:b/>
           <w:color w:val="1A1A2E"/>
-          <w:sz w:val="22"/>
+          <w:sz w:val="21"/>
         </w:rPr>
-        <w:t>Budget Capacity — 20 points</w:t>
+        <w:t>Budget Capacity â€” 20 points</w:t>
       </w:r>
     </w:p>
     <w:p>
@@ -6017,7 +5561,7 @@
       <w:r>
         <w:rPr>
           <w:b/>
-          <w:color w:val="00C28B"/>
+          <w:color w:val="E8B830"/>
           <w:sz w:val="20"/>
         </w:rPr>
         <w:t xml:space="preserve">20 pts (100%): </w:t>
@@ -6027,7 +5571,7 @@
           <w:color w:val="1A1A2E"/>
           <w:sz w:val="20"/>
         </w:rPr>
-        <w:t>Series A/B funded in last 18 months, or ARR &gt;$2M with paid tool stack visible, ACV &gt;$15K</w:t>
+        <w:t>Series A/B funded last 18 months, ARR &gt;$2M with paid tool stack, ACV &gt;$15K</w:t>
       </w:r>
     </w:p>
     <w:p>
@@ -6038,7 +5582,7 @@
       <w:r>
         <w:rPr>
           <w:b/>
-          <w:color w:val="00C28B"/>
+          <w:color w:val="E8B830"/>
           <w:sz w:val="20"/>
         </w:rPr>
         <w:t xml:space="preserve">15 pts (75%): </w:t>
@@ -6048,7 +5592,7 @@
           <w:color w:val="1A1A2E"/>
           <w:sz w:val="20"/>
         </w:rPr>
-        <w:t>Funded (any round) or $1M+ ARR, paying for at least one sales tool</w:t>
+        <w:t>Funded (any round) or $1M+ ARR; paying for at least one sales tool</w:t>
       </w:r>
     </w:p>
     <w:p>
@@ -6059,7 +5603,7 @@
       <w:r>
         <w:rPr>
           <w:b/>
-          <w:color w:val="00C28B"/>
+          <w:color w:val="E8B830"/>
           <w:sz w:val="20"/>
         </w:rPr>
         <w:t xml:space="preserve">10 pts (50%): </w:t>
@@ -6069,7 +5613,7 @@
           <w:color w:val="1A1A2E"/>
           <w:sz w:val="20"/>
         </w:rPr>
-        <w:t>Revenue exists, some budget signals, but funding and ARR unknown; need discovery</w:t>
+        <w:t>Revenue exists; budget signals present but funding/ARR unknown</w:t>
       </w:r>
     </w:p>
     <w:p>
@@ -6080,7 +5624,7 @@
       <w:r>
         <w:rPr>
           <w:b/>
-          <w:color w:val="00C28B"/>
+          <w:color w:val="E8B830"/>
           <w:sz w:val="20"/>
         </w:rPr>
         <w:t xml:space="preserve">5 pts (25%): </w:t>
@@ -6090,7 +5634,7 @@
           <w:color w:val="1A1A2E"/>
           <w:sz w:val="20"/>
         </w:rPr>
-        <w:t>Bootstrapped signals, small team, few paid tools; budget uncertain</w:t>
+        <w:t>Bootstrapped signals, small team, few paid tools</w:t>
       </w:r>
     </w:p>
     <w:p>
@@ -6101,7 +5645,7 @@
       <w:r>
         <w:rPr>
           <w:b/>
-          <w:color w:val="00C28B"/>
+          <w:color w:val="E8B830"/>
           <w:sz w:val="20"/>
         </w:rPr>
         <w:t xml:space="preserve">0 pts (0%): </w:t>
@@ -6111,20 +5655,21 @@
           <w:color w:val="1A1A2E"/>
           <w:sz w:val="20"/>
         </w:rPr>
-        <w:t>No revenue signals, no funding, free tools only, &lt;5 employees</w:t>
+        <w:t>No revenue, no funding, free tools only, &lt;5 employees</w:t>
       </w:r>
     </w:p>
+    <w:p/>
     <w:p>
       <w:pPr>
-        <w:spacing w:before="240" w:after="120"/>
+        <w:spacing w:before="200" w:after="100"/>
       </w:pPr>
       <w:r>
         <w:rPr>
           <w:b/>
           <w:color w:val="1A1A2E"/>
-          <w:sz w:val="22"/>
+          <w:sz w:val="21"/>
         </w:rPr>
-        <w:t>Contact Access — 10 points</w:t>
+        <w:t>Contact Access â€” 10 points</w:t>
       </w:r>
     </w:p>
     <w:p>
@@ -6135,7 +5680,7 @@
       <w:r>
         <w:rPr>
           <w:b/>
-          <w:color w:val="00C28B"/>
+          <w:color w:val="E8B830"/>
           <w:sz w:val="20"/>
         </w:rPr>
         <w:t xml:space="preserve">10 pts (100%): </w:t>
@@ -6145,7 +5690,7 @@
           <w:color w:val="1A1A2E"/>
           <w:sz w:val="20"/>
         </w:rPr>
-        <w:t>Decision maker (CEO/CRO/VP Sales) identified, email found, LinkedIn active, warm path available</w:t>
+        <w:t>Decision maker identified, email found, LinkedIn active, warm path available</w:t>
       </w:r>
     </w:p>
     <w:p>
@@ -6156,7 +5701,7 @@
       <w:r>
         <w:rPr>
           <w:b/>
-          <w:color w:val="00C28B"/>
+          <w:color w:val="E8B830"/>
           <w:sz w:val="20"/>
         </w:rPr>
         <w:t xml:space="preserve">8 pts (75%): </w:t>
@@ -6177,7 +5722,7 @@
       <w:r>
         <w:rPr>
           <w:b/>
-          <w:color w:val="00C28B"/>
+          <w:color w:val="E8B830"/>
           <w:sz w:val="20"/>
         </w:rPr>
         <w:t xml:space="preserve">5 pts (50%): </w:t>
@@ -6187,7 +5732,7 @@
           <w:color w:val="1A1A2E"/>
           <w:sz w:val="20"/>
         </w:rPr>
-        <w:t>Company known, decision maker title known but specific person not confirmed</w:t>
+        <w:t>Company known, title known but specific person not confirmed</w:t>
       </w:r>
     </w:p>
     <w:p>
@@ -6198,7 +5743,7 @@
       <w:r>
         <w:rPr>
           <w:b/>
-          <w:color w:val="00C28B"/>
+          <w:color w:val="E8B830"/>
           <w:sz w:val="20"/>
         </w:rPr>
         <w:t xml:space="preserve">2 pts (25%): </w:t>
@@ -6208,7 +5753,7 @@
           <w:color w:val="1A1A2E"/>
           <w:sz w:val="20"/>
         </w:rPr>
-        <w:t>Company fits but no named contact found; will need further research</w:t>
+        <w:t>Company fits but no named contact found</w:t>
       </w:r>
     </w:p>
     <w:p>
@@ -6219,7 +5764,7 @@
       <w:r>
         <w:rPr>
           <w:b/>
-          <w:color w:val="00C28B"/>
+          <w:color w:val="E8B830"/>
           <w:sz w:val="20"/>
         </w:rPr>
         <w:t xml:space="preserve">0 pts (0%): </w:t>
@@ -6232,17 +5777,18 @@
         <w:t>No identifiable decision maker; gatekeeper-only access</w:t>
       </w:r>
     </w:p>
+    <w:p/>
     <w:p>
       <w:pPr>
-        <w:spacing w:before="240" w:after="120"/>
+        <w:spacing w:before="200" w:after="100"/>
       </w:pPr>
       <w:r>
         <w:rPr>
           <w:b/>
           <w:color w:val="1A1A2E"/>
-          <w:sz w:val="22"/>
+          <w:sz w:val="21"/>
         </w:rPr>
-        <w:t>Timing Signals — 10 points</w:t>
+        <w:t>Timing Signals â€” 10 points</w:t>
       </w:r>
     </w:p>
     <w:p>
@@ -6253,7 +5799,7 @@
       <w:r>
         <w:rPr>
           <w:b/>
-          <w:color w:val="00C28B"/>
+          <w:color w:val="E8B830"/>
           <w:sz w:val="20"/>
         </w:rPr>
         <w:t xml:space="preserve">10 pts (100%): </w:t>
@@ -6263,7 +5809,7 @@
           <w:color w:val="1A1A2E"/>
           <w:sz w:val="20"/>
         </w:rPr>
-        <w:t>Active hiring signal + funding in last 6 months + clear urgency indicator (founder post, new exec, PH launch)</w:t>
+        <w:t>Active hiring + funding in last 6 months + urgency indicator (founder post, new exec, PH launch)</w:t>
       </w:r>
     </w:p>
     <w:p>
@@ -6274,7 +5820,7 @@
       <w:r>
         <w:rPr>
           <w:b/>
-          <w:color w:val="00C28B"/>
+          <w:color w:val="E8B830"/>
           <w:sz w:val="20"/>
         </w:rPr>
         <w:t xml:space="preserve">8 pts (75%): </w:t>
@@ -6295,7 +5841,7 @@
       <w:r>
         <w:rPr>
           <w:b/>
-          <w:color w:val="00C28B"/>
+          <w:color w:val="E8B830"/>
           <w:sz w:val="20"/>
         </w:rPr>
         <w:t xml:space="preserve">5 pts (50%): </w:t>
@@ -6305,7 +5851,7 @@
           <w:color w:val="1A1A2E"/>
           <w:sz w:val="20"/>
         </w:rPr>
-        <w:t>Steady state — no particular urgency trigger but profile fits</w:t>
+        <w:t>Steady state â€” profile fits but no urgency trigger</w:t>
       </w:r>
     </w:p>
     <w:p>
@@ -6316,7 +5862,7 @@
       <w:r>
         <w:rPr>
           <w:b/>
-          <w:color w:val="00C28B"/>
+          <w:color w:val="E8B830"/>
           <w:sz w:val="20"/>
         </w:rPr>
         <w:t xml:space="preserve">2 pts (25%): </w:t>
@@ -6326,7 +5872,7 @@
           <w:color w:val="1A1A2E"/>
           <w:sz w:val="20"/>
         </w:rPr>
-        <w:t>Cold account — no recent signals, profile fits but no urgency</w:t>
+        <w:t>Cold account â€” no recent signals</w:t>
       </w:r>
     </w:p>
     <w:p>
@@ -6337,7 +5883,7 @@
       <w:r>
         <w:rPr>
           <w:b/>
-          <w:color w:val="00C28B"/>
+          <w:color w:val="E8B830"/>
           <w:sz w:val="20"/>
         </w:rPr>
         <w:t xml:space="preserve">0 pts (0%): </w:t>
@@ -6350,15 +5896,16 @@
         <w:t>Counter-signals: hiring freeze, negative press, leadership departure, competitor contract</w:t>
       </w:r>
     </w:p>
+    <w:p/>
     <w:p>
       <w:pPr>
-        <w:spacing w:before="240" w:after="120"/>
+        <w:spacing w:before="200" w:after="100"/>
       </w:pPr>
       <w:r>
         <w:rPr>
           <w:b/>
           <w:color w:val="1A1A2E"/>
-          <w:sz w:val="22"/>
+          <w:sz w:val="21"/>
         </w:rPr>
         <w:t>Grade Bands</w:t>
       </w:r>
@@ -6441,7 +5988,7 @@
         <w:tc>
           <w:tcPr>
             <w:tcW w:type="dxa" w:w="864"/>
-            <w:shd w:val="clear" w:color="auto" w:fill="F4F4F4"/>
+            <w:shd w:val="clear" w:color="auto" w:fill="FAF6E9"/>
           </w:tcPr>
           <w:p>
             <w:r/>
@@ -6457,7 +6004,7 @@
         <w:tc>
           <w:tcPr>
             <w:tcW w:type="dxa" w:w="1008"/>
-            <w:shd w:val="clear" w:color="auto" w:fill="F4F4F4"/>
+            <w:shd w:val="clear" w:color="auto" w:fill="FAF6E9"/>
           </w:tcPr>
           <w:p>
             <w:r/>
@@ -6466,14 +6013,14 @@
                 <w:color w:val="1A1A2E"/>
                 <w:sz w:val="18"/>
               </w:rPr>
-              <w:t>90–100</w:t>
+              <w:t>90â€“100</w:t>
             </w:r>
           </w:p>
         </w:tc>
         <w:tc>
           <w:tcPr>
             <w:tcW w:type="dxa" w:w="7632"/>
-            <w:shd w:val="clear" w:color="auto" w:fill="F4F4F4"/>
+            <w:shd w:val="clear" w:color="auto" w:fill="FAF6E9"/>
           </w:tcPr>
           <w:p>
             <w:r/>
@@ -6482,7 +6029,7 @@
                 <w:color w:val="1A1A2E"/>
                 <w:sz w:val="18"/>
               </w:rPr>
-              <w:t>Drop everything and pursue. Personalised multi-touch within 24 hours.</w:t>
+              <w:t>Drop everything. Personalised multi-touch within 24 hours.</w:t>
             </w:r>
           </w:p>
         </w:tc>
@@ -6516,7 +6063,7 @@
                 <w:color w:val="1A1A2E"/>
                 <w:sz w:val="18"/>
               </w:rPr>
-              <w:t>75–89</w:t>
+              <w:t>75â€“89</w:t>
             </w:r>
           </w:p>
         </w:tc>
@@ -6532,7 +6079,7 @@
                 <w:color w:val="1A1A2E"/>
                 <w:sz w:val="18"/>
               </w:rPr>
-              <w:t>High priority. Strong fit with minor gaps. Pursue actively with personalised outreach.</w:t>
+              <w:t>High priority. Active pursuit with personalised outreach.</w:t>
             </w:r>
           </w:p>
         </w:tc>
@@ -6541,7 +6088,7 @@
         <w:tc>
           <w:tcPr>
             <w:tcW w:type="dxa" w:w="864"/>
-            <w:shd w:val="clear" w:color="auto" w:fill="F4F4F4"/>
+            <w:shd w:val="clear" w:color="auto" w:fill="FAF6E9"/>
           </w:tcPr>
           <w:p>
             <w:r/>
@@ -6557,7 +6104,7 @@
         <w:tc>
           <w:tcPr>
             <w:tcW w:type="dxa" w:w="1008"/>
-            <w:shd w:val="clear" w:color="auto" w:fill="F4F4F4"/>
+            <w:shd w:val="clear" w:color="auto" w:fill="FAF6E9"/>
           </w:tcPr>
           <w:p>
             <w:r/>
@@ -6566,14 +6113,14 @@
                 <w:color w:val="1A1A2E"/>
                 <w:sz w:val="18"/>
               </w:rPr>
-              <w:t>60–74</w:t>
+              <w:t>60â€“74</w:t>
             </w:r>
           </w:p>
         </w:tc>
         <w:tc>
           <w:tcPr>
             <w:tcW w:type="dxa" w:w="7632"/>
-            <w:shd w:val="clear" w:color="auto" w:fill="F4F4F4"/>
+            <w:shd w:val="clear" w:color="auto" w:fill="FAF6E9"/>
           </w:tcPr>
           <w:p>
             <w:r/>
@@ -6582,7 +6129,7 @@
                 <w:color w:val="1A1A2E"/>
                 <w:sz w:val="18"/>
               </w:rPr>
-              <w:t>Good fit. Semi-personalised outreach. Monitor for signal changes that could upgrade.</w:t>
+              <w:t>Good fit. Semi-personalised outreach. Monitor for upgrades.</w:t>
             </w:r>
           </w:p>
         </w:tc>
@@ -6616,7 +6163,7 @@
                 <w:color w:val="1A1A2E"/>
                 <w:sz w:val="18"/>
               </w:rPr>
-              <w:t>40–59</w:t>
+              <w:t>40â€“59</w:t>
             </w:r>
           </w:p>
         </w:tc>
@@ -6632,7 +6179,7 @@
                 <w:color w:val="1A1A2E"/>
                 <w:sz w:val="18"/>
               </w:rPr>
-              <w:t>Marginal fit. Add to nurture sequences. Re-evaluate in 60 days or at next trigger event.</w:t>
+              <w:t>Marginal. Add to nurture. Re-evaluate in 60 days or at next signal.</w:t>
             </w:r>
           </w:p>
         </w:tc>
@@ -6641,7 +6188,7 @@
         <w:tc>
           <w:tcPr>
             <w:tcW w:type="dxa" w:w="864"/>
-            <w:shd w:val="clear" w:color="auto" w:fill="F4F4F4"/>
+            <w:shd w:val="clear" w:color="auto" w:fill="FAF6E9"/>
           </w:tcPr>
           <w:p>
             <w:r/>
@@ -6657,7 +6204,7 @@
         <w:tc>
           <w:tcPr>
             <w:tcW w:type="dxa" w:w="1008"/>
-            <w:shd w:val="clear" w:color="auto" w:fill="F4F4F4"/>
+            <w:shd w:val="clear" w:color="auto" w:fill="FAF6E9"/>
           </w:tcPr>
           <w:p>
             <w:r/>
@@ -6666,14 +6213,14 @@
                 <w:color w:val="1A1A2E"/>
                 <w:sz w:val="18"/>
               </w:rPr>
-              <w:t>0–39</w:t>
+              <w:t>0â€“39</w:t>
             </w:r>
           </w:p>
         </w:tc>
         <w:tc>
           <w:tcPr>
             <w:tcW w:type="dxa" w:w="7632"/>
-            <w:shd w:val="clear" w:color="auto" w:fill="F4F4F4"/>
+            <w:shd w:val="clear" w:color="auto" w:fill="FAF6E9"/>
           </w:tcPr>
           <w:p>
             <w:r/>
@@ -6682,7 +6229,7 @@
                 <w:color w:val="1A1A2E"/>
                 <w:sz w:val="18"/>
               </w:rPr>
-              <w:t>Does not fit ICP. Do not pursue. No sales time.</w:t>
+              <w:t>Does not fit ICP. No sales time.</w:t>
             </w:r>
           </w:p>
         </w:tc>
@@ -6691,13 +6238,13 @@
     <w:p/>
     <w:p>
       <w:pPr>
-        <w:spacing w:before="240" w:after="120"/>
+        <w:spacing w:before="200" w:after="100"/>
       </w:pPr>
       <w:r>
         <w:rPr>
           <w:b/>
           <w:color w:val="1A1A2E"/>
-          <w:sz w:val="22"/>
+          <w:sz w:val="21"/>
         </w:rPr>
         <w:t>60-Second Qualification Checklist</w:t>
       </w:r>
@@ -6712,7 +6259,7 @@
           <w:color w:val="1A1A2E"/>
           <w:sz w:val="20"/>
         </w:rPr>
-        <w:t>Are they B2B selling a product/service with ACV &gt;$5K? (Y/N)</w:t>
+        <w:t>Are they B2B with ACV &gt;$5K? (Y/N)</w:t>
       </w:r>
     </w:p>
     <w:p>
@@ -6725,7 +6272,7 @@
           <w:color w:val="1A1A2E"/>
           <w:sz w:val="20"/>
         </w:rPr>
-        <w:t>Do they have 10–200 employees with no full RevOps team? (Y/N)</w:t>
+        <w:t>Do they have 10â€“200 employees with no full RevOps team? (Y/N)</w:t>
       </w:r>
     </w:p>
     <w:p>
@@ -6769,116 +6316,120 @@
     </w:p>
     <w:p>
       <w:pPr>
-        <w:spacing w:after="80"/>
+        <w:spacing w:after="100"/>
       </w:pPr>
       <w:r>
         <w:rPr>
+          <w:i w:val="0"/>
           <w:color w:val="1A1A2E"/>
           <w:sz w:val="20"/>
         </w:rPr>
-        <w:t>5 Yes = A grade · 3–4 Yes = B grade · 1–2 Yes = C · 0 Yes = D</w:t>
+        <w:t>5 Yes = A Â· 3â€“4 Yes = B Â· 1â€“2 Yes = C Â· 0 Yes = D</w:t>
       </w:r>
     </w:p>
     <w:p>
       <w:pPr>
-        <w:spacing w:before="360" w:after="120"/>
+        <w:spacing w:before="320" w:after="100"/>
         <w:pBdr>
-          <w:bottom w:val="single" w:sz="6" w:space="4" w:color="00C28B"/>
+          <w:bottom w:val="single" w:sz="6" w:space="3" w:color="E8B830"/>
         </w:pBdr>
       </w:pPr>
       <w:r>
         <w:rPr>
           <w:b/>
-          <w:color w:val="00C28B"/>
-          <w:sz w:val="26"/>
+          <w:color w:val="E8B830"/>
+          <w:sz w:val="24"/>
         </w:rPr>
         <w:t>9. BUYER PERSONAS</w:t>
       </w:r>
     </w:p>
     <w:p>
       <w:pPr>
-        <w:spacing w:before="240" w:after="120"/>
+        <w:spacing w:before="200" w:after="100"/>
       </w:pPr>
       <w:r>
         <w:rPr>
           <w:b/>
           <w:color w:val="1A1A2E"/>
-          <w:sz w:val="22"/>
+          <w:sz w:val="21"/>
         </w:rPr>
-        <w:t>Persona 1: 'The Burning Founder'</w:t>
+        <w:t>Persona 1 â€” 'The Burning Founder'</w:t>
       </w:r>
     </w:p>
     <w:p>
       <w:pPr>
-        <w:spacing w:after="120"/>
+        <w:spacing w:after="100"/>
       </w:pPr>
       <w:r>
         <w:rPr>
+          <w:i w:val="0"/>
           <w:color w:val="1A1A2E"/>
           <w:sz w:val="20"/>
         </w:rPr>
-        <w:t>Segments: Segments S1–S2</w:t>
+        <w:t>Segments: S1â€“S2</w:t>
       </w:r>
     </w:p>
     <w:p>
       <w:pPr>
-        <w:spacing w:before="240" w:after="120"/>
+        <w:spacing w:before="200" w:after="100"/>
       </w:pPr>
       <w:r>
         <w:rPr>
           <w:b/>
           <w:color w:val="1A1A2E"/>
-          <w:sz w:val="22"/>
+          <w:sz w:val="21"/>
         </w:rPr>
         <w:t>Profile</w:t>
       </w:r>
     </w:p>
     <w:p>
       <w:pPr>
-        <w:spacing w:after="120"/>
+        <w:spacing w:after="100"/>
       </w:pPr>
       <w:r>
         <w:rPr>
+          <w:i w:val="0"/>
           <w:color w:val="1A1A2E"/>
           <w:sz w:val="20"/>
         </w:rPr>
-        <w:t>CEO / Co-Founder, 28–42, technical or product background, no formal sales training. Company is 6–30 people. Raised Seed or Series A 6–24 months ago. Has 3–15 paying customers, all from personal network. Spends 40% of time selling, hates it, can't stop.</w:t>
+        <w:t>CEO / Co-Founder, 28â€“42, technical or product background, no formal sales training. 6â€“30 people. Raised Seed or Series A 6â€“24 months ago. 3â€“15 paying customers, all from personal network. Spends 40% of time selling, hates it, can't stop.</w:t>
       </w:r>
     </w:p>
     <w:p>
       <w:pPr>
-        <w:spacing w:before="240" w:after="120"/>
+        <w:spacing w:before="200" w:after="100"/>
       </w:pPr>
       <w:r>
         <w:rPr>
           <w:b/>
           <w:color w:val="1A1A2E"/>
-          <w:sz w:val="22"/>
+          <w:sz w:val="21"/>
         </w:rPr>
         <w:t>Goals</w:t>
       </w:r>
     </w:p>
     <w:p>
       <w:pPr>
-        <w:spacing w:after="120"/>
+        <w:spacing w:after="100"/>
       </w:pPr>
       <w:r>
         <w:rPr>
+          <w:i w:val="0"/>
           <w:color w:val="1A1A2E"/>
           <w:sz w:val="20"/>
         </w:rPr>
-        <w:t>Raise next round (needs ARR growth), get out of sales calls, hire first SDR or VP Sales eventually.</w:t>
+        <w:t>Raise next round, get out of sales calls, hire first SDR eventually.</w:t>
       </w:r>
     </w:p>
     <w:p>
       <w:pPr>
-        <w:spacing w:before="240" w:after="120"/>
+        <w:spacing w:before="200" w:after="100"/>
       </w:pPr>
       <w:r>
         <w:rPr>
           <w:b/>
           <w:color w:val="1A1A2E"/>
-          <w:sz w:val="22"/>
+          <w:sz w:val="21"/>
         </w:rPr>
         <w:t>Their Exact Words</w:t>
       </w:r>
@@ -6937,38 +6488,39 @@
     </w:p>
     <w:p>
       <w:pPr>
-        <w:spacing w:before="240" w:after="120"/>
+        <w:spacing w:before="200" w:after="100"/>
       </w:pPr>
       <w:r>
         <w:rPr>
           <w:b/>
           <w:color w:val="1A1A2E"/>
-          <w:sz w:val="22"/>
+          <w:sz w:val="21"/>
         </w:rPr>
         <w:t>Information Diet</w:t>
       </w:r>
     </w:p>
     <w:p>
       <w:pPr>
-        <w:spacing w:after="120"/>
+        <w:spacing w:after="100"/>
       </w:pPr>
       <w:r>
         <w:rPr>
+          <w:i w:val="0"/>
           <w:color w:val="1A1A2E"/>
           <w:sz w:val="20"/>
         </w:rPr>
-        <w:t>Lenny's Newsletter, Twitter/X tech founders, First Round Review, SaaStr, Indie Hackers, My First Million podcast.</w:t>
+        <w:t>Lenny's Newsletter, First Round Review, SaaStr, Indie Hackers, My First Million podcast.</w:t>
       </w:r>
     </w:p>
     <w:p>
       <w:pPr>
-        <w:spacing w:before="240" w:after="120"/>
+        <w:spacing w:before="200" w:after="100"/>
       </w:pPr>
       <w:r>
         <w:rPr>
           <w:b/>
           <w:color w:val="1A1A2E"/>
-          <w:sz w:val="22"/>
+          <w:sz w:val="21"/>
         </w:rPr>
         <w:t>Objection Handling</w:t>
       </w:r>
@@ -7030,7 +6582,7 @@
         <w:tc>
           <w:tcPr>
             <w:tcW w:type="dxa" w:w="4032"/>
-            <w:shd w:val="clear" w:color="auto" w:fill="F4F4F4"/>
+            <w:shd w:val="clear" w:color="auto" w:fill="FAF6E9"/>
           </w:tcPr>
           <w:p>
             <w:r/>
@@ -7039,14 +6591,14 @@
                 <w:color w:val="1A1A2E"/>
                 <w:sz w:val="18"/>
               </w:rPr>
-              <w:t>"We don't have the budget right now"</w:t>
+              <w:t>"We don't have the budget"</w:t>
             </w:r>
           </w:p>
         </w:tc>
         <w:tc>
           <w:tcPr>
             <w:tcW w:type="dxa" w:w="5472"/>
-            <w:shd w:val="clear" w:color="auto" w:fill="F4F4F4"/>
+            <w:shd w:val="clear" w:color="auto" w:fill="FAF6E9"/>
           </w:tcPr>
           <w:p>
             <w:r/>
@@ -7055,7 +6607,7 @@
                 <w:color w:val="1A1A2E"/>
                 <w:sz w:val="18"/>
               </w:rPr>
-              <w:t>They do, if one new client pays for it. Do the math on-call: 'Your ACV is $X. One new client per quarter covers this 4x.'</w:t>
+              <w:t>They do, if one new client pays for it. 'Your ACV is $X. One new client per quarter covers this 4x.'</w:t>
             </w:r>
           </w:p>
         </w:tc>
@@ -7073,7 +6625,7 @@
                 <w:color w:val="1A1A2E"/>
                 <w:sz w:val="18"/>
               </w:rPr>
-              <w:t>"I need to figure out our positioning first"</w:t>
+              <w:t>"Need to figure out positioning first"</w:t>
             </w:r>
           </w:p>
         </w:tc>
@@ -7098,7 +6650,7 @@
         <w:tc>
           <w:tcPr>
             <w:tcW w:type="dxa" w:w="4032"/>
-            <w:shd w:val="clear" w:color="auto" w:fill="F4F4F4"/>
+            <w:shd w:val="clear" w:color="auto" w:fill="FAF6E9"/>
           </w:tcPr>
           <w:p>
             <w:r/>
@@ -7107,14 +6659,14 @@
                 <w:color w:val="1A1A2E"/>
                 <w:sz w:val="18"/>
               </w:rPr>
-              <w:t>"I want to learn how to do outbound myself first"</w:t>
+              <w:t>"Want to learn outbound myself first"</w:t>
             </w:r>
           </w:p>
         </w:tc>
         <w:tc>
           <w:tcPr>
             <w:tcW w:type="dxa" w:w="5472"/>
-            <w:shd w:val="clear" w:color="auto" w:fill="F4F4F4"/>
+            <w:shd w:val="clear" w:color="auto" w:fill="FAF6E9"/>
           </w:tcPr>
           <w:p>
             <w:r/>
@@ -7132,139 +6684,144 @@
     <w:p/>
     <w:p>
       <w:pPr>
-        <w:spacing w:before="240" w:after="120"/>
+        <w:spacing w:before="200" w:after="100"/>
       </w:pPr>
       <w:r>
         <w:rPr>
           <w:b/>
           <w:color w:val="1A1A2E"/>
-          <w:sz w:val="22"/>
+          <w:sz w:val="21"/>
         </w:rPr>
         <w:t>Outreach Hook</w:t>
       </w:r>
     </w:p>
     <w:p>
       <w:pPr>
-        <w:spacing w:after="80"/>
+        <w:spacing w:after="60"/>
       </w:pPr>
       <w:r>
         <w:rPr>
           <w:b/>
-          <w:color w:val="00C28B"/>
+          <w:color w:val="E8B830"/>
+          <w:sz w:val="20"/>
         </w:rPr>
         <w:t xml:space="preserve">Subject: </w:t>
       </w:r>
       <w:r>
         <w:rPr>
-          <w:b w:val="0"/>
           <w:i/>
+          <w:sz w:val="20"/>
         </w:rPr>
         <w:t>after founder-led sales hits its ceiling</w:t>
       </w:r>
     </w:p>
     <w:p>
       <w:pPr>
-        <w:spacing w:after="280"/>
+        <w:spacing w:after="240"/>
       </w:pPr>
       <w:r>
         <w:rPr>
           <w:b/>
-          <w:color w:val="00C28B"/>
+          <w:color w:val="E8B830"/>
+          <w:sz w:val="20"/>
         </w:rPr>
         <w:t xml:space="preserve">Opening line: </w:t>
       </w:r>
       <w:r>
         <w:rPr>
-          <w:b w:val="0"/>
           <w:i/>
+          <w:sz w:val="20"/>
         </w:rPr>
-        <w:t>Most founders at your stage close 60–70% of their own deals. The problem is there's a hard limit on how many deals one person can run.</w:t>
+        <w:t>Most founders at your stage close 60â€“70% of their own deals. The problem is there's a hard limit on how many deals one person can run.</w:t>
       </w:r>
     </w:p>
     <w:p>
       <w:pPr>
-        <w:spacing w:before="240" w:after="120"/>
+        <w:spacing w:before="200" w:after="100"/>
       </w:pPr>
       <w:r>
         <w:rPr>
           <w:b/>
           <w:color w:val="1A1A2E"/>
-          <w:sz w:val="22"/>
+          <w:sz w:val="21"/>
         </w:rPr>
-        <w:t>Persona 2: 'The Transition Founder'</w:t>
+        <w:t>Persona 2 â€” 'The Transition Founder'</w:t>
       </w:r>
     </w:p>
     <w:p>
       <w:pPr>
-        <w:spacing w:after="120"/>
+        <w:spacing w:after="100"/>
       </w:pPr>
       <w:r>
         <w:rPr>
+          <w:i w:val="0"/>
           <w:color w:val="1A1A2E"/>
           <w:sz w:val="20"/>
         </w:rPr>
-        <w:t>Segments: Segment S2 — The Best Fit Persona</w:t>
+        <w:t>Segments: S2 â€” Best Fit</w:t>
       </w:r>
     </w:p>
     <w:p>
       <w:pPr>
-        <w:spacing w:before="240" w:after="120"/>
+        <w:spacing w:before="200" w:after="100"/>
       </w:pPr>
       <w:r>
         <w:rPr>
           <w:b/>
           <w:color w:val="1A1A2E"/>
-          <w:sz w:val="22"/>
+          <w:sz w:val="21"/>
         </w:rPr>
         <w:t>Profile</w:t>
       </w:r>
     </w:p>
     <w:p>
       <w:pPr>
-        <w:spacing w:after="120"/>
+        <w:spacing w:after="100"/>
       </w:pPr>
       <w:r>
         <w:rPr>
+          <w:i w:val="0"/>
           <w:color w:val="1A1A2E"/>
           <w:sz w:val="20"/>
         </w:rPr>
-        <w:t>CEO / Co-Founder, 32–48, running the company for 3–6 years. $1M–$5M ARR. 15–50 people. Has tried one or two salespeople — both underperformed compared to the founder's close rate. Now evaluating: hire a VP Sales, outsource, or build the system themselves.</w:t>
+        <w:t>CEO / Co-Founder, 32â€“48, running the company 3â€“6 years. $1Mâ€“$5M ARR. 15â€“50 people. Has tried one or two salespeople â€” both underperformed vs the founder's close rate. Evaluating: hire a VP Sales, outsource, or build the system.</w:t>
       </w:r>
     </w:p>
     <w:p>
       <w:pPr>
-        <w:spacing w:before="240" w:after="120"/>
+        <w:spacing w:before="200" w:after="100"/>
       </w:pPr>
       <w:r>
         <w:rPr>
           <w:b/>
           <w:color w:val="1A1A2E"/>
-          <w:sz w:val="22"/>
+          <w:sz w:val="21"/>
         </w:rPr>
         <w:t>Goals</w:t>
       </w:r>
     </w:p>
     <w:p>
       <w:pPr>
-        <w:spacing w:after="120"/>
+        <w:spacing w:after="100"/>
       </w:pPr>
       <w:r>
         <w:rPr>
+          <w:i w:val="0"/>
           <w:color w:val="1A1A2E"/>
           <w:sz w:val="20"/>
         </w:rPr>
-        <w:t>Get to $3M–$10M ARR. Remove themselves from the sales process. Build something that doesn't require them in every call.</w:t>
+        <w:t>Get to $3Mâ€“$10M ARR. Remove themselves from the sales process. Build something that runs without them.</w:t>
       </w:r>
     </w:p>
     <w:p>
       <w:pPr>
-        <w:spacing w:before="240" w:after="120"/>
+        <w:spacing w:before="200" w:after="100"/>
       </w:pPr>
       <w:r>
         <w:rPr>
           <w:b/>
           <w:color w:val="1A1A2E"/>
-          <w:sz w:val="22"/>
+          <w:sz w:val="21"/>
         </w:rPr>
         <w:t>Their Exact Words</w:t>
       </w:r>
@@ -7279,7 +6836,7 @@
           <w:color w:val="1A1A2E"/>
           <w:sz w:val="20"/>
         </w:rPr>
-        <w:t>"Every sales hire I make closes at 20% of what I close at"</w:t>
+        <w:t>"Every sales hire closes at 20% of what I close at"</w:t>
       </w:r>
     </w:p>
     <w:p>
@@ -7323,38 +6880,39 @@
     </w:p>
     <w:p>
       <w:pPr>
-        <w:spacing w:before="240" w:after="120"/>
+        <w:spacing w:before="200" w:after="100"/>
       </w:pPr>
       <w:r>
         <w:rPr>
           <w:b/>
           <w:color w:val="1A1A2E"/>
-          <w:sz w:val="22"/>
+          <w:sz w:val="21"/>
         </w:rPr>
         <w:t>Information Diet</w:t>
       </w:r>
     </w:p>
     <w:p>
       <w:pPr>
-        <w:spacing w:after="120"/>
+        <w:spacing w:after="100"/>
       </w:pPr>
       <w:r>
         <w:rPr>
+          <w:i w:val="0"/>
           <w:color w:val="1A1A2E"/>
           <w:sz w:val="20"/>
         </w:rPr>
-        <w:t>LinkedIn (lurker, not poster), SaaStr Annual, Pavilion events, advice from peer founders. Trusts peers more than content.</w:t>
+        <w:t>LinkedIn (lurker), SaaStr Annual, Pavilion events, peer founder advice.</w:t>
       </w:r>
     </w:p>
     <w:p>
       <w:pPr>
-        <w:spacing w:before="240" w:after="120"/>
+        <w:spacing w:before="200" w:after="100"/>
       </w:pPr>
       <w:r>
         <w:rPr>
           <w:b/>
           <w:color w:val="1A1A2E"/>
-          <w:sz w:val="22"/>
+          <w:sz w:val="21"/>
         </w:rPr>
         <w:t>Objection Handling</w:t>
       </w:r>
@@ -7416,7 +6974,7 @@
         <w:tc>
           <w:tcPr>
             <w:tcW w:type="dxa" w:w="4032"/>
-            <w:shd w:val="clear" w:color="auto" w:fill="F4F4F4"/>
+            <w:shd w:val="clear" w:color="auto" w:fill="FAF6E9"/>
           </w:tcPr>
           <w:p>
             <w:r/>
@@ -7425,14 +6983,14 @@
                 <w:color w:val="1A1A2E"/>
                 <w:sz w:val="18"/>
               </w:rPr>
-              <w:t>"We tried an agency before and it didn't work"</w:t>
+              <w:t>"We tried an agency before â€” it didn't work"</w:t>
             </w:r>
           </w:p>
         </w:tc>
         <w:tc>
           <w:tcPr>
             <w:tcW w:type="dxa" w:w="5472"/>
-            <w:shd w:val="clear" w:color="auto" w:fill="F4F4F4"/>
+            <w:shd w:val="clear" w:color="auto" w:fill="FAF6E9"/>
           </w:tcPr>
           <w:p>
             <w:r/>
@@ -7441,7 +6999,7 @@
                 <w:color w:val="1A1A2E"/>
                 <w:sz w:val="18"/>
               </w:rPr>
-              <w:t>'What specifically broke — the list, the message, or the follow-through? Our system addresses all three. Let me show you what we'd audit from your last attempt.'</w:t>
+              <w:t>'What specifically broke â€” the list, the message, or the follow-through? Our system addresses all three. Let me show you what we'd audit from your last attempt.'</w:t>
             </w:r>
           </w:p>
         </w:tc>
@@ -7459,7 +7017,7 @@
                 <w:color w:val="1A1A2E"/>
                 <w:sz w:val="18"/>
               </w:rPr>
-              <w:t>"Only I can sell this — I know the product too well"</w:t>
+              <w:t>"Only I can sell this â€” I know the product too well"</w:t>
             </w:r>
           </w:p>
         </w:tc>
@@ -7475,7 +7033,7 @@
                 <w:color w:val="1A1A2E"/>
                 <w:sz w:val="18"/>
               </w:rPr>
-              <w:t>'That's exactly why it hasn't scaled. We encode what you know into a system that runs without you. The intelligence phase is built from your win patterns.'</w:t>
+              <w:t>'That's exactly why it hasn't scaled. We encode what you know into a system that runs without you.'</w:t>
             </w:r>
           </w:p>
         </w:tc>
@@ -7484,7 +7042,7 @@
         <w:tc>
           <w:tcPr>
             <w:tcW w:type="dxa" w:w="4032"/>
-            <w:shd w:val="clear" w:color="auto" w:fill="F4F4F4"/>
+            <w:shd w:val="clear" w:color="auto" w:fill="FAF6E9"/>
           </w:tcPr>
           <w:p>
             <w:r/>
@@ -7500,7 +7058,7 @@
         <w:tc>
           <w:tcPr>
             <w:tcW w:type="dxa" w:w="5472"/>
-            <w:shd w:val="clear" w:color="auto" w:fill="F4F4F4"/>
+            <w:shd w:val="clear" w:color="auto" w:fill="FAF6E9"/>
           </w:tcPr>
           <w:p>
             <w:r/>
@@ -7509,7 +7067,7 @@
                 <w:color w:val="1A1A2E"/>
                 <w:sz w:val="18"/>
               </w:rPr>
-              <w:t>'If you're closing deals today — even 2 per month — you're ready. Waiting for readiness costs you the quarters in between.'</w:t>
+              <w:t>'If you're closing deals today â€” even 2 per month â€” you're ready. Waiting for readiness costs you the quarters in between.'</w:t>
             </w:r>
           </w:p>
         </w:tc>
@@ -7518,139 +7076,144 @@
     <w:p/>
     <w:p>
       <w:pPr>
-        <w:spacing w:before="240" w:after="120"/>
+        <w:spacing w:before="200" w:after="100"/>
       </w:pPr>
       <w:r>
         <w:rPr>
           <w:b/>
           <w:color w:val="1A1A2E"/>
-          <w:sz w:val="22"/>
+          <w:sz w:val="21"/>
         </w:rPr>
         <w:t>Outreach Hook</w:t>
       </w:r>
     </w:p>
     <w:p>
       <w:pPr>
-        <w:spacing w:after="80"/>
+        <w:spacing w:after="60"/>
       </w:pPr>
       <w:r>
         <w:rPr>
           <w:b/>
-          <w:color w:val="00C28B"/>
+          <w:color w:val="E8B830"/>
+          <w:sz w:val="20"/>
         </w:rPr>
         <w:t xml:space="preserve">Subject: </w:t>
       </w:r>
       <w:r>
         <w:rPr>
-          <w:b w:val="0"/>
           <w:i/>
+          <w:sz w:val="20"/>
         </w:rPr>
-        <w:t>the $3M–$10M ARR wall</w:t>
+        <w:t>the $3Mâ€“$10M ARR wall</w:t>
       </w:r>
     </w:p>
     <w:p>
       <w:pPr>
-        <w:spacing w:after="280"/>
+        <w:spacing w:after="240"/>
       </w:pPr>
       <w:r>
         <w:rPr>
           <w:b/>
-          <w:color w:val="00C28B"/>
+          <w:color w:val="E8B830"/>
+          <w:sz w:val="20"/>
         </w:rPr>
         <w:t xml:space="preserve">Opening line: </w:t>
       </w:r>
       <w:r>
         <w:rPr>
-          <w:b w:val="0"/>
           <w:i/>
+          <w:sz w:val="20"/>
         </w:rPr>
-        <w:t>Most founders hit a ceiling at exactly your stage — not because the product isn't great, but because there's no system behind the revenue that doesn't depend on you being in the room.</w:t>
+        <w:t>Most founders hit a ceiling at exactly your stage â€” not because the product isn't great, but because there's no system behind the revenue that doesn't depend on you being in the room.</w:t>
       </w:r>
     </w:p>
     <w:p>
       <w:pPr>
-        <w:spacing w:before="240" w:after="120"/>
+        <w:spacing w:before="200" w:after="100"/>
       </w:pPr>
       <w:r>
         <w:rPr>
           <w:b/>
           <w:color w:val="1A1A2E"/>
-          <w:sz w:val="22"/>
+          <w:sz w:val="21"/>
         </w:rPr>
-        <w:t>Persona 3: 'The Revenue Leader Under Pressure'</w:t>
+        <w:t>Persona 3 â€” 'The Revenue Leader Under Pressure'</w:t>
       </w:r>
     </w:p>
     <w:p>
       <w:pPr>
-        <w:spacing w:after="120"/>
+        <w:spacing w:after="100"/>
       </w:pPr>
       <w:r>
         <w:rPr>
+          <w:i w:val="0"/>
           <w:color w:val="1A1A2E"/>
           <w:sz w:val="20"/>
         </w:rPr>
-        <w:t>Segments: Segments S3–S4</w:t>
+        <w:t>Segments: S3â€“S4</w:t>
       </w:r>
     </w:p>
     <w:p>
       <w:pPr>
-        <w:spacing w:before="240" w:after="120"/>
+        <w:spacing w:before="200" w:after="100"/>
       </w:pPr>
       <w:r>
         <w:rPr>
           <w:b/>
           <w:color w:val="1A1A2E"/>
-          <w:sz w:val="22"/>
+          <w:sz w:val="21"/>
         </w:rPr>
         <w:t>Profile</w:t>
       </w:r>
     </w:p>
     <w:p>
       <w:pPr>
-        <w:spacing w:after="120"/>
+        <w:spacing w:after="100"/>
       </w:pPr>
       <w:r>
         <w:rPr>
+          <w:i w:val="0"/>
           <w:color w:val="1A1A2E"/>
           <w:sz w:val="20"/>
         </w:rPr>
-        <w:t>VP Sales / CRO / Head of Revenue, 35–52, professional sales background. Managing 3–15 reps. Pipeline is inconsistent. Board is asking questions. Has tried to fix the sequence strategy internally, hasn't moved the needle. May be newly hired in last 90 days.</w:t>
+        <w:t>VP Sales / CRO / Head of Revenue, 35â€“52, professional sales background. Managing 3â€“15 reps. Pipeline inconsistent. Board is asking questions. Has tried to fix sequence strategy internally, hasn't moved the needle. May be newly hired in last 90 days.</w:t>
       </w:r>
     </w:p>
     <w:p>
       <w:pPr>
-        <w:spacing w:before="240" w:after="120"/>
+        <w:spacing w:before="200" w:after="100"/>
       </w:pPr>
       <w:r>
         <w:rPr>
           <w:b/>
           <w:color w:val="1A1A2E"/>
-          <w:sz w:val="22"/>
+          <w:sz w:val="21"/>
         </w:rPr>
         <w:t>Goals</w:t>
       </w:r>
     </w:p>
     <w:p>
       <w:pPr>
-        <w:spacing w:after="120"/>
+        <w:spacing w:after="100"/>
       </w:pPr>
       <w:r>
         <w:rPr>
+          <w:i w:val="0"/>
           <w:color w:val="1A1A2E"/>
           <w:sz w:val="20"/>
         </w:rPr>
-        <w:t>Hit quarterly pipeline target, improve reply rates above 2%, build a system the team can run without constant management, justify headcount to board.</w:t>
+        <w:t>Hit quarterly pipeline target, improve reply rates above 2%, build a system the team can run without constant management.</w:t>
       </w:r>
     </w:p>
     <w:p>
       <w:pPr>
-        <w:spacing w:before="240" w:after="120"/>
+        <w:spacing w:before="200" w:after="100"/>
       </w:pPr>
       <w:r>
         <w:rPr>
           <w:b/>
           <w:color w:val="1A1A2E"/>
-          <w:sz w:val="22"/>
+          <w:sz w:val="21"/>
         </w:rPr>
         <w:t>Their Exact Words</w:t>
       </w:r>
@@ -7665,7 +7228,7 @@
           <w:color w:val="1A1A2E"/>
           <w:sz w:val="20"/>
         </w:rPr>
-        <w:t>"My reps are spending 40% of their time on research instead of selling"</w:t>
+        <w:t>"My reps spend 40% of their time on research instead of selling"</w:t>
       </w:r>
     </w:p>
     <w:p>
@@ -7704,43 +7267,44 @@
           <w:color w:val="1A1A2E"/>
           <w:sz w:val="20"/>
         </w:rPr>
-        <w:t>"The board wants to see 2x pipeline — I need to show them a plan"</w:t>
+        <w:t>"The board wants to see 2x pipeline â€” I need to show them a plan"</w:t>
       </w:r>
     </w:p>
     <w:p>
       <w:pPr>
-        <w:spacing w:before="240" w:after="120"/>
+        <w:spacing w:before="200" w:after="100"/>
       </w:pPr>
       <w:r>
         <w:rPr>
           <w:b/>
           <w:color w:val="1A1A2E"/>
-          <w:sz w:val="22"/>
+          <w:sz w:val="21"/>
         </w:rPr>
         <w:t>Information Diet</w:t>
       </w:r>
     </w:p>
     <w:p>
       <w:pPr>
-        <w:spacing w:after="120"/>
+        <w:spacing w:after="100"/>
       </w:pPr>
       <w:r>
         <w:rPr>
+          <w:i w:val="0"/>
           <w:color w:val="1A1A2E"/>
           <w:sz w:val="20"/>
         </w:rPr>
-        <w:t>Pavilion community, Sales Hacker, LinkedIn (active poster), 30 Minutes to President's Club, Gong's State of Revenue report. Trusts peer VPs more than vendors.</w:t>
+        <w:t>Pavilion, Sales Hacker, LinkedIn (active poster), 30 Minutes to President's Club, Gong State of Revenue.</w:t>
       </w:r>
     </w:p>
     <w:p>
       <w:pPr>
-        <w:spacing w:before="240" w:after="120"/>
+        <w:spacing w:before="200" w:after="100"/>
       </w:pPr>
       <w:r>
         <w:rPr>
           <w:b/>
           <w:color w:val="1A1A2E"/>
-          <w:sz w:val="22"/>
+          <w:sz w:val="21"/>
         </w:rPr>
         <w:t>Objection Handling</w:t>
       </w:r>
@@ -7802,7 +7366,7 @@
         <w:tc>
           <w:tcPr>
             <w:tcW w:type="dxa" w:w="4032"/>
-            <w:shd w:val="clear" w:color="auto" w:fill="F4F4F4"/>
+            <w:shd w:val="clear" w:color="auto" w:fill="FAF6E9"/>
           </w:tcPr>
           <w:p>
             <w:r/>
@@ -7818,7 +7382,7 @@
         <w:tc>
           <w:tcPr>
             <w:tcW w:type="dxa" w:w="5472"/>
-            <w:shd w:val="clear" w:color="auto" w:fill="F4F4F4"/>
+            <w:shd w:val="clear" w:color="auto" w:fill="FAF6E9"/>
           </w:tcPr>
           <w:p>
             <w:r/>
@@ -7827,7 +7391,7 @@
                 <w:color w:val="1A1A2E"/>
                 <w:sz w:val="18"/>
               </w:rPr>
-              <w:t>'Those are execution tools. What we build is the intelligence layer above them — the signal model that tells your reps who to call today and why. Apollo sends the sequences. We decide who the sequences go to and when.'</w:t>
+              <w:t>'Those are execution tools. What we build is the intelligence layer above them â€” the signal model that tells your reps who to call today and why.'</w:t>
             </w:r>
           </w:p>
         </w:tc>
@@ -7861,7 +7425,7 @@
                 <w:color w:val="1A1A2E"/>
                 <w:sz w:val="18"/>
               </w:rPr>
-              <w:t>'They should be — and they will be, once the system exists. Right now they're building lists instead of having conversations. We remove that first step.'</w:t>
+              <w:t>'They should be â€” and they will be, once the system exists. Right now they're building lists instead of having conversations.'</w:t>
             </w:r>
           </w:p>
         </w:tc>
@@ -7870,7 +7434,7 @@
         <w:tc>
           <w:tcPr>
             <w:tcW w:type="dxa" w:w="4032"/>
-            <w:shd w:val="clear" w:color="auto" w:fill="F4F4F4"/>
+            <w:shd w:val="clear" w:color="auto" w:fill="FAF6E9"/>
           </w:tcPr>
           <w:p>
             <w:r/>
@@ -7886,7 +7450,7 @@
         <w:tc>
           <w:tcPr>
             <w:tcW w:type="dxa" w:w="5472"/>
-            <w:shd w:val="clear" w:color="auto" w:fill="F4F4F4"/>
+            <w:shd w:val="clear" w:color="auto" w:fill="FAF6E9"/>
           </w:tcPr>
           <w:p>
             <w:r/>
@@ -7904,95 +7468,97 @@
     <w:p/>
     <w:p>
       <w:pPr>
-        <w:spacing w:before="240" w:after="120"/>
+        <w:spacing w:before="200" w:after="100"/>
       </w:pPr>
       <w:r>
         <w:rPr>
           <w:b/>
           <w:color w:val="1A1A2E"/>
-          <w:sz w:val="22"/>
+          <w:sz w:val="21"/>
         </w:rPr>
         <w:t>Outreach Hook</w:t>
       </w:r>
     </w:p>
     <w:p>
       <w:pPr>
-        <w:spacing w:after="80"/>
+        <w:spacing w:after="60"/>
       </w:pPr>
       <w:r>
         <w:rPr>
           <w:b/>
-          <w:color w:val="00C28B"/>
+          <w:color w:val="E8B830"/>
+          <w:sz w:val="20"/>
         </w:rPr>
         <w:t xml:space="preserve">Subject: </w:t>
       </w:r>
       <w:r>
         <w:rPr>
-          <w:b w:val="0"/>
           <w:i/>
+          <w:sz w:val="20"/>
         </w:rPr>
         <w:t>your SDRs aren't the problem</w:t>
       </w:r>
     </w:p>
     <w:p>
       <w:pPr>
-        <w:spacing w:after="280"/>
+        <w:spacing w:after="240"/>
       </w:pPr>
       <w:r>
         <w:rPr>
           <w:b/>
-          <w:color w:val="00C28B"/>
+          <w:color w:val="E8B830"/>
+          <w:sz w:val="20"/>
         </w:rPr>
         <w:t xml:space="preserve">Opening line: </w:t>
       </w:r>
       <w:r>
         <w:rPr>
-          <w:b w:val="0"/>
           <w:i/>
+          <w:sz w:val="20"/>
         </w:rPr>
-        <w:t>Your team is probably doing everything right — they're just spending 40% of their time building lists instead of talking to buyers.</w:t>
+        <w:t>Your team is probably doing everything right â€” they're just spending 40% of their time building lists instead of talking to buyers.</w:t>
       </w:r>
     </w:p>
     <w:p>
       <w:pPr>
-        <w:spacing w:before="360" w:after="120"/>
+        <w:spacing w:before="320" w:after="100"/>
         <w:pBdr>
-          <w:bottom w:val="single" w:sz="6" w:space="4" w:color="00C28B"/>
+          <w:bottom w:val="single" w:sz="6" w:space="3" w:color="E8B830"/>
         </w:pBdr>
       </w:pPr>
       <w:r>
         <w:rPr>
           <w:b/>
-          <w:color w:val="00C28B"/>
-          <w:sz w:val="26"/>
+          <w:color w:val="E8B830"/>
+          <w:sz w:val="24"/>
         </w:rPr>
         <w:t>10. PROSPECTING PLAYBOOK</w:t>
       </w:r>
     </w:p>
     <w:p>
       <w:pPr>
-        <w:spacing w:before="240" w:after="120"/>
+        <w:spacing w:before="200" w:after="100"/>
       </w:pPr>
       <w:r>
         <w:rPr>
           <w:b/>
           <w:color w:val="1A1A2E"/>
-          <w:sz w:val="22"/>
+          <w:sz w:val="21"/>
         </w:rPr>
         <w:t>Where to Find Them</w:t>
       </w:r>
     </w:p>
     <w:p>
       <w:pPr>
-        <w:spacing w:before="240" w:after="120"/>
+        <w:spacing w:before="200" w:after="100"/>
       </w:pPr>
       <w:r>
         <w:rPr>
           <w:b/>
           <w:color w:val="1A1A2E"/>
-          <w:sz w:val="22"/>
+          <w:sz w:val="21"/>
         </w:rPr>
-        <w:t>Signal A — SDR / Sales Hiring (highest urgency)</w:t>
+        <w:t>Signal A â€” SDR / Sales Hiring (highest urgency)</w:t>
       </w:r>
     </w:p>
     <w:p>
@@ -8005,7 +7571,7 @@
           <w:color w:val="1A1A2E"/>
           <w:sz w:val="20"/>
         </w:rPr>
-        <w:t>LinkedIn Jobs: "sales development representative" "SaaS" United States + Company size: 11–200</w:t>
+        <w:t>LinkedIn Jobs: "sales development representative" "SaaS" United States + Company size: 11â€“200</w:t>
       </w:r>
     </w:p>
     <w:p>
@@ -8018,7 +7584,7 @@
           <w:color w:val="1A1A2E"/>
           <w:sz w:val="20"/>
         </w:rPr>
-        <w:t>LinkedIn Jobs: "VP Sales" OR "Head of Revenue" "startup" + Company size: 11–200</w:t>
+        <w:t>LinkedIn Jobs: "VP Sales" OR "Head of Revenue" "startup" + Company size: 11â€“200</w:t>
       </w:r>
     </w:p>
     <w:p>
@@ -8031,20 +7597,20 @@
           <w:color w:val="1A1A2E"/>
           <w:sz w:val="20"/>
         </w:rPr>
-        <w:t>Apollo.io: Job title = SDR/BDR, recently posted, company size 10–200</w:t>
+        <w:t>Apollo.io: Job title = SDR/BDR, recently posted, company size 10â€“200</w:t>
       </w:r>
     </w:p>
     <w:p>
       <w:pPr>
-        <w:spacing w:before="240" w:after="120"/>
+        <w:spacing w:before="200" w:after="100"/>
       </w:pPr>
       <w:r>
         <w:rPr>
           <w:b/>
           <w:color w:val="1A1A2E"/>
-          <w:sz w:val="22"/>
+          <w:sz w:val="21"/>
         </w:rPr>
-        <w:t>Signal B — ProductHunt Launch (B2B, last 60 days)</w:t>
+        <w:t>Signal B â€” ProductHunt Launch (B2B, last 60 days)</w:t>
       </w:r>
     </w:p>
     <w:p>
@@ -8057,7 +7623,7 @@
           <w:color w:val="1A1A2E"/>
           <w:sz w:val="20"/>
         </w:rPr>
-        <w:t>producthunt.com/topics/business-tools → filter last 60 days → B2B only → 100+ upvotes</w:t>
+        <w:t>producthunt.com/topics/business-tools â†’ filter last 60 days â†’ B2B only â†’ 100+ upvotes</w:t>
       </w:r>
     </w:p>
     <w:p>
@@ -8075,15 +7641,15 @@
     </w:p>
     <w:p>
       <w:pPr>
-        <w:spacing w:before="240" w:after="120"/>
+        <w:spacing w:before="200" w:after="100"/>
       </w:pPr>
       <w:r>
         <w:rPr>
           <w:b/>
           <w:color w:val="1A1A2E"/>
-          <w:sz w:val="22"/>
+          <w:sz w:val="21"/>
         </w:rPr>
-        <w:t>Signal C — New VP Sales / CRO (&lt; 60 days in role)</w:t>
+        <w:t>Signal C â€” New VP Sales / CRO (&lt; 60 days in role)</w:t>
       </w:r>
     </w:p>
     <w:p>
@@ -8096,7 +7662,7 @@
           <w:color w:val="1A1A2E"/>
           <w:sz w:val="20"/>
         </w:rPr>
-        <w:t>Apollo: Job change filter → VP Sales / CRO → Software → 11–200 employees → last 90 days</w:t>
+        <w:t>Apollo: Job change filter â†’ VP Sales / CRO â†’ Software â†’ 11â€“200 employees â†’ last 90 days</w:t>
       </w:r>
     </w:p>
     <w:p>
@@ -8109,20 +7675,20 @@
           <w:color w:val="1A1A2E"/>
           <w:sz w:val="20"/>
         </w:rPr>
-        <w:t>LinkedIn: 'Started new position' + 'VP Sales' → filter by industry and company size</w:t>
+        <w:t>LinkedIn: 'Started new position' + 'VP Sales' â†’ filter by industry and size</w:t>
       </w:r>
     </w:p>
     <w:p>
       <w:pPr>
-        <w:spacing w:before="240" w:after="120"/>
+        <w:spacing w:before="200" w:after="100"/>
       </w:pPr>
       <w:r>
         <w:rPr>
           <w:b/>
           <w:color w:val="1A1A2E"/>
-          <w:sz w:val="22"/>
+          <w:sz w:val="21"/>
         </w:rPr>
-        <w:t>Signal D — Recently Funded</w:t>
+        <w:t>Signal D â€” Recently Funded</w:t>
       </w:r>
     </w:p>
     <w:p>
@@ -8135,7 +7701,7 @@
           <w:color w:val="1A1A2E"/>
           <w:sz w:val="20"/>
         </w:rPr>
-        <w:t>Crunchbase: Seed / Series A → last 90 days → B2B SaaS → US/UK → 10–100 employees</w:t>
+        <w:t>Crunchbase: Seed / Series A â†’ last 90 days â†’ B2B SaaS â†’ US/UK â†’ 10â€“100 employees</w:t>
       </w:r>
     </w:p>
     <w:p>
@@ -8148,162 +7714,20 @@
           <w:color w:val="1A1A2E"/>
           <w:sz w:val="20"/>
         </w:rPr>
-        <w:t>TechCrunch Startups, VentureBeat funding news</w:t>
+        <w:t>TechCrunch / VentureBeat funding news</w:t>
       </w:r>
     </w:p>
     <w:p>
       <w:pPr>
-        <w:spacing w:before="240" w:after="120"/>
+        <w:spacing w:before="200" w:after="100"/>
       </w:pPr>
       <w:r>
         <w:rPr>
           <w:b/>
           <w:color w:val="1A1A2E"/>
-          <w:sz w:val="22"/>
+          <w:sz w:val="21"/>
         </w:rPr>
-        <w:t>Prioritisation Framework</w:t>
-      </w:r>
-    </w:p>
-    <w:p>
-      <w:pPr>
-        <w:spacing w:after="120"/>
-      </w:pPr>
-      <w:r>
-        <w:rPr>
-          <w:color w:val="1A1A2E"/>
-          <w:sz w:val="20"/>
-        </w:rPr>
-        <w:t>When you have 100 companies, pick the best 10 by stacking these in order:</w:t>
-      </w:r>
-    </w:p>
-    <w:p>
-      <w:pPr>
-        <w:pStyle w:val="ListBullet"/>
-        <w:spacing w:after="60"/>
-      </w:pPr>
-      <w:r>
-        <w:rPr>
-          <w:b/>
-          <w:color w:val="1A1A2E"/>
-          <w:sz w:val="20"/>
-        </w:rPr>
-        <w:t xml:space="preserve">1. </w:t>
-      </w:r>
-      <w:r>
-        <w:rPr>
-          <w:color w:val="1A1A2E"/>
-          <w:sz w:val="20"/>
-        </w:rPr>
-        <w:t>Signal recency — signal fired in last 14 days beats 60 days every time</w:t>
-      </w:r>
-    </w:p>
-    <w:p>
-      <w:pPr>
-        <w:pStyle w:val="ListBullet"/>
-        <w:spacing w:after="60"/>
-      </w:pPr>
-      <w:r>
-        <w:rPr>
-          <w:b/>
-          <w:color w:val="1A1A2E"/>
-          <w:sz w:val="20"/>
-        </w:rPr>
-        <w:t xml:space="preserve">2. </w:t>
-      </w:r>
-      <w:r>
-        <w:rPr>
-          <w:color w:val="1A1A2E"/>
-          <w:sz w:val="20"/>
-        </w:rPr>
-        <w:t>ICP score — A &gt; B &gt; C, never run C accounts in active sequences</w:t>
-      </w:r>
-    </w:p>
-    <w:p>
-      <w:pPr>
-        <w:pStyle w:val="ListBullet"/>
-        <w:spacing w:after="60"/>
-      </w:pPr>
-      <w:r>
-        <w:rPr>
-          <w:b/>
-          <w:color w:val="1A1A2E"/>
-          <w:sz w:val="20"/>
-        </w:rPr>
-        <w:t xml:space="preserve">3. </w:t>
-      </w:r>
-      <w:r>
-        <w:rPr>
-          <w:color w:val="1A1A2E"/>
-          <w:sz w:val="20"/>
-        </w:rPr>
-        <w:t>ACV confirmation — if pricing is visible and ACV &lt; $5K, deprioritise</w:t>
-      </w:r>
-    </w:p>
-    <w:p>
-      <w:pPr>
-        <w:pStyle w:val="ListBullet"/>
-        <w:spacing w:after="60"/>
-      </w:pPr>
-      <w:r>
-        <w:rPr>
-          <w:b/>
-          <w:color w:val="1A1A2E"/>
-          <w:sz w:val="20"/>
-        </w:rPr>
-        <w:t xml:space="preserve">4. </w:t>
-      </w:r>
-      <w:r>
-        <w:rPr>
-          <w:color w:val="1A1A2E"/>
-          <w:sz w:val="20"/>
-        </w:rPr>
-        <w:t>Decision maker found — no email = back of queue until enriched</w:t>
-      </w:r>
-    </w:p>
-    <w:p>
-      <w:pPr>
-        <w:pStyle w:val="ListBullet"/>
-        <w:spacing w:after="60"/>
-      </w:pPr>
-      <w:r>
-        <w:rPr>
-          <w:b/>
-          <w:color w:val="1A1A2E"/>
-          <w:sz w:val="20"/>
-        </w:rPr>
-        <w:t xml:space="preserve">5. </w:t>
-      </w:r>
-      <w:r>
-        <w:rPr>
-          <w:color w:val="1A1A2E"/>
-          <w:sz w:val="20"/>
-        </w:rPr>
-        <w:t>Vertical fit — B2B SaaS and services above all others</w:t>
-      </w:r>
-    </w:p>
-    <w:p>
-      <w:pPr>
-        <w:spacing w:before="240" w:after="120"/>
-      </w:pPr>
-      <w:r>
-        <w:rPr>
-          <w:b/>
-          <w:color w:val="1A1A2E"/>
-          <w:sz w:val="22"/>
-        </w:rPr>
-        <w:t>Enrichment Checklist</w:t>
-      </w:r>
-    </w:p>
-    <w:p>
-      <w:pPr>
-        <w:spacing w:after="120"/>
-      </w:pPr>
-      <w:r>
-        <w:rPr>
-          <w:color w:val="1A1A2E"/>
-          <w:sz w:val="20"/>
-        </w:rPr>
-        <w:t>Before any outreach, confirm:</w:t>
+        <w:t>Enrichment Checklist (before any outreach)</w:t>
       </w:r>
     </w:p>
     <w:p>
@@ -8329,7 +7753,7 @@
           <w:color w:val="1A1A2E"/>
           <w:sz w:val="20"/>
         </w:rPr>
-        <w:t>Employee count verified (LinkedIn, not just their website)</w:t>
+        <w:t>Employee count verified on LinkedIn</w:t>
       </w:r>
     </w:p>
     <w:p>
@@ -8355,7 +7779,7 @@
           <w:color w:val="1A1A2E"/>
           <w:sz w:val="20"/>
         </w:rPr>
-        <w:t>Email found and verified (Hunter.io ≥ 70% confidence)</w:t>
+        <w:t>Email found and verified (Hunter.io â‰¥ 70% confidence)</w:t>
       </w:r>
     </w:p>
     <w:p>
@@ -8368,7 +7792,7 @@
           <w:color w:val="1A1A2E"/>
           <w:sz w:val="20"/>
         </w:rPr>
-        <w:t>LinkedIn profile reviewed — active in last 30 days?</w:t>
+        <w:t>LinkedIn profile reviewed â€” active in last 30 days?</w:t>
       </w:r>
     </w:p>
     <w:p>
@@ -8381,7 +7805,7 @@
           <w:color w:val="1A1A2E"/>
           <w:sz w:val="20"/>
         </w:rPr>
-        <w:t>Trigger event confirmed (what specific signal puts them on the list)</w:t>
+        <w:t>Trigger event confirmed (specific signal)</w:t>
       </w:r>
     </w:p>
     <w:p>
@@ -8394,7 +7818,7 @@
           <w:color w:val="1A1A2E"/>
           <w:sz w:val="20"/>
         </w:rPr>
-        <w:t>ACV estimated (pricing page, G2 reviews, or job post salary hints)</w:t>
+        <w:t>ACV estimated (pricing page, G2 reviews, job post salary hints)</w:t>
       </w:r>
     </w:p>
     <w:p>
@@ -8407,7 +7831,7 @@
           <w:color w:val="1A1A2E"/>
           <w:sz w:val="20"/>
         </w:rPr>
-        <w:t>Funding status checked (Crunchbase — last round date and amount)</w:t>
+        <w:t>Funding status checked on Crunchbase</w:t>
       </w:r>
     </w:p>
     <w:p>
@@ -8420,7 +7844,7 @@
           <w:color w:val="1A1A2E"/>
           <w:sz w:val="20"/>
         </w:rPr>
-        <w:t>Competitive tool check (are they using Outreach/Salesloft already?)</w:t>
+        <w:t>Competitive tool check (Outreach/Salesloft visible?)</w:t>
       </w:r>
     </w:p>
     <w:p>
@@ -8433,32 +7857,20 @@
           <w:color w:val="1A1A2E"/>
           <w:sz w:val="20"/>
         </w:rPr>
-        <w:t>One personalisation anchor identified (specific post, news item, job post, product)</w:t>
+        <w:t>One personalisation anchor identified (specific post, news, product)</w:t>
       </w:r>
     </w:p>
     <w:p>
       <w:pPr>
-        <w:spacing w:before="240" w:after="120"/>
+        <w:spacing w:before="200" w:after="100"/>
       </w:pPr>
       <w:r>
         <w:rPr>
           <w:b/>
           <w:color w:val="1A1A2E"/>
-          <w:sz w:val="22"/>
+          <w:sz w:val="21"/>
         </w:rPr>
-        <w:t>Disqualification Speed Check</w:t>
-      </w:r>
-    </w:p>
-    <w:p>
-      <w:pPr>
-        <w:spacing w:after="120"/>
-      </w:pPr>
-      <w:r>
-        <w:rPr>
-          <w:color w:val="1A1A2E"/>
-          <w:sz w:val="20"/>
-        </w:rPr>
-        <w:t>Run these three checks BEFORE deep research — saves hours per week:</w:t>
+        <w:t>Disqualification Speed Check (first 3 checks)</w:t>
       </w:r>
     </w:p>
     <w:p>
@@ -8471,7 +7883,7 @@
           <w:color w:val="1A1A2E"/>
           <w:sz w:val="20"/>
         </w:rPr>
-        <w:t>Consumer or B2C? → If yes, disqualify immediately. (Check: who is their homepage written for?)</w:t>
+        <w:t>Consumer or B2C? â†’ If yes, disqualify immediately.</w:t>
       </w:r>
     </w:p>
     <w:p>
@@ -8484,7 +7896,7 @@
           <w:color w:val="1A1A2E"/>
           <w:sz w:val="20"/>
         </w:rPr>
-        <w:t>ACV below $3K? → If yes, economics don't work. (Check: pricing page)</w:t>
+        <w:t>ACV below $3K? â†’ If yes, economics don't work.</w:t>
       </w:r>
     </w:p>
     <w:p>
@@ -8497,33 +7909,21 @@
           <w:color w:val="1A1A2E"/>
           <w:sz w:val="20"/>
         </w:rPr>
-        <w:t>Full RevOps stack? → If yes, wrong motion. (Check: LinkedIn 'RevOps' employees, Outreach/Salesloft visible)</w:t>
+        <w:t>Full RevOps stack? â†’ If yes, wrong motion.</w:t>
       </w:r>
     </w:p>
     <w:p>
       <w:pPr>
-        <w:spacing w:after="120"/>
-      </w:pPr>
-      <w:r>
-        <w:rPr>
-          <w:color w:val="1A1A2E"/>
-          <w:sz w:val="20"/>
-        </w:rPr>
-        <w:t>If all three pass → continue to full enrichment.</w:t>
-      </w:r>
-    </w:p>
-    <w:p>
-      <w:pPr>
-        <w:spacing w:before="360" w:after="120"/>
+        <w:spacing w:before="320" w:after="100"/>
         <w:pBdr>
-          <w:bottom w:val="single" w:sz="6" w:space="4" w:color="00C28B"/>
+          <w:bottom w:val="single" w:sz="6" w:space="3" w:color="E8B830"/>
         </w:pBdr>
       </w:pPr>
       <w:r>
         <w:rPr>
           <w:b/>
-          <w:color w:val="00C28B"/>
-          <w:sz w:val="26"/>
+          <w:color w:val="E8B830"/>
+          <w:sz w:val="24"/>
         </w:rPr>
         <w:t>11. COMPETITIVE CONTEXT</w:t>
       </w:r>
@@ -8564,7 +7964,7 @@
         </w:tc>
         <w:tc>
           <w:tcPr>
-            <w:tcW w:type="dxa" w:w="2160"/>
+            <w:tcW w:type="dxa" w:w="1872"/>
             <w:shd w:val="clear" w:color="auto" w:fill="1A1A2E"/>
           </w:tcPr>
           <w:p>
@@ -8578,7 +7978,7 @@
                 <w:color w:val="FFFFFF"/>
                 <w:sz w:val="18"/>
               </w:rPr>
-              <w:t>Target Segment</w:t>
+              <w:t>Target</w:t>
             </w:r>
           </w:p>
         </w:tc>
@@ -8604,7 +8004,7 @@
         </w:tc>
         <w:tc>
           <w:tcPr>
-            <w:tcW w:type="dxa" w:w="3312"/>
+            <w:tcW w:type="dxa" w:w="3600"/>
             <w:shd w:val="clear" w:color="auto" w:fill="1A1A2E"/>
           </w:tcPr>
           <w:p>
@@ -8627,7 +8027,7 @@
         <w:tc>
           <w:tcPr>
             <w:tcW w:type="dxa" w:w="1872"/>
-            <w:shd w:val="clear" w:color="auto" w:fill="F4F4F4"/>
+            <w:shd w:val="clear" w:color="auto" w:fill="FAF6E9"/>
           </w:tcPr>
           <w:p>
             <w:r/>
@@ -8642,8 +8042,8 @@
         </w:tc>
         <w:tc>
           <w:tcPr>
-            <w:tcW w:type="dxa" w:w="2160"/>
-            <w:shd w:val="clear" w:color="auto" w:fill="F4F4F4"/>
+            <w:tcW w:type="dxa" w:w="1872"/>
+            <w:shd w:val="clear" w:color="auto" w:fill="FAF6E9"/>
           </w:tcPr>
           <w:p>
             <w:r/>
@@ -8652,14 +8052,14 @@
                 <w:color w:val="1A1A2E"/>
                 <w:sz w:val="18"/>
               </w:rPr>
-              <w:t>Series A+, AI-native teams</w:t>
+              <w:t>Series A+, AI-native</w:t>
             </w:r>
           </w:p>
         </w:tc>
         <w:tc>
           <w:tcPr>
             <w:tcW w:type="dxa" w:w="2160"/>
-            <w:shd w:val="clear" w:color="auto" w:fill="F4F4F4"/>
+            <w:shd w:val="clear" w:color="auto" w:fill="FAF6E9"/>
           </w:tcPr>
           <w:p>
             <w:r/>
@@ -8674,8 +8074,8 @@
         </w:tc>
         <w:tc>
           <w:tcPr>
-            <w:tcW w:type="dxa" w:w="3312"/>
-            <w:shd w:val="clear" w:color="auto" w:fill="F4F4F4"/>
+            <w:tcW w:type="dxa" w:w="3600"/>
+            <w:shd w:val="clear" w:color="auto" w:fill="FAF6E9"/>
           </w:tcPr>
           <w:p>
             <w:r/>
@@ -8684,7 +8084,7 @@
                 <w:color w:val="1A1A2E"/>
                 <w:sz w:val="18"/>
               </w:rPr>
-              <w:t>SELLL builds the intelligence layer above sequences — signals, not just sends</w:t>
+              <w:t>SELLL builds the intelligence layer above sequences â€” signals, not just sends</w:t>
             </w:r>
           </w:p>
         </w:tc>
@@ -8708,7 +8108,7 @@
         </w:tc>
         <w:tc>
           <w:tcPr>
-            <w:tcW w:type="dxa" w:w="2160"/>
+            <w:tcW w:type="dxa" w:w="1872"/>
             <w:shd w:val="clear" w:color="auto" w:fill="FFFFFF"/>
           </w:tcPr>
           <w:p>
@@ -8718,7 +8118,7 @@
                 <w:color w:val="1A1A2E"/>
                 <w:sz w:val="18"/>
               </w:rPr>
-              <w:t>Early-stage SaaS, $1,250/month</w:t>
+              <w:t>Early-stage SaaS, $1,250/mo</w:t>
             </w:r>
           </w:p>
         </w:tc>
@@ -8740,7 +8140,7 @@
         </w:tc>
         <w:tc>
           <w:tcPr>
-            <w:tcW w:type="dxa" w:w="3312"/>
+            <w:tcW w:type="dxa" w:w="3600"/>
             <w:shd w:val="clear" w:color="auto" w:fill="FFFFFF"/>
           </w:tcPr>
           <w:p>
@@ -8759,7 +8159,7 @@
         <w:tc>
           <w:tcPr>
             <w:tcW w:type="dxa" w:w="1872"/>
-            <w:shd w:val="clear" w:color="auto" w:fill="F4F4F4"/>
+            <w:shd w:val="clear" w:color="auto" w:fill="FAF6E9"/>
           </w:tcPr>
           <w:p>
             <w:r/>
@@ -8774,8 +8174,8 @@
         </w:tc>
         <w:tc>
           <w:tcPr>
-            <w:tcW w:type="dxa" w:w="2160"/>
-            <w:shd w:val="clear" w:color="auto" w:fill="F4F4F4"/>
+            <w:tcW w:type="dxa" w:w="1872"/>
+            <w:shd w:val="clear" w:color="auto" w:fill="FAF6E9"/>
           </w:tcPr>
           <w:p>
             <w:r/>
@@ -8784,14 +8184,14 @@
                 <w:color w:val="1A1A2E"/>
                 <w:sz w:val="18"/>
               </w:rPr>
-              <w:t>B2B SaaS, $15K–$40K/month</w:t>
+              <w:t>B2B SaaS, $15Kâ€“$40K/mo</w:t>
             </w:r>
           </w:p>
         </w:tc>
         <w:tc>
           <w:tcPr>
             <w:tcW w:type="dxa" w:w="2160"/>
-            <w:shd w:val="clear" w:color="auto" w:fill="F4F4F4"/>
+            <w:shd w:val="clear" w:color="auto" w:fill="FAF6E9"/>
           </w:tcPr>
           <w:p>
             <w:r/>
@@ -8806,8 +8206,8 @@
         </w:tc>
         <w:tc>
           <w:tcPr>
-            <w:tcW w:type="dxa" w:w="3312"/>
-            <w:shd w:val="clear" w:color="auto" w:fill="F4F4F4"/>
+            <w:tcW w:type="dxa" w:w="3600"/>
+            <w:shd w:val="clear" w:color="auto" w:fill="FAF6E9"/>
           </w:tcPr>
           <w:p>
             <w:r/>
@@ -8840,7 +8240,7 @@
         </w:tc>
         <w:tc>
           <w:tcPr>
-            <w:tcW w:type="dxa" w:w="2160"/>
+            <w:tcW w:type="dxa" w:w="1872"/>
             <w:shd w:val="clear" w:color="auto" w:fill="FFFFFF"/>
           </w:tcPr>
           <w:p>
@@ -8872,7 +8272,7 @@
         </w:tc>
         <w:tc>
           <w:tcPr>
-            <w:tcW w:type="dxa" w:w="3312"/>
+            <w:tcW w:type="dxa" w:w="3600"/>
             <w:shd w:val="clear" w:color="auto" w:fill="FFFFFF"/>
           </w:tcPr>
           <w:p>
@@ -8882,7 +8282,7 @@
                 <w:color w:val="1A1A2E"/>
                 <w:sz w:val="18"/>
               </w:rPr>
-              <w:t>SELLL: same output, 48% cheaper, no 6-month ramp, no turnover risk</w:t>
+              <w:t>Same output, 48% cheaper, no 6-month ramp, no turnover risk</w:t>
             </w:r>
           </w:p>
         </w:tc>
@@ -8891,7 +8291,7 @@
         <w:tc>
           <w:tcPr>
             <w:tcW w:type="dxa" w:w="1872"/>
-            <w:shd w:val="clear" w:color="auto" w:fill="F4F4F4"/>
+            <w:shd w:val="clear" w:color="auto" w:fill="FAF6E9"/>
           </w:tcPr>
           <w:p>
             <w:r/>
@@ -8906,8 +8306,8 @@
         </w:tc>
         <w:tc>
           <w:tcPr>
-            <w:tcW w:type="dxa" w:w="2160"/>
-            <w:shd w:val="clear" w:color="auto" w:fill="F4F4F4"/>
+            <w:tcW w:type="dxa" w:w="1872"/>
+            <w:shd w:val="clear" w:color="auto" w:fill="FAF6E9"/>
           </w:tcPr>
           <w:p>
             <w:r/>
@@ -8923,7 +8323,7 @@
         <w:tc>
           <w:tcPr>
             <w:tcW w:type="dxa" w:w="2160"/>
-            <w:shd w:val="clear" w:color="auto" w:fill="F4F4F4"/>
+            <w:shd w:val="clear" w:color="auto" w:fill="FAF6E9"/>
           </w:tcPr>
           <w:p>
             <w:r/>
@@ -8938,8 +8338,8 @@
         </w:tc>
         <w:tc>
           <w:tcPr>
-            <w:tcW w:type="dxa" w:w="3312"/>
-            <w:shd w:val="clear" w:color="auto" w:fill="F4F4F4"/>
+            <w:tcW w:type="dxa" w:w="3600"/>
+            <w:shd w:val="clear" w:color="auto" w:fill="FAF6E9"/>
           </w:tcPr>
           <w:p>
             <w:r/>
@@ -8948,7 +8348,7 @@
                 <w:color w:val="1A1A2E"/>
                 <w:sz w:val="18"/>
               </w:rPr>
-              <w:t>SELLL: signal layer + multi-channel orchestration, not just copy</w:t>
+              <w:t>Signal layer + multi-channel orchestration, not just copy</w:t>
             </w:r>
           </w:p>
         </w:tc>
@@ -8957,43 +8357,32 @@
     <w:p/>
     <w:p>
       <w:pPr>
-        <w:spacing w:before="240" w:after="120"/>
-      </w:pPr>
-      <w:r>
-        <w:rPr>
-          <w:b/>
-          <w:color w:val="1A1A2E"/>
-          <w:sz w:val="22"/>
-        </w:rPr>
-        <w:t>Positioning Statement</w:t>
-      </w:r>
-    </w:p>
-    <w:p>
-      <w:pPr>
         <w:spacing w:before="160" w:after="160"/>
         <w:jc w:val="center"/>
       </w:pPr>
       <w:r>
         <w:rPr>
-          <w:b w:val="0"/>
           <w:i/>
-          <w:color w:val="00C28B"/>
+          <w:color w:val="E8B830"/>
           <w:sz w:val="22"/>
         </w:rPr>
-        <w:t>"Other agencies write your emails. We build the system that knows who to send them to, when, and why — so every touchpoint is triggered by a signal, not a calendar."</w:t>
+        <w:t>"Other agencies write your emails. We build the system that knows who to send them to, when, and why â€” so every touchpoint is triggered by a signal, not a calendar."</w:t>
       </w:r>
     </w:p>
     <w:p>
       <w:pPr>
-        <w:spacing w:before="240" w:after="120"/>
+        <w:spacing w:before="320" w:after="100"/>
+        <w:pBdr>
+          <w:bottom w:val="single" w:sz="6" w:space="3" w:color="E8B830"/>
+        </w:pBdr>
       </w:pPr>
       <w:r>
         <w:rPr>
           <w:b/>
-          <w:color w:val="1A1A2E"/>
-          <w:sz w:val="22"/>
+          <w:color w:val="E8B830"/>
+          <w:sz w:val="24"/>
         </w:rPr>
-        <w:t>Market Trends Making SELLL More Relevant</w:t>
+        <w:t>12. ICP MAINTENANCE GUIDE</w:t>
       </w:r>
     </w:p>
     <w:p>
@@ -9006,7 +8395,7 @@
           <w:color w:val="1A1A2E"/>
           <w:sz w:val="20"/>
         </w:rPr>
-        <w:t>AI noise is deafening. Inboxes are flooded with AI-generated blasts. Signal-triggered, personalised outreach is the only thing that cuts through. SELLL's signal model is the moat.</w:t>
+        <w:t>You close 3+ deals from a segment outside these parameters â†’ update scoring weights</w:t>
       </w:r>
     </w:p>
     <w:p>
@@ -9019,7 +8408,7 @@
           <w:color w:val="1A1A2E"/>
           <w:sz w:val="20"/>
         </w:rPr>
-        <w:t>Hiring freezes are pushing outbound. Companies that can't hire 3 more SDRs are looking for systems that multiply the ones they have.</w:t>
+        <w:t>You lose 3+ deals to the same objection â†’ update pain point map and messaging</w:t>
       </w:r>
     </w:p>
     <w:p>
@@ -9032,35 +8421,7 @@
           <w:color w:val="1A1A2E"/>
           <w:sz w:val="20"/>
         </w:rPr>
-        <w:t>The era of 'just use Apollo' is over. Apollo + sequences alone produces sub-1% reply rates at scale. The companies that figure out the intelligence layer first win.</w:t>
-      </w:r>
-    </w:p>
-    <w:p>
-      <w:pPr>
-        <w:spacing w:before="360" w:after="120"/>
-        <w:pBdr>
-          <w:bottom w:val="single" w:sz="6" w:space="4" w:color="00C28B"/>
-        </w:pBdr>
-      </w:pPr>
-      <w:r>
-        <w:rPr>
-          <w:b/>
-          <w:color w:val="00C28B"/>
-          <w:sz w:val="26"/>
-        </w:rPr>
-        <w:t>12. ICP MAINTENANCE GUIDE</w:t>
-      </w:r>
-    </w:p>
-    <w:p>
-      <w:pPr>
-        <w:spacing w:after="120"/>
-      </w:pPr>
-      <w:r>
-        <w:rPr>
-          <w:color w:val="1A1A2E"/>
-          <w:sz w:val="20"/>
-        </w:rPr>
-        <w:t>Review quarterly, or immediately after any of these triggers:</w:t>
+        <w:t>SELLL adds a new service or delivery model â†’ update technographic fit criteria</w:t>
       </w:r>
     </w:p>
     <w:p>
@@ -9073,7 +8434,7 @@
           <w:color w:val="1A1A2E"/>
           <w:sz w:val="20"/>
         </w:rPr>
-        <w:t>You close 3+ deals from a segment outside these parameters → update scoring weights</w:t>
+        <w:t>A major competitor changes pricing or targeting â†’ update competitive section</w:t>
       </w:r>
     </w:p>
     <w:p>
@@ -9086,58 +8447,20 @@
           <w:color w:val="1A1A2E"/>
           <w:sz w:val="20"/>
         </w:rPr>
-        <w:t>You lose 3+ deals to the same objection → update pain point map and messaging</w:t>
+        <w:t>Reply rates drop across all segments â†’ signal the ICP targeting has drifted</w:t>
       </w:r>
     </w:p>
     <w:p>
       <w:pPr>
-        <w:pStyle w:val="ListBullet"/>
-        <w:spacing w:after="60"/>
+        <w:spacing w:after="100"/>
       </w:pPr>
       <w:r>
         <w:rPr>
+          <w:i w:val="0"/>
           <w:color w:val="1A1A2E"/>
           <w:sz w:val="20"/>
         </w:rPr>
-        <w:t>SELLL adds a new service or delivery model → update technographic fit criteria</w:t>
-      </w:r>
-    </w:p>
-    <w:p>
-      <w:pPr>
-        <w:pStyle w:val="ListBullet"/>
-        <w:spacing w:after="60"/>
-      </w:pPr>
-      <w:r>
-        <w:rPr>
-          <w:color w:val="1A1A2E"/>
-          <w:sz w:val="20"/>
-        </w:rPr>
-        <w:t>A major competitor changes pricing or targeting → update competitive section</w:t>
-      </w:r>
-    </w:p>
-    <w:p>
-      <w:pPr>
-        <w:pStyle w:val="ListBullet"/>
-        <w:spacing w:after="60"/>
-      </w:pPr>
-      <w:r>
-        <w:rPr>
-          <w:color w:val="1A1A2E"/>
-          <w:sz w:val="20"/>
-        </w:rPr>
-        <w:t>Reply rates drop across all segments → signal the ICP targeting has drifted</w:t>
-      </w:r>
-    </w:p>
-    <w:p>
-      <w:pPr>
-        <w:spacing w:after="120"/>
-      </w:pPr>
-      <w:r>
-        <w:rPr>
-          <w:color w:val="1A1A2E"/>
-          <w:sz w:val="20"/>
-        </w:rPr>
-        <w:t>After scoring 20+ prospects, check which A/B grades converted to discovery calls and which didn't. Adjust criteria weights accordingly. The market teaches you the truth.</w:t>
+        <w:t>After scoring 20+ prospects, check which A/B grades converted to discovery calls. Adjust scoring weights accordingly. The market teaches you the truth.</w:t>
       </w:r>
     </w:p>
     <w:p/>
@@ -9147,12 +8470,11 @@
       </w:pPr>
       <w:r>
         <w:rPr>
-          <w:b w:val="0"/>
           <w:i/>
           <w:color w:val="888888"/>
           <w:sz w:val="16"/>
         </w:rPr>
-        <w:t>SELLL Revenue Engine · Ideal Customer Profile · June 2026 · Confidential</w:t>
+        <w:t>SELLL Revenue Engine  Â·  Ideal Customer Profile  Â·  June 2026  Â·  Ophir Gold Edition</w:t>
       </w:r>
     </w:p>
     <w:sectPr>

--- a/SELLL-Engine/SELLL-Ideal-Customer-Profile.docx
+++ b/SELLL-Engine/SELLL-Ideal-Customer-Profile.docx
@@ -19,7 +19,7 @@
               <a:graphicData uri="http://schemas.openxmlformats.org/drawingml/2006/picture">
                 <pic:pic>
                   <pic:nvPicPr>
-                    <pic:cNvPr id="0" name="selll_logo.png"/>
+                    <pic:cNvPr id="0" name="selll_logo_clean.png"/>
                     <pic:cNvPicPr/>
                   </pic:nvPicPr>
                   <pic:blipFill>
@@ -44,7 +44,6 @@
     </w:p>
     <w:p>
       <w:pPr>
-        <w:spacing w:before="200"/>
         <w:jc w:val="center"/>
       </w:pPr>
       <w:r>
@@ -66,7 +65,7 @@
           <w:color w:val="E8B830"/>
           <w:sz w:val="22"/>
         </w:rPr>
-        <w:t>Signal-triggered Â· AI-orchestrated Â· B2B Revenue Engine</w:t>
+        <w:t>Signal-triggered  |  AI-orchestrated  |  B2B Revenue Engine</w:t>
       </w:r>
     </w:p>
     <w:p>
@@ -79,7 +78,7 @@
           <w:color w:val="888888"/>
           <w:sz w:val="18"/>
         </w:rPr>
-        <w:t>Generated: June 2026  |  Confidential â€” Internal Use</w:t>
+        <w:t>Generated: June 2026  |  Confidential - Internal Use</w:t>
       </w:r>
     </w:p>
     <w:p/>
@@ -109,7 +108,7 @@
           <w:color w:val="1A1A2E"/>
           <w:sz w:val="20"/>
         </w:rPr>
-        <w:t>SELLL's ideal customer is a B2B company with a product people want to buy but no system to find them predictably. They're generating some revenue â€” proof the product works â€” but pipeline comes from relationships, referrals, or luck.</w:t>
+        <w:t>SELLL's ideal customer is a B2B company with a product people want to buy but no system to find them predictably. They're generating some revenue - proof the product works - but pipeline comes from relationships, referrals, or luck.</w:t>
       </w:r>
     </w:p>
     <w:p>
@@ -122,7 +121,7 @@
           <w:color w:val="1A1A2E"/>
           <w:sz w:val="20"/>
         </w:rPr>
-        <w:t>The sweet spot is 10â€“100 employees, $500Kâ€“$10M ARR, selling a B2B product or service with an ACV of $5Kâ€“$100K. They're past the 'will anyone pay for this' question. They're stuck on 'how do we get in front of the right 50 people every week without the founder doing it manually.'</w:t>
+        <w:t>The sweet spot is 10-100 employees, $500K-$10M ARR, selling a B2B product or service with an ACV of $5K-$100K. They are past the 'will anyone pay for this' question. They are stuck on 'how do we get in front of the right 50 people every week without the founder doing it manually.'</w:t>
       </w:r>
     </w:p>
     <w:p>
@@ -304,7 +303,7 @@
                 <w:color w:val="1A1A2E"/>
                 <w:sz w:val="18"/>
               </w:rPr>
-              <w:t>S1 â€” Solo / Micro</w:t>
+              <w:t>S1 - Solo / Micro</w:t>
             </w:r>
           </w:p>
         </w:tc>
@@ -320,7 +319,7 @@
                 <w:color w:val="1A1A2E"/>
                 <w:sz w:val="18"/>
               </w:rPr>
-              <w:t>1â€“10</w:t>
+              <w:t>1-10</w:t>
             </w:r>
           </w:p>
         </w:tc>
@@ -336,7 +335,7 @@
                 <w:color w:val="1A1A2E"/>
                 <w:sz w:val="18"/>
               </w:rPr>
-              <w:t>$0â€“$1M</w:t>
+              <w:t>$0-$1M</w:t>
             </w:r>
           </w:p>
         </w:tc>
@@ -402,7 +401,7 @@
                 <w:color w:val="1A1A2E"/>
                 <w:sz w:val="18"/>
               </w:rPr>
-              <w:t>S2 â€” Growth No-Sales</w:t>
+              <w:t>S2 - Growth No-Sales</w:t>
             </w:r>
           </w:p>
         </w:tc>
@@ -418,7 +417,7 @@
                 <w:color w:val="1A1A2E"/>
                 <w:sz w:val="18"/>
               </w:rPr>
-              <w:t>10â€“50</w:t>
+              <w:t>10-50</w:t>
             </w:r>
           </w:p>
         </w:tc>
@@ -434,7 +433,7 @@
                 <w:color w:val="1A1A2E"/>
                 <w:sz w:val="18"/>
               </w:rPr>
-              <w:t>$500Kâ€“$5M</w:t>
+              <w:t>$500K-$5M</w:t>
             </w:r>
           </w:p>
         </w:tc>
@@ -482,7 +481,7 @@
                 <w:color w:val="1A1A2E"/>
                 <w:sz w:val="18"/>
               </w:rPr>
-              <w:t>â˜… Best Fit</w:t>
+              <w:t>BEST FIT</w:t>
             </w:r>
           </w:p>
         </w:tc>
@@ -500,7 +499,7 @@
                 <w:color w:val="1A1A2E"/>
                 <w:sz w:val="18"/>
               </w:rPr>
-              <w:t>S3 â€” SMB Scaling</w:t>
+              <w:t>S3 - SMB Scaling</w:t>
             </w:r>
           </w:p>
         </w:tc>
@@ -516,7 +515,7 @@
                 <w:color w:val="1A1A2E"/>
                 <w:sz w:val="18"/>
               </w:rPr>
-              <w:t>50â€“100</w:t>
+              <w:t>50-100</w:t>
             </w:r>
           </w:p>
         </w:tc>
@@ -532,7 +531,7 @@
                 <w:color w:val="1A1A2E"/>
                 <w:sz w:val="18"/>
               </w:rPr>
-              <w:t>$3Mâ€“$15M</w:t>
+              <w:t>$3M-$15M</w:t>
             </w:r>
           </w:p>
         </w:tc>
@@ -598,7 +597,7 @@
                 <w:color w:val="1A1A2E"/>
                 <w:sz w:val="18"/>
               </w:rPr>
-              <w:t>S4 â€” Mid-Market</w:t>
+              <w:t>S4 - Mid-Market</w:t>
             </w:r>
           </w:p>
         </w:tc>
@@ -614,7 +613,7 @@
                 <w:color w:val="1A1A2E"/>
                 <w:sz w:val="18"/>
               </w:rPr>
-              <w:t>100â€“200</w:t>
+              <w:t>100-200</w:t>
             </w:r>
           </w:p>
         </w:tc>
@@ -630,7 +629,7 @@
                 <w:color w:val="1A1A2E"/>
                 <w:sz w:val="18"/>
               </w:rPr>
-              <w:t>$8Mâ€“$30M</w:t>
+              <w:t>$8M-$30M</w:t>
             </w:r>
           </w:p>
         </w:tc>
@@ -825,7 +824,7 @@
                 <w:color w:val="1A1A2E"/>
                 <w:sz w:val="18"/>
               </w:rPr>
-              <w:t>10â€“150 (core: 15â€“80)</w:t>
+              <w:t>10-150 (core: 15-80)</w:t>
             </w:r>
           </w:p>
         </w:tc>
@@ -891,7 +890,7 @@
                 <w:color w:val="1A1A2E"/>
                 <w:sz w:val="18"/>
               </w:rPr>
-              <w:t>$500Kâ€“$20M</w:t>
+              <w:t>$500K-$20M</w:t>
             </w:r>
           </w:p>
         </w:tc>
@@ -1023,7 +1022,7 @@
                 <w:color w:val="1A1A2E"/>
                 <w:sz w:val="18"/>
               </w:rPr>
-              <w:t>$5Kâ€“$120K/year</w:t>
+              <w:t>$5K-$120K/year</w:t>
             </w:r>
           </w:p>
         </w:tc>
@@ -1089,7 +1088,7 @@
                 <w:color w:val="1A1A2E"/>
                 <w:sz w:val="18"/>
               </w:rPr>
-              <w:t>Post-seed â†’ Series B</w:t>
+              <w:t>Post-seed to Series B</w:t>
             </w:r>
           </w:p>
         </w:tc>
@@ -1121,7 +1120,7 @@
                 <w:color w:val="1A1A2E"/>
                 <w:sz w:val="18"/>
               </w:rPr>
-              <w:t>Pre-seed (no budget); C+ (team built)</w:t>
+              <w:t>Pre-seed (no budget); Series C+ (team built)</w:t>
             </w:r>
           </w:p>
         </w:tc>
@@ -1237,7 +1236,7 @@
                 <w:color w:val="1A1A2E"/>
                 <w:sz w:val="18"/>
               </w:rPr>
-              <w:t>Product iteration, defined ICP, paying clients</w:t>
+              <w:t>Has product iteration, paying customers</w:t>
             </w:r>
           </w:p>
         </w:tc>
@@ -1328,7 +1327,7 @@
     <w:p/>
     <w:p>
       <w:pPr>
-        <w:spacing w:before="200" w:after="100"/>
+        <w:spacing w:before="200" w:after="80"/>
       </w:pPr>
       <w:r>
         <w:rPr>
@@ -1935,7 +1934,7 @@
                 <w:color w:val="1A1A2E"/>
                 <w:sz w:val="18"/>
               </w:rPr>
-              <w:t>Apollo free, Instantly, Lemlist (not working)</w:t>
+              <w:t>Apollo free, Instantly, Lemlist (not working well)</w:t>
             </w:r>
           </w:p>
         </w:tc>
@@ -2168,7 +2167,7 @@
           <w:color w:val="1A1A2E"/>
           <w:sz w:val="20"/>
         </w:rPr>
-        <w:t>Technical sophistication: 2â€“3 out of 5. They use SaaS tools but have not built a custom signal/data layer. No dedicated RevOps function.</w:t>
+        <w:t>Technical sophistication: 2-3 out of 5. Uses SaaS tools but has not built a signal/data layer. No dedicated RevOps function.</w:t>
       </w:r>
     </w:p>
     <w:p>
@@ -2306,7 +2305,7 @@
                 <w:color w:val="1A1A2E"/>
                 <w:sz w:val="18"/>
               </w:rPr>
-              <w:t>ðŸ”´ Immediate</w:t>
+              <w:t>IMMEDIATE</w:t>
             </w:r>
           </w:p>
         </w:tc>
@@ -2356,7 +2355,7 @@
                 <w:color w:val="1A1A2E"/>
                 <w:sz w:val="18"/>
               </w:rPr>
-              <w:t>ðŸ”´ Immediate</w:t>
+              <w:t>IMMEDIATE</w:t>
             </w:r>
           </w:p>
         </w:tc>
@@ -2374,7 +2373,7 @@
                 <w:color w:val="1A1A2E"/>
                 <w:sz w:val="18"/>
               </w:rPr>
-              <w:t>Founder LinkedIn post â€” sales struggles</w:t>
+              <w:t>Founder LinkedIn post - sales struggles</w:t>
             </w:r>
           </w:p>
         </w:tc>
@@ -2406,7 +2405,7 @@
                 <w:color w:val="1A1A2E"/>
                 <w:sz w:val="18"/>
               </w:rPr>
-              <w:t>ðŸ”´ Immediate</w:t>
+              <w:t>IMMEDIATE</w:t>
             </w:r>
           </w:p>
         </w:tc>
@@ -2456,7 +2455,7 @@
                 <w:color w:val="1A1A2E"/>
                 <w:sz w:val="18"/>
               </w:rPr>
-              <w:t>ðŸ”´ Immediate</w:t>
+              <w:t>IMMEDIATE</w:t>
             </w:r>
           </w:p>
         </w:tc>
@@ -2474,7 +2473,7 @@
                 <w:color w:val="1A1A2E"/>
                 <w:sz w:val="18"/>
               </w:rPr>
-              <w:t>Funding round Seedâ€“Series B</w:t>
+              <w:t>Funding round Seed-Series B</w:t>
             </w:r>
           </w:p>
         </w:tc>
@@ -2506,7 +2505,7 @@
                 <w:color w:val="1A1A2E"/>
                 <w:sz w:val="18"/>
               </w:rPr>
-              <w:t>ðŸŸ  This week</w:t>
+              <w:t>THIS WEEK</w:t>
             </w:r>
           </w:p>
         </w:tc>
@@ -2556,7 +2555,7 @@
                 <w:color w:val="1A1A2E"/>
                 <w:sz w:val="18"/>
               </w:rPr>
-              <w:t>ðŸŸ  This week</w:t>
+              <w:t>THIS WEEK</w:t>
             </w:r>
           </w:p>
         </w:tc>
@@ -2574,7 +2573,7 @@
                 <w:color w:val="1A1A2E"/>
                 <w:sz w:val="18"/>
               </w:rPr>
-              <w:t>0â€“1 case studies on website</w:t>
+              <w:t>0-1 case studies on website</w:t>
             </w:r>
           </w:p>
         </w:tc>
@@ -2606,7 +2605,7 @@
                 <w:color w:val="1A1A2E"/>
                 <w:sz w:val="18"/>
               </w:rPr>
-              <w:t>ðŸŸ¡ This month</w:t>
+              <w:t>THIS MONTH</w:t>
             </w:r>
           </w:p>
         </w:tc>
@@ -2656,7 +2655,7 @@
                 <w:color w:val="1A1A2E"/>
                 <w:sz w:val="18"/>
               </w:rPr>
-              <w:t>ðŸŸ¡ This month</w:t>
+              <w:t>THIS MONTH</w:t>
             </w:r>
           </w:p>
         </w:tc>
@@ -2681,7 +2680,7 @@
     </w:p>
     <w:p>
       <w:pPr>
-        <w:spacing w:before="200" w:after="100"/>
+        <w:spacing w:before="200" w:after="80"/>
       </w:pPr>
       <w:r>
         <w:rPr>
@@ -2689,7 +2688,7 @@
           <w:color w:val="1A1A2E"/>
           <w:sz w:val="21"/>
         </w:rPr>
-        <w:t>Pain 1 â€” No Predictable Pipeline</w:t>
+        <w:t>Pain 1 - No Predictable Pipeline</w:t>
       </w:r>
     </w:p>
     <w:tbl>
@@ -2797,7 +2796,7 @@
         <w:rPr>
           <w:sz w:val="20"/>
         </w:rPr>
-        <w:t>Revenue is lumpy. The founder can't predict next quarter within 30%. Board asking questions.</w:t>
+        <w:t>Revenue is lumpy. The founder cannot predict next quarter within 30%. Board asking questions.</w:t>
       </w:r>
     </w:p>
     <w:p>
@@ -2818,12 +2817,12 @@
           <w:color w:val="1A1A2E"/>
           <w:sz w:val="20"/>
         </w:rPr>
-        <w:t>'You can't predict what you don't systematise. We build the system that makes pipeline a number, not a prayer.'</w:t>
+        <w:t>'You cannot predict what you don't systematise. We build the system that makes pipeline a number, not a prayer.'</w:t>
       </w:r>
     </w:p>
     <w:p>
       <w:pPr>
-        <w:spacing w:before="200" w:after="100"/>
+        <w:spacing w:before="200" w:after="80"/>
       </w:pPr>
       <w:r>
         <w:rPr>
@@ -2831,7 +2830,7 @@
           <w:color w:val="1A1A2E"/>
           <w:sz w:val="21"/>
         </w:rPr>
-        <w:t>Pain 2 â€” Founder Closing Every Deal</w:t>
+        <w:t>Pain 2 - Founder Closing Every Deal</w:t>
       </w:r>
     </w:p>
     <w:tbl>
@@ -2960,12 +2959,12 @@
           <w:color w:val="1A1A2E"/>
           <w:sz w:val="20"/>
         </w:rPr>
-        <w:t>'The problem isn't that you're a bad delegator. There's no documented system to hand over. We build that system.'</w:t>
+        <w:t>'The problem is not that you're a bad delegator. There is no documented system to hand over. We build that system.'</w:t>
       </w:r>
     </w:p>
     <w:p>
       <w:pPr>
-        <w:spacing w:before="200" w:after="100"/>
+        <w:spacing w:before="200" w:after="80"/>
       </w:pPr>
       <w:r>
         <w:rPr>
@@ -2973,7 +2972,7 @@
           <w:color w:val="1A1A2E"/>
           <w:sz w:val="21"/>
         </w:rPr>
-        <w:t>Pain 3 â€” Outbound Tried, Got Nothing</w:t>
+        <w:t>Pain 3 - Outbound Tried, Got Nothing</w:t>
       </w:r>
     </w:p>
     <w:tbl>
@@ -3107,7 +3106,7 @@
     </w:p>
     <w:p>
       <w:pPr>
-        <w:spacing w:before="200" w:after="100"/>
+        <w:spacing w:before="200" w:after="80"/>
       </w:pPr>
       <w:r>
         <w:rPr>
@@ -3115,7 +3114,7 @@
           <w:color w:val="1A1A2E"/>
           <w:sz w:val="21"/>
         </w:rPr>
-        <w:t>Pain 4 â€” Can't Hire Fast Enough</w:t>
+        <w:t>Pain 4 - Can't Hire Fast Enough</w:t>
       </w:r>
     </w:p>
     <w:tbl>
@@ -3249,7 +3248,7 @@
     </w:p>
     <w:p>
       <w:pPr>
-        <w:spacing w:before="200" w:after="100"/>
+        <w:spacing w:before="200" w:after="80"/>
       </w:pPr>
       <w:r>
         <w:rPr>
@@ -3257,7 +3256,7 @@
           <w:color w:val="1A1A2E"/>
           <w:sz w:val="21"/>
         </w:rPr>
-        <w:t>Pain 5 â€” No Intelligence Layer</w:t>
+        <w:t>Pain 5 - No Intelligence Layer</w:t>
       </w:r>
     </w:p>
     <w:tbl>
@@ -3365,7 +3364,7 @@
         <w:rPr>
           <w:sz w:val="20"/>
         </w:rPr>
-        <w:t>Sequences exist. CRM exists. Apollo exists. But no one knows who to call TODAY or why. Reps are guessing.</w:t>
+        <w:t>Sequences exist. CRM exists. Apollo exists. But no one knows who to call TODAY or why.</w:t>
       </w:r>
     </w:p>
     <w:p>
@@ -3386,7 +3385,7 @@
           <w:color w:val="1A1A2E"/>
           <w:sz w:val="20"/>
         </w:rPr>
-        <w:t>'The stack doesn't need more tools. It needs a brain. Signal-triggered outreach is 3â€“5x the reply rate of calendar-triggered sequences.'</w:t>
+        <w:t>'The stack doesn't need more tools. It needs a brain. Signal-triggered outreach is 3-5x the reply rate of calendar-triggered sequences.'</w:t>
       </w:r>
     </w:p>
     <w:p>
@@ -3534,7 +3533,7 @@
                 <w:color w:val="1A1A2E"/>
                 <w:sz w:val="18"/>
               </w:rPr>
-              <w:t>S1 (1â€“10)</w:t>
+              <w:t>S1 (1-10)</w:t>
             </w:r>
           </w:p>
         </w:tc>
@@ -3550,7 +3549,7 @@
                 <w:color w:val="1A1A2E"/>
                 <w:sz w:val="18"/>
               </w:rPr>
-              <w:t>$1Kâ€“$3.5K/mo</w:t>
+              <w:t>$1K-$3.5K/mo</w:t>
             </w:r>
           </w:p>
         </w:tc>
@@ -3566,7 +3565,7 @@
                 <w:color w:val="1A1A2E"/>
                 <w:sz w:val="18"/>
               </w:rPr>
-              <w:t>$12Kâ€“$42K</w:t>
+              <w:t>$12K-$42K</w:t>
             </w:r>
           </w:p>
         </w:tc>
@@ -3582,7 +3581,7 @@
                 <w:color w:val="1A1A2E"/>
                 <w:sz w:val="18"/>
               </w:rPr>
-              <w:t>$3Kâ€“$5K/mo</w:t>
+              <w:t>$3K-$5K/mo</w:t>
             </w:r>
           </w:p>
         </w:tc>
@@ -3616,7 +3615,7 @@
                 <w:color w:val="1A1A2E"/>
                 <w:sz w:val="18"/>
               </w:rPr>
-              <w:t>S2 (10â€“50)</w:t>
+              <w:t>S2 (10-50)</w:t>
             </w:r>
           </w:p>
         </w:tc>
@@ -3632,7 +3631,7 @@
                 <w:color w:val="1A1A2E"/>
                 <w:sz w:val="18"/>
               </w:rPr>
-              <w:t>$3Kâ€“$8K/mo</w:t>
+              <w:t>$3K-$8K/mo</w:t>
             </w:r>
           </w:p>
         </w:tc>
@@ -3648,7 +3647,7 @@
                 <w:color w:val="1A1A2E"/>
                 <w:sz w:val="18"/>
               </w:rPr>
-              <w:t>$36Kâ€“$96K</w:t>
+              <w:t>$36K-$96K</w:t>
             </w:r>
           </w:p>
         </w:tc>
@@ -3664,7 +3663,7 @@
                 <w:color w:val="1A1A2E"/>
                 <w:sz w:val="18"/>
               </w:rPr>
-              <w:t>$5Kâ€“$8K/mo</w:t>
+              <w:t>$5K-$8K/mo</w:t>
             </w:r>
           </w:p>
         </w:tc>
@@ -3698,7 +3697,7 @@
                 <w:color w:val="1A1A2E"/>
                 <w:sz w:val="18"/>
               </w:rPr>
-              <w:t>S3 (50â€“100)</w:t>
+              <w:t>S3 (50-100)</w:t>
             </w:r>
           </w:p>
         </w:tc>
@@ -3714,7 +3713,7 @@
                 <w:color w:val="1A1A2E"/>
                 <w:sz w:val="18"/>
               </w:rPr>
-              <w:t>$6Kâ€“$15K/mo</w:t>
+              <w:t>$6K-$15K/mo</w:t>
             </w:r>
           </w:p>
         </w:tc>
@@ -3730,7 +3729,7 @@
                 <w:color w:val="1A1A2E"/>
                 <w:sz w:val="18"/>
               </w:rPr>
-              <w:t>$72Kâ€“$180K</w:t>
+              <w:t>$72K-$180K</w:t>
             </w:r>
           </w:p>
         </w:tc>
@@ -3746,7 +3745,7 @@
                 <w:color w:val="1A1A2E"/>
                 <w:sz w:val="18"/>
               </w:rPr>
-              <w:t>$8Kâ€“$15K/mo</w:t>
+              <w:t>$8K-$15K/mo</w:t>
             </w:r>
           </w:p>
         </w:tc>
@@ -3780,7 +3779,7 @@
                 <w:color w:val="1A1A2E"/>
                 <w:sz w:val="18"/>
               </w:rPr>
-              <w:t>S4 (100â€“200)</w:t>
+              <w:t>S4 (100-200)</w:t>
             </w:r>
           </w:p>
         </w:tc>
@@ -3796,7 +3795,7 @@
                 <w:color w:val="1A1A2E"/>
                 <w:sz w:val="18"/>
               </w:rPr>
-              <w:t>$10Kâ€“$25K/mo</w:t>
+              <w:t>$10K-$25K/mo</w:t>
             </w:r>
           </w:p>
         </w:tc>
@@ -3812,7 +3811,7 @@
                 <w:color w:val="1A1A2E"/>
                 <w:sz w:val="18"/>
               </w:rPr>
-              <w:t>$120Kâ€“$300K</w:t>
+              <w:t>$120K-$300K</w:t>
             </w:r>
           </w:p>
         </w:tc>
@@ -3828,7 +3827,7 @@
                 <w:color w:val="1A1A2E"/>
                 <w:sz w:val="18"/>
               </w:rPr>
-              <w:t>$12Kâ€“$20K/mo</w:t>
+              <w:t>$12K-$20K/mo</w:t>
             </w:r>
           </w:p>
         </w:tc>
@@ -3844,7 +3843,7 @@
                 <w:color w:val="1A1A2E"/>
                 <w:sz w:val="18"/>
               </w:rPr>
-              <w:t>Series Bâ€“C / $10M+ ARR</w:t>
+              <w:t>Series B-C / $10M+ ARR</w:t>
             </w:r>
           </w:p>
         </w:tc>
@@ -3874,7 +3873,7 @@
           <w:color w:val="1A1A2E"/>
           <w:sz w:val="20"/>
         </w:rPr>
-        <w:t>ROI frame: "One new $5K/month client per month = $60K ARR. That pays for SELLL 10x in year one." (S1/S2 framing)</w:t>
+        <w:t>ROI frame (S1/S2): 'One new $5K/month client per month = $60K ARR. That pays for SELLL 10x in year one.'</w:t>
       </w:r>
     </w:p>
     <w:p>
@@ -4212,7 +4211,7 @@
                 <w:color w:val="1A1A2E"/>
                 <w:sz w:val="18"/>
               </w:rPr>
-              <w:t>Trust-builder, not a primary acquisition lever</w:t>
+              <w:t>Trust-builder; not a primary acquisition lever</w:t>
             </w:r>
           </w:p>
         </w:tc>
@@ -4229,7 +4228,7 @@
           <w:color w:val="1A1A2E"/>
           <w:sz w:val="20"/>
         </w:rPr>
-        <w:t>Cadence: Day 1 email â†’ Day 3 email â†’ Day 5 LinkedIn â†’ Day 7 email â†’ Day 10 LinkedIn DM â†’ Day 14 email â†’ Day 21 breakup.</w:t>
+        <w:t>Cadence: Day 1 email -&gt; Day 3 email -&gt; Day 5 LinkedIn -&gt; Day 7 email -&gt; Day 10 LinkedIn DM -&gt; Day 14 email -&gt; Day 21 breakup.</w:t>
       </w:r>
     </w:p>
     <w:p>
@@ -4245,7 +4244,7 @@
           <w:color w:val="E8B830"/>
           <w:sz w:val="24"/>
         </w:rPr>
-        <w:t>7. NEGATIVE ICP Â€” WHO NOT TO CHASE</w:t>
+        <w:t>7. NEGATIVE ICP - WHO NOT TO CHASE</w:t>
       </w:r>
     </w:p>
     <w:tbl>
@@ -4317,7 +4316,7 @@
                 <w:color w:val="FFFFFF"/>
                 <w:sz w:val="18"/>
               </w:rPr>
-              <w:t>Why</w:t>
+              <w:t>Why It Disqualifies</w:t>
             </w:r>
           </w:p>
         </w:tc>
@@ -4401,7 +4400,7 @@
                 <w:color w:val="1A1A2E"/>
                 <w:sz w:val="18"/>
               </w:rPr>
-              <w:t>Plans under $250/month visible on pricing</w:t>
+              <w:t>Plans under $250/month on pricing page</w:t>
             </w:r>
           </w:p>
         </w:tc>
@@ -4601,7 +4600,7 @@
                 <w:color w:val="1A1A2E"/>
                 <w:sz w:val="18"/>
               </w:rPr>
-              <w:t>No US ambitions</w:t>
+              <w:t>No US ambitions visible</w:t>
             </w:r>
           </w:p>
         </w:tc>
@@ -4717,7 +4716,7 @@
                 <w:color w:val="1A1A2E"/>
                 <w:sz w:val="18"/>
               </w:rPr>
-              <w:t>System can't run with manual review</w:t>
+              <w:t>System cannot run with manual review on every touchpoint</w:t>
             </w:r>
           </w:p>
         </w:tc>
@@ -4767,7 +4766,7 @@
                 <w:color w:val="1A1A2E"/>
                 <w:sz w:val="18"/>
               </w:rPr>
-              <w:t>Can't afford the retainer; churn at first slow month</w:t>
+              <w:t>Cannot afford the retainer; will churn at first slow month</w:t>
             </w:r>
           </w:p>
         </w:tc>
@@ -5185,7 +5184,7 @@
     <w:p/>
     <w:p>
       <w:pPr>
-        <w:spacing w:before="200" w:after="100"/>
+        <w:spacing w:before="200" w:after="80"/>
       </w:pPr>
       <w:r>
         <w:rPr>
@@ -5193,7 +5192,7 @@
           <w:color w:val="1A1A2E"/>
           <w:sz w:val="21"/>
         </w:rPr>
-        <w:t>Firmographic Fit â€” 25 points</w:t>
+        <w:t>Firmographic Fit - 25 points</w:t>
       </w:r>
     </w:p>
     <w:p>
@@ -5214,7 +5213,7 @@
           <w:color w:val="1A1A2E"/>
           <w:sz w:val="20"/>
         </w:rPr>
-        <w:t>B2B SaaS/services, 15â€“100 employees, $1Mâ€“$15M ARR, US/UK/CA/AUS, Series A+, hiring/funded</w:t>
+        <w:t>B2B SaaS/services, 15-100 employees, $1M-$15M ARR, US/UK/CA/AUS, Series A+, hiring/funded</w:t>
       </w:r>
     </w:p>
     <w:p>
@@ -5235,7 +5234,7 @@
           <w:color w:val="1A1A2E"/>
           <w:sz w:val="20"/>
         </w:rPr>
-        <w:t>Meets 4 of 5 firmographic criteria â€” slightly outside ideal range</w:t>
+        <w:t>Meets 4 of 5 firmographic criteria - slightly outside ideal range</w:t>
       </w:r>
     </w:p>
     <w:p>
@@ -5256,7 +5255,7 @@
           <w:color w:val="1A1A2E"/>
           <w:sz w:val="20"/>
         </w:rPr>
-        <w:t>Meets 3 of 5 â€” one significant gap</w:t>
+        <w:t>Meets 3 of 5 - one significant gap</w:t>
       </w:r>
     </w:p>
     <w:p>
@@ -5277,7 +5276,7 @@
           <w:color w:val="1A1A2E"/>
           <w:sz w:val="20"/>
         </w:rPr>
-        <w:t>Meets 1â€“2 criteria â€” marginal fit</w:t>
+        <w:t>Meets 1-2 criteria - marginal fit</w:t>
       </w:r>
     </w:p>
     <w:p>
@@ -5304,7 +5303,7 @@
     <w:p/>
     <w:p>
       <w:pPr>
-        <w:spacing w:before="200" w:after="100"/>
+        <w:spacing w:before="200" w:after="80"/>
       </w:pPr>
       <w:r>
         <w:rPr>
@@ -5312,7 +5311,7 @@
           <w:color w:val="1A1A2E"/>
           <w:sz w:val="21"/>
         </w:rPr>
-        <w:t>Technographic Fit â€” 15 points</w:t>
+        <w:t>Technographic Fit - 15 points</w:t>
       </w:r>
     </w:p>
     <w:p>
@@ -5423,7 +5422,7 @@
     <w:p/>
     <w:p>
       <w:pPr>
-        <w:spacing w:before="200" w:after="100"/>
+        <w:spacing w:before="200" w:after="80"/>
       </w:pPr>
       <w:r>
         <w:rPr>
@@ -5431,7 +5430,7 @@
           <w:color w:val="1A1A2E"/>
           <w:sz w:val="21"/>
         </w:rPr>
-        <w:t>Pain Point Alignment â€” 20 points</w:t>
+        <w:t>Pain Point Alignment - 20 points</w:t>
       </w:r>
     </w:p>
     <w:p>
@@ -5452,7 +5451,7 @@
           <w:color w:val="1A1A2E"/>
           <w:sz w:val="20"/>
         </w:rPr>
-        <w:t>Observable: founder posting about sales, hiring SDR, referral program, stalled growth</w:t>
+        <w:t>Observable: founder posting about sales, SDR hiring, referral program, stalled growth</w:t>
       </w:r>
     </w:p>
     <w:p>
@@ -5494,7 +5493,7 @@
           <w:color w:val="1A1A2E"/>
           <w:sz w:val="20"/>
         </w:rPr>
-        <w:t>Pain likely exists but no observable confirmation â€” needs discovery</w:t>
+        <w:t>Pain likely exists but no observable confirmation; needs discovery</w:t>
       </w:r>
     </w:p>
     <w:p>
@@ -5542,7 +5541,7 @@
     <w:p/>
     <w:p>
       <w:pPr>
-        <w:spacing w:before="200" w:after="100"/>
+        <w:spacing w:before="200" w:after="80"/>
       </w:pPr>
       <w:r>
         <w:rPr>
@@ -5550,7 +5549,7 @@
           <w:color w:val="1A1A2E"/>
           <w:sz w:val="21"/>
         </w:rPr>
-        <w:t>Budget Capacity â€” 20 points</w:t>
+        <w:t>Budget Capacity - 20 points</w:t>
       </w:r>
     </w:p>
     <w:p>
@@ -5661,7 +5660,7 @@
     <w:p/>
     <w:p>
       <w:pPr>
-        <w:spacing w:before="200" w:after="100"/>
+        <w:spacing w:before="200" w:after="80"/>
       </w:pPr>
       <w:r>
         <w:rPr>
@@ -5669,7 +5668,7 @@
           <w:color w:val="1A1A2E"/>
           <w:sz w:val="21"/>
         </w:rPr>
-        <w:t>Contact Access â€” 10 points</w:t>
+        <w:t>Contact Access - 10 points</w:t>
       </w:r>
     </w:p>
     <w:p>
@@ -5780,7 +5779,7 @@
     <w:p/>
     <w:p>
       <w:pPr>
-        <w:spacing w:before="200" w:after="100"/>
+        <w:spacing w:before="200" w:after="80"/>
       </w:pPr>
       <w:r>
         <w:rPr>
@@ -5788,7 +5787,7 @@
           <w:color w:val="1A1A2E"/>
           <w:sz w:val="21"/>
         </w:rPr>
-        <w:t>Timing Signals â€” 10 points</w:t>
+        <w:t>Timing Signals - 10 points</w:t>
       </w:r>
     </w:p>
     <w:p>
@@ -5809,7 +5808,7 @@
           <w:color w:val="1A1A2E"/>
           <w:sz w:val="20"/>
         </w:rPr>
-        <w:t>Active hiring + funding in last 6 months + urgency indicator (founder post, new exec, PH launch)</w:t>
+        <w:t>Active hiring + funding last 6 months + urgency indicator (founder post, new exec, PH launch)</w:t>
       </w:r>
     </w:p>
     <w:p>
@@ -5851,7 +5850,7 @@
           <w:color w:val="1A1A2E"/>
           <w:sz w:val="20"/>
         </w:rPr>
-        <w:t>Steady state â€” profile fits but no urgency trigger</w:t>
+        <w:t>Steady state - profile fits but no urgency trigger</w:t>
       </w:r>
     </w:p>
     <w:p>
@@ -5872,7 +5871,7 @@
           <w:color w:val="1A1A2E"/>
           <w:sz w:val="20"/>
         </w:rPr>
-        <w:t>Cold account â€” no recent signals</w:t>
+        <w:t>Cold account - no recent signals</w:t>
       </w:r>
     </w:p>
     <w:p>
@@ -5899,7 +5898,7 @@
     <w:p/>
     <w:p>
       <w:pPr>
-        <w:spacing w:before="200" w:after="100"/>
+        <w:spacing w:before="200" w:after="80"/>
       </w:pPr>
       <w:r>
         <w:rPr>
@@ -6013,7 +6012,7 @@
                 <w:color w:val="1A1A2E"/>
                 <w:sz w:val="18"/>
               </w:rPr>
-              <w:t>90â€“100</w:t>
+              <w:t>90-100</w:t>
             </w:r>
           </w:p>
         </w:tc>
@@ -6063,7 +6062,7 @@
                 <w:color w:val="1A1A2E"/>
                 <w:sz w:val="18"/>
               </w:rPr>
-              <w:t>75â€“89</w:t>
+              <w:t>75-89</w:t>
             </w:r>
           </w:p>
         </w:tc>
@@ -6113,7 +6112,7 @@
                 <w:color w:val="1A1A2E"/>
                 <w:sz w:val="18"/>
               </w:rPr>
-              <w:t>60â€“74</w:t>
+              <w:t>60-74</w:t>
             </w:r>
           </w:p>
         </w:tc>
@@ -6163,7 +6162,7 @@
                 <w:color w:val="1A1A2E"/>
                 <w:sz w:val="18"/>
               </w:rPr>
-              <w:t>40â€“59</w:t>
+              <w:t>40-59</w:t>
             </w:r>
           </w:p>
         </w:tc>
@@ -6213,7 +6212,7 @@
                 <w:color w:val="1A1A2E"/>
                 <w:sz w:val="18"/>
               </w:rPr>
-              <w:t>0â€“39</w:t>
+              <w:t>0-39</w:t>
             </w:r>
           </w:p>
         </w:tc>
@@ -6238,7 +6237,7 @@
     <w:p/>
     <w:p>
       <w:pPr>
-        <w:spacing w:before="200" w:after="100"/>
+        <w:spacing w:before="200" w:after="80"/>
       </w:pPr>
       <w:r>
         <w:rPr>
@@ -6272,7 +6271,7 @@
           <w:color w:val="1A1A2E"/>
           <w:sz w:val="20"/>
         </w:rPr>
-        <w:t>Do they have 10â€“200 employees with no full RevOps team? (Y/N)</w:t>
+        <w:t>Do they have 10-200 employees with no full RevOps team? (Y/N)</w:t>
       </w:r>
     </w:p>
     <w:p>
@@ -6324,7 +6323,7 @@
           <w:color w:val="1A1A2E"/>
           <w:sz w:val="20"/>
         </w:rPr>
-        <w:t>5 Yes = A Â· 3â€“4 Yes = B Â· 1â€“2 Yes = C Â· 0 Yes = D</w:t>
+        <w:t>5 Yes = A  |  3-4 Yes = B  |  1-2 Yes = C  |  0 Yes = D</w:t>
       </w:r>
     </w:p>
     <w:p>
@@ -6345,7 +6344,7 @@
     </w:p>
     <w:p>
       <w:pPr>
-        <w:spacing w:before="200" w:after="100"/>
+        <w:spacing w:before="200" w:after="80"/>
       </w:pPr>
       <w:r>
         <w:rPr>
@@ -6353,7 +6352,7 @@
           <w:color w:val="1A1A2E"/>
           <w:sz w:val="21"/>
         </w:rPr>
-        <w:t>Persona 1 â€” 'The Burning Founder'</w:t>
+        <w:t>Persona 1 - 'The Burning Founder'</w:t>
       </w:r>
     </w:p>
     <w:p>
@@ -6366,12 +6365,12 @@
           <w:color w:val="1A1A2E"/>
           <w:sz w:val="20"/>
         </w:rPr>
-        <w:t>Segments: S1â€“S2</w:t>
+        <w:t>Segments: Segments S1-S2</w:t>
       </w:r>
     </w:p>
     <w:p>
       <w:pPr>
-        <w:spacing w:before="200" w:after="100"/>
+        <w:spacing w:before="200" w:after="80"/>
       </w:pPr>
       <w:r>
         <w:rPr>
@@ -6392,12 +6391,12 @@
           <w:color w:val="1A1A2E"/>
           <w:sz w:val="20"/>
         </w:rPr>
-        <w:t>CEO / Co-Founder, 28â€“42, technical or product background, no formal sales training. 6â€“30 people. Raised Seed or Series A 6â€“24 months ago. 3â€“15 paying customers, all from personal network. Spends 40% of time selling, hates it, can't stop.</w:t>
+        <w:t>CEO / Co-Founder, 28-42, technical or product background, no formal sales training. 6-30 people. Raised Seed or Series A 6-24 months ago. 3-15 paying customers, all from personal network. Spends 40% of time selling, hates it, cannot stop.</w:t>
       </w:r>
     </w:p>
     <w:p>
       <w:pPr>
-        <w:spacing w:before="200" w:after="100"/>
+        <w:spacing w:before="200" w:after="80"/>
       </w:pPr>
       <w:r>
         <w:rPr>
@@ -6423,7 +6422,7 @@
     </w:p>
     <w:p>
       <w:pPr>
-        <w:spacing w:before="200" w:after="100"/>
+        <w:spacing w:before="200" w:after="80"/>
       </w:pPr>
       <w:r>
         <w:rPr>
@@ -6488,7 +6487,7 @@
     </w:p>
     <w:p>
       <w:pPr>
-        <w:spacing w:before="200" w:after="100"/>
+        <w:spacing w:before="200" w:after="80"/>
       </w:pPr>
       <w:r>
         <w:rPr>
@@ -6514,7 +6513,7 @@
     </w:p>
     <w:p>
       <w:pPr>
-        <w:spacing w:before="200" w:after="100"/>
+        <w:spacing w:before="200" w:after="80"/>
       </w:pPr>
       <w:r>
         <w:rPr>
@@ -6641,7 +6640,7 @@
                 <w:color w:val="1A1A2E"/>
                 <w:sz w:val="18"/>
               </w:rPr>
-              <w:t>'The ICP phase IS your positioning exercise. You'll know more after 3 weeks of outbound than 3 months of strategy.'</w:t>
+              <w:t>'The ICP phase IS your positioning exercise. You will know more after 3 weeks of outbound than 3 months of strategy.'</w:t>
             </w:r>
           </w:p>
         </w:tc>
@@ -6684,7 +6683,7 @@
     <w:p/>
     <w:p>
       <w:pPr>
-        <w:spacing w:before="200" w:after="100"/>
+        <w:spacing w:before="200" w:after="80"/>
       </w:pPr>
       <w:r>
         <w:rPr>
@@ -6709,7 +6708,6 @@
       </w:r>
       <w:r>
         <w:rPr>
-          <w:i/>
           <w:sz w:val="20"/>
         </w:rPr>
         <w:t>after founder-led sales hits its ceiling</w:t>
@@ -6732,12 +6730,12 @@
           <w:i/>
           <w:sz w:val="20"/>
         </w:rPr>
-        <w:t>Most founders at your stage close 60â€“70% of their own deals. The problem is there's a hard limit on how many deals one person can run.</w:t>
+        <w:t>Most founders at your stage close 60-70% of their own deals. The problem is there is a hard limit on how many deals one person can run.</w:t>
       </w:r>
     </w:p>
     <w:p>
       <w:pPr>
-        <w:spacing w:before="200" w:after="100"/>
+        <w:spacing w:before="200" w:after="80"/>
       </w:pPr>
       <w:r>
         <w:rPr>
@@ -6745,7 +6743,7 @@
           <w:color w:val="1A1A2E"/>
           <w:sz w:val="21"/>
         </w:rPr>
-        <w:t>Persona 2 â€” 'The Transition Founder'</w:t>
+        <w:t>Persona 2 - 'The Transition Founder'</w:t>
       </w:r>
     </w:p>
     <w:p>
@@ -6758,12 +6756,12 @@
           <w:color w:val="1A1A2E"/>
           <w:sz w:val="20"/>
         </w:rPr>
-        <w:t>Segments: S2 â€” Best Fit</w:t>
+        <w:t>Segments: Segment S2 - BEST FIT</w:t>
       </w:r>
     </w:p>
     <w:p>
       <w:pPr>
-        <w:spacing w:before="200" w:after="100"/>
+        <w:spacing w:before="200" w:after="80"/>
       </w:pPr>
       <w:r>
         <w:rPr>
@@ -6784,12 +6782,12 @@
           <w:color w:val="1A1A2E"/>
           <w:sz w:val="20"/>
         </w:rPr>
-        <w:t>CEO / Co-Founder, 32â€“48, running the company 3â€“6 years. $1Mâ€“$5M ARR. 15â€“50 people. Has tried one or two salespeople â€” both underperformed vs the founder's close rate. Evaluating: hire a VP Sales, outsource, or build the system.</w:t>
+        <w:t>CEO / Co-Founder, 32-48, running the company 3-6 years. $1M-$5M ARR. 15-50 people. Has tried one or two salespeople - both underperformed vs the founder's close rate. Now evaluating: hire a VP Sales, outsource, or build the system.</w:t>
       </w:r>
     </w:p>
     <w:p>
       <w:pPr>
-        <w:spacing w:before="200" w:after="100"/>
+        <w:spacing w:before="200" w:after="80"/>
       </w:pPr>
       <w:r>
         <w:rPr>
@@ -6810,12 +6808,12 @@
           <w:color w:val="1A1A2E"/>
           <w:sz w:val="20"/>
         </w:rPr>
-        <w:t>Get to $3Mâ€“$10M ARR. Remove themselves from the sales process. Build something that runs without them.</w:t>
+        <w:t>Get to $3M-$10M ARR. Remove themselves from the sales process. Build something that runs without them.</w:t>
       </w:r>
     </w:p>
     <w:p>
       <w:pPr>
-        <w:spacing w:before="200" w:after="100"/>
+        <w:spacing w:before="200" w:after="80"/>
       </w:pPr>
       <w:r>
         <w:rPr>
@@ -6880,7 +6878,7 @@
     </w:p>
     <w:p>
       <w:pPr>
-        <w:spacing w:before="200" w:after="100"/>
+        <w:spacing w:before="200" w:after="80"/>
       </w:pPr>
       <w:r>
         <w:rPr>
@@ -6906,7 +6904,7 @@
     </w:p>
     <w:p>
       <w:pPr>
-        <w:spacing w:before="200" w:after="100"/>
+        <w:spacing w:before="200" w:after="80"/>
       </w:pPr>
       <w:r>
         <w:rPr>
@@ -6983,7 +6981,7 @@
                 <w:color w:val="1A1A2E"/>
                 <w:sz w:val="18"/>
               </w:rPr>
-              <w:t>"We tried an agency before â€” it didn't work"</w:t>
+              <w:t>"We tried an agency before - it didn't work"</w:t>
             </w:r>
           </w:p>
         </w:tc>
@@ -6999,7 +6997,7 @@
                 <w:color w:val="1A1A2E"/>
                 <w:sz w:val="18"/>
               </w:rPr>
-              <w:t>'What specifically broke â€” the list, the message, or the follow-through? Our system addresses all three. Let me show you what we'd audit from your last attempt.'</w:t>
+              <w:t>'What specifically broke - the list, the message, or the follow-through? Our system addresses all three. Let me show you what we would audit from your last attempt.'</w:t>
             </w:r>
           </w:p>
         </w:tc>
@@ -7017,7 +7015,7 @@
                 <w:color w:val="1A1A2E"/>
                 <w:sz w:val="18"/>
               </w:rPr>
-              <w:t>"Only I can sell this â€” I know the product too well"</w:t>
+              <w:t>"Only I can sell this - I know the product too well"</w:t>
             </w:r>
           </w:p>
         </w:tc>
@@ -7033,7 +7031,7 @@
                 <w:color w:val="1A1A2E"/>
                 <w:sz w:val="18"/>
               </w:rPr>
-              <w:t>'That's exactly why it hasn't scaled. We encode what you know into a system that runs without you.'</w:t>
+              <w:t>'That is exactly why it hasn't scaled. We encode what you know into a system that runs without you.'</w:t>
             </w:r>
           </w:p>
         </w:tc>
@@ -7067,7 +7065,7 @@
                 <w:color w:val="1A1A2E"/>
                 <w:sz w:val="18"/>
               </w:rPr>
-              <w:t>'If you're closing deals today â€” even 2 per month â€” you're ready. Waiting for readiness costs you the quarters in between.'</w:t>
+              <w:t>'If you're closing deals today - even 2 per month - you're ready. Waiting for readiness costs you the quarters in between.'</w:t>
             </w:r>
           </w:p>
         </w:tc>
@@ -7076,7 +7074,7 @@
     <w:p/>
     <w:p>
       <w:pPr>
-        <w:spacing w:before="200" w:after="100"/>
+        <w:spacing w:before="200" w:after="80"/>
       </w:pPr>
       <w:r>
         <w:rPr>
@@ -7101,10 +7099,9 @@
       </w:r>
       <w:r>
         <w:rPr>
-          <w:i/>
           <w:sz w:val="20"/>
         </w:rPr>
-        <w:t>the $3Mâ€“$10M ARR wall</w:t>
+        <w:t>the $3M-$10M ARR wall</w:t>
       </w:r>
     </w:p>
     <w:p>
@@ -7124,12 +7121,12 @@
           <w:i/>
           <w:sz w:val="20"/>
         </w:rPr>
-        <w:t>Most founders hit a ceiling at exactly your stage â€” not because the product isn't great, but because there's no system behind the revenue that doesn't depend on you being in the room.</w:t>
+        <w:t>Most founders hit a ceiling at exactly your stage - not because the product isn't great, but because there is no system behind the revenue that doesn't depend on you being in the room.</w:t>
       </w:r>
     </w:p>
     <w:p>
       <w:pPr>
-        <w:spacing w:before="200" w:after="100"/>
+        <w:spacing w:before="200" w:after="80"/>
       </w:pPr>
       <w:r>
         <w:rPr>
@@ -7137,7 +7134,7 @@
           <w:color w:val="1A1A2E"/>
           <w:sz w:val="21"/>
         </w:rPr>
-        <w:t>Persona 3 â€” 'The Revenue Leader Under Pressure'</w:t>
+        <w:t>Persona 3 - 'The Revenue Leader Under Pressure'</w:t>
       </w:r>
     </w:p>
     <w:p>
@@ -7150,12 +7147,12 @@
           <w:color w:val="1A1A2E"/>
           <w:sz w:val="20"/>
         </w:rPr>
-        <w:t>Segments: S3â€“S4</w:t>
+        <w:t>Segments: Segments S3-S4</w:t>
       </w:r>
     </w:p>
     <w:p>
       <w:pPr>
-        <w:spacing w:before="200" w:after="100"/>
+        <w:spacing w:before="200" w:after="80"/>
       </w:pPr>
       <w:r>
         <w:rPr>
@@ -7176,12 +7173,12 @@
           <w:color w:val="1A1A2E"/>
           <w:sz w:val="20"/>
         </w:rPr>
-        <w:t>VP Sales / CRO / Head of Revenue, 35â€“52, professional sales background. Managing 3â€“15 reps. Pipeline inconsistent. Board is asking questions. Has tried to fix sequence strategy internally, hasn't moved the needle. May be newly hired in last 90 days.</w:t>
+        <w:t>VP Sales / CRO / Head of Revenue, 35-52, professional sales background. Managing 3-15 reps. Pipeline inconsistent. Board is asking questions. Has tried to fix sequence strategy internally, has not moved the needle. May be newly hired in last 90 days.</w:t>
       </w:r>
     </w:p>
     <w:p>
       <w:pPr>
-        <w:spacing w:before="200" w:after="100"/>
+        <w:spacing w:before="200" w:after="80"/>
       </w:pPr>
       <w:r>
         <w:rPr>
@@ -7207,7 +7204,7 @@
     </w:p>
     <w:p>
       <w:pPr>
-        <w:spacing w:before="200" w:after="100"/>
+        <w:spacing w:before="200" w:after="80"/>
       </w:pPr>
       <w:r>
         <w:rPr>
@@ -7267,12 +7264,12 @@
           <w:color w:val="1A1A2E"/>
           <w:sz w:val="20"/>
         </w:rPr>
-        <w:t>"The board wants to see 2x pipeline â€” I need to show them a plan"</w:t>
+        <w:t>"The board wants to see 2x pipeline - I need to show them a plan"</w:t>
       </w:r>
     </w:p>
     <w:p>
       <w:pPr>
-        <w:spacing w:before="200" w:after="100"/>
+        <w:spacing w:before="200" w:after="80"/>
       </w:pPr>
       <w:r>
         <w:rPr>
@@ -7298,7 +7295,7 @@
     </w:p>
     <w:p>
       <w:pPr>
-        <w:spacing w:before="200" w:after="100"/>
+        <w:spacing w:before="200" w:after="80"/>
       </w:pPr>
       <w:r>
         <w:rPr>
@@ -7391,7 +7388,7 @@
                 <w:color w:val="1A1A2E"/>
                 <w:sz w:val="18"/>
               </w:rPr>
-              <w:t>'Those are execution tools. What we build is the intelligence layer above them â€” the signal model that tells your reps who to call today and why.'</w:t>
+              <w:t>'Those are execution tools. What we build is the intelligence layer above them - the signal model that tells your reps who to call today and why.'</w:t>
             </w:r>
           </w:p>
         </w:tc>
@@ -7425,7 +7422,7 @@
                 <w:color w:val="1A1A2E"/>
                 <w:sz w:val="18"/>
               </w:rPr>
-              <w:t>'They should be â€” and they will be, once the system exists. Right now they're building lists instead of having conversations.'</w:t>
+              <w:t>'They should be - and they will be, once the system exists. Right now they are building lists instead of having conversations.'</w:t>
             </w:r>
           </w:p>
         </w:tc>
@@ -7459,7 +7456,7 @@
                 <w:color w:val="1A1A2E"/>
                 <w:sz w:val="18"/>
               </w:rPr>
-              <w:t>'We'd expect that. What would a successful 90-day build look like for you specifically?'</w:t>
+              <w:t>'We would expect that. What would a successful 90-day build look like for you specifically?'</w:t>
             </w:r>
           </w:p>
         </w:tc>
@@ -7468,7 +7465,7 @@
     <w:p/>
     <w:p>
       <w:pPr>
-        <w:spacing w:before="200" w:after="100"/>
+        <w:spacing w:before="200" w:after="80"/>
       </w:pPr>
       <w:r>
         <w:rPr>
@@ -7493,7 +7490,6 @@
       </w:r>
       <w:r>
         <w:rPr>
-          <w:i/>
           <w:sz w:val="20"/>
         </w:rPr>
         <w:t>your SDRs aren't the problem</w:t>
@@ -7516,7 +7512,7 @@
           <w:i/>
           <w:sz w:val="20"/>
         </w:rPr>
-        <w:t>Your team is probably doing everything right â€” they're just spending 40% of their time building lists instead of talking to buyers.</w:t>
+        <w:t>Your team is probably doing everything right - they are just spending 40% of their time building lists instead of talking to buyers.</w:t>
       </w:r>
     </w:p>
     <w:p>
@@ -7537,7 +7533,7 @@
     </w:p>
     <w:p>
       <w:pPr>
-        <w:spacing w:before="200" w:after="100"/>
+        <w:spacing w:before="200" w:after="80"/>
       </w:pPr>
       <w:r>
         <w:rPr>
@@ -7550,7 +7546,7 @@
     </w:p>
     <w:p>
       <w:pPr>
-        <w:spacing w:before="200" w:after="100"/>
+        <w:spacing w:before="200" w:after="80"/>
       </w:pPr>
       <w:r>
         <w:rPr>
@@ -7558,7 +7554,7 @@
           <w:color w:val="1A1A2E"/>
           <w:sz w:val="21"/>
         </w:rPr>
-        <w:t>Signal A â€” SDR / Sales Hiring (highest urgency)</w:t>
+        <w:t>Signal A - SDR / Sales Hiring (highest urgency)</w:t>
       </w:r>
     </w:p>
     <w:p>
@@ -7571,7 +7567,7 @@
           <w:color w:val="1A1A2E"/>
           <w:sz w:val="20"/>
         </w:rPr>
-        <w:t>LinkedIn Jobs: "sales development representative" "SaaS" United States + Company size: 11â€“200</w:t>
+        <w:t>LinkedIn Jobs: "sales development representative" "SaaS" United States + Company size: 11-200</w:t>
       </w:r>
     </w:p>
     <w:p>
@@ -7584,7 +7580,7 @@
           <w:color w:val="1A1A2E"/>
           <w:sz w:val="20"/>
         </w:rPr>
-        <w:t>LinkedIn Jobs: "VP Sales" OR "Head of Revenue" "startup" + Company size: 11â€“200</w:t>
+        <w:t>LinkedIn Jobs: "VP Sales" OR "Head of Revenue" "startup" + Company size: 11-200</w:t>
       </w:r>
     </w:p>
     <w:p>
@@ -7597,12 +7593,12 @@
           <w:color w:val="1A1A2E"/>
           <w:sz w:val="20"/>
         </w:rPr>
-        <w:t>Apollo.io: Job title = SDR/BDR, recently posted, company size 10â€“200</w:t>
+        <w:t>Apollo.io: Job title = SDR/BDR, recently posted, company size 10-200</w:t>
       </w:r>
     </w:p>
     <w:p>
       <w:pPr>
-        <w:spacing w:before="200" w:after="100"/>
+        <w:spacing w:before="200" w:after="80"/>
       </w:pPr>
       <w:r>
         <w:rPr>
@@ -7610,7 +7606,7 @@
           <w:color w:val="1A1A2E"/>
           <w:sz w:val="21"/>
         </w:rPr>
-        <w:t>Signal B â€” ProductHunt Launch (B2B, last 60 days)</w:t>
+        <w:t>Signal B - ProductHunt Launch (B2B, last 60 days)</w:t>
       </w:r>
     </w:p>
     <w:p>
@@ -7623,7 +7619,7 @@
           <w:color w:val="1A1A2E"/>
           <w:sz w:val="20"/>
         </w:rPr>
-        <w:t>producthunt.com/topics/business-tools â†’ filter last 60 days â†’ B2B only â†’ 100+ upvotes</w:t>
+        <w:t>producthunt.com/topics/business-tools - filter last 60 days, B2B only, 100+ upvotes</w:t>
       </w:r>
     </w:p>
     <w:p>
@@ -7641,7 +7637,7 @@
     </w:p>
     <w:p>
       <w:pPr>
-        <w:spacing w:before="200" w:after="100"/>
+        <w:spacing w:before="200" w:after="80"/>
       </w:pPr>
       <w:r>
         <w:rPr>
@@ -7649,7 +7645,7 @@
           <w:color w:val="1A1A2E"/>
           <w:sz w:val="21"/>
         </w:rPr>
-        <w:t>Signal C â€” New VP Sales / CRO (&lt; 60 days in role)</w:t>
+        <w:t>Signal C - New VP Sales / CRO (under 60 days in role)</w:t>
       </w:r>
     </w:p>
     <w:p>
@@ -7662,7 +7658,7 @@
           <w:color w:val="1A1A2E"/>
           <w:sz w:val="20"/>
         </w:rPr>
-        <w:t>Apollo: Job change filter â†’ VP Sales / CRO â†’ Software â†’ 11â€“200 employees â†’ last 90 days</w:t>
+        <w:t>Apollo: Job change filter -&gt; VP Sales / CRO -&gt; Software -&gt; 11-200 employees -&gt; last 90 days</w:t>
       </w:r>
     </w:p>
     <w:p>
@@ -7675,12 +7671,12 @@
           <w:color w:val="1A1A2E"/>
           <w:sz w:val="20"/>
         </w:rPr>
-        <w:t>LinkedIn: 'Started new position' + 'VP Sales' â†’ filter by industry and size</w:t>
+        <w:t>LinkedIn: 'Started new position' + 'VP Sales' -&gt; filter by industry and size</w:t>
       </w:r>
     </w:p>
     <w:p>
       <w:pPr>
-        <w:spacing w:before="200" w:after="100"/>
+        <w:spacing w:before="200" w:after="80"/>
       </w:pPr>
       <w:r>
         <w:rPr>
@@ -7688,7 +7684,7 @@
           <w:color w:val="1A1A2E"/>
           <w:sz w:val="21"/>
         </w:rPr>
-        <w:t>Signal D â€” Recently Funded</w:t>
+        <w:t>Signal D - Recently Funded</w:t>
       </w:r>
     </w:p>
     <w:p>
@@ -7701,7 +7697,7 @@
           <w:color w:val="1A1A2E"/>
           <w:sz w:val="20"/>
         </w:rPr>
-        <w:t>Crunchbase: Seed / Series A â†’ last 90 days â†’ B2B SaaS â†’ US/UK â†’ 10â€“100 employees</w:t>
+        <w:t>Crunchbase: Seed / Series A -&gt; last 90 days -&gt; B2B SaaS -&gt; US/UK -&gt; 10-100 employees</w:t>
       </w:r>
     </w:p>
     <w:p>
@@ -7719,7 +7715,7 @@
     </w:p>
     <w:p>
       <w:pPr>
-        <w:spacing w:before="200" w:after="100"/>
+        <w:spacing w:before="200" w:after="80"/>
       </w:pPr>
       <w:r>
         <w:rPr>
@@ -7779,7 +7775,7 @@
           <w:color w:val="1A1A2E"/>
           <w:sz w:val="20"/>
         </w:rPr>
-        <w:t>Email found and verified (Hunter.io â‰¥ 70% confidence)</w:t>
+        <w:t>Email found and verified (Hunter.io 70%+ confidence)</w:t>
       </w:r>
     </w:p>
     <w:p>
@@ -7792,7 +7788,7 @@
           <w:color w:val="1A1A2E"/>
           <w:sz w:val="20"/>
         </w:rPr>
-        <w:t>LinkedIn profile reviewed â€” active in last 30 days?</w:t>
+        <w:t>LinkedIn profile reviewed - active in last 30 days?</w:t>
       </w:r>
     </w:p>
     <w:p>
@@ -7805,7 +7801,7 @@
           <w:color w:val="1A1A2E"/>
           <w:sz w:val="20"/>
         </w:rPr>
-        <w:t>Trigger event confirmed (specific signal)</w:t>
+        <w:t>Trigger event confirmed (the specific signal that puts them on the list)</w:t>
       </w:r>
     </w:p>
     <w:p>
@@ -7818,7 +7814,7 @@
           <w:color w:val="1A1A2E"/>
           <w:sz w:val="20"/>
         </w:rPr>
-        <w:t>ACV estimated (pricing page, G2 reviews, job post salary hints)</w:t>
+        <w:t>ACV estimated (pricing page, G2 reviews, or job post salary hints)</w:t>
       </w:r>
     </w:p>
     <w:p>
@@ -7857,12 +7853,12 @@
           <w:color w:val="1A1A2E"/>
           <w:sz w:val="20"/>
         </w:rPr>
-        <w:t>One personalisation anchor identified (specific post, news, product)</w:t>
+        <w:t>One personalisation anchor identified (post, news, product, job)</w:t>
       </w:r>
     </w:p>
     <w:p>
       <w:pPr>
-        <w:spacing w:before="200" w:after="100"/>
+        <w:spacing w:before="200" w:after="80"/>
       </w:pPr>
       <w:r>
         <w:rPr>
@@ -7883,7 +7879,7 @@
           <w:color w:val="1A1A2E"/>
           <w:sz w:val="20"/>
         </w:rPr>
-        <w:t>Consumer or B2C? â†’ If yes, disqualify immediately.</w:t>
+        <w:t>Consumer or B2C? -&gt; If yes, disqualify immediately.</w:t>
       </w:r>
     </w:p>
     <w:p>
@@ -7896,7 +7892,7 @@
           <w:color w:val="1A1A2E"/>
           <w:sz w:val="20"/>
         </w:rPr>
-        <w:t>ACV below $3K? â†’ If yes, economics don't work.</w:t>
+        <w:t>ACV below $3K? -&gt; If yes, economics don't work.</w:t>
       </w:r>
     </w:p>
     <w:p>
@@ -7909,7 +7905,7 @@
           <w:color w:val="1A1A2E"/>
           <w:sz w:val="20"/>
         </w:rPr>
-        <w:t>Full RevOps stack? â†’ If yes, wrong motion.</w:t>
+        <w:t>Full RevOps stack? -&gt; If yes, wrong motion.</w:t>
       </w:r>
     </w:p>
     <w:p>
@@ -8084,7 +8080,7 @@
                 <w:color w:val="1A1A2E"/>
                 <w:sz w:val="18"/>
               </w:rPr>
-              <w:t>SELLL builds the intelligence layer above sequences â€” signals, not just sends</w:t>
+              <w:t>SELLL builds the intelligence layer above sequences - signals, not just sends</w:t>
             </w:r>
           </w:p>
         </w:tc>
@@ -8184,7 +8180,7 @@
                 <w:color w:val="1A1A2E"/>
                 <w:sz w:val="18"/>
               </w:rPr>
-              <w:t>B2B SaaS, $15Kâ€“$40K/mo</w:t>
+              <w:t>B2B SaaS, $15K-$40K/mo</w:t>
             </w:r>
           </w:p>
         </w:tc>
@@ -8366,7 +8362,7 @@
           <w:color w:val="E8B830"/>
           <w:sz w:val="22"/>
         </w:rPr>
-        <w:t>"Other agencies write your emails. We build the system that knows who to send them to, when, and why â€” so every touchpoint is triggered by a signal, not a calendar."</w:t>
+        <w:t>"Other agencies write your emails. We build the system that knows who to send them to, when, and why - so every touchpoint is triggered by a signal, not a calendar."</w:t>
       </w:r>
     </w:p>
     <w:p>
@@ -8395,7 +8391,7 @@
           <w:color w:val="1A1A2E"/>
           <w:sz w:val="20"/>
         </w:rPr>
-        <w:t>You close 3+ deals from a segment outside these parameters â†’ update scoring weights</w:t>
+        <w:t>You close 3+ deals from a segment outside these parameters -&gt; update scoring weights</w:t>
       </w:r>
     </w:p>
     <w:p>
@@ -8408,7 +8404,7 @@
           <w:color w:val="1A1A2E"/>
           <w:sz w:val="20"/>
         </w:rPr>
-        <w:t>You lose 3+ deals to the same objection â†’ update pain point map and messaging</w:t>
+        <w:t>You lose 3+ deals to the same objection -&gt; update pain point map and messaging</w:t>
       </w:r>
     </w:p>
     <w:p>
@@ -8421,7 +8417,7 @@
           <w:color w:val="1A1A2E"/>
           <w:sz w:val="20"/>
         </w:rPr>
-        <w:t>SELLL adds a new service or delivery model â†’ update technographic fit criteria</w:t>
+        <w:t>SELLL adds a new service or delivery model -&gt; update technographic fit criteria</w:t>
       </w:r>
     </w:p>
     <w:p>
@@ -8434,7 +8430,7 @@
           <w:color w:val="1A1A2E"/>
           <w:sz w:val="20"/>
         </w:rPr>
-        <w:t>A major competitor changes pricing or targeting â†’ update competitive section</w:t>
+        <w:t>A major competitor changes pricing or targeting -&gt; update competitive section</w:t>
       </w:r>
     </w:p>
     <w:p>
@@ -8447,7 +8443,7 @@
           <w:color w:val="1A1A2E"/>
           <w:sz w:val="20"/>
         </w:rPr>
-        <w:t>Reply rates drop across all segments â†’ signal the ICP targeting has drifted</w:t>
+        <w:t>Reply rates drop across all segments -&gt; ICP targeting has drifted</w:t>
       </w:r>
     </w:p>
     <w:p>
@@ -8474,7 +8470,7 @@
           <w:color w:val="888888"/>
           <w:sz w:val="16"/>
         </w:rPr>
-        <w:t>SELLL Revenue Engine  Â·  Ideal Customer Profile  Â·  June 2026  Â·  Ophir Gold Edition</w:t>
+        <w:t>SELLL Revenue Engine  |  Ideal Customer Profile  |  June 2026  |  Ophir Gold Edition</w:t>
       </w:r>
     </w:p>
     <w:sectPr>
